--- a/assets/input/1934/1934.docx
+++ b/assets/input/1934/1934.docx
@@ -34502,7 +34502,7 @@
             </w14:solidFill>
           </w14:textFill>
         </w:rPr>
-        <w:t xml:space="preserve">We actually read some more </w:t>
+        <w:t>We actually read some more “Henry Esmond”, but</w:t>
       </w:r>
       <w:r>
         <w:rPr>
@@ -34521,26 +34521,1832 @@
             </w14:solidFill>
           </w14:textFill>
         </w:rPr>
+      </w:r>
+      <w:r>
+        <w:rPr>
+          <w:rFonts w:ascii="Garamond" w:hAnsi="Garamond"/>
+          <w:outline w:val="0"/>
+          <w:color w:val="000000"/>
+          <w:sz w:val="21"/>
+          <w:szCs w:val="21"/>
+          <w:u w:color="000000"/>
+          <w:shd w:val="clear" w:color="auto" w:fill="ffffff"/>
+          <w:rtl w:val="0"/>
+          <w:lang w:val="en-US"/>
+          <w14:textFill>
+            <w14:solidFill>
+              <w14:srgbClr w14:val="000000"/>
+            </w14:solidFill>
+          </w14:textFill>
+        </w:rPr>
+      </w:r>
+      <w:r>
+        <w:rPr>
+          <w:rFonts w:ascii="Garamond" w:hAnsi="Garamond" w:hint="default"/>
+          <w:outline w:val="0"/>
+          <w:color w:val="000000"/>
+          <w:sz w:val="21"/>
+          <w:szCs w:val="21"/>
+          <w:u w:color="000000"/>
+          <w:shd w:val="clear" w:color="auto" w:fill="ffffff"/>
+          <w:rtl w:val="0"/>
+          <w:lang w:val="en-US"/>
+          <w14:textFill>
+            <w14:solidFill>
+              <w14:srgbClr w14:val="000000"/>
+            </w14:solidFill>
+          </w14:textFill>
+        </w:rPr>
+      </w:r>
+      <w:r>
+        <w:rPr>
+          <w:rFonts w:ascii="Garamond" w:hAnsi="Garamond"/>
+          <w:outline w:val="0"/>
+          <w:color w:val="000000"/>
+          <w:sz w:val="21"/>
+          <w:szCs w:val="21"/>
+          <w:u w:color="000000"/>
+          <w:shd w:val="clear" w:color="auto" w:fill="ffffff"/>
+          <w:rtl w:val="0"/>
+          <w:lang w:val="en-US"/>
+          <w14:textFill>
+            <w14:solidFill>
+              <w14:srgbClr w14:val="000000"/>
+            </w14:solidFill>
+          </w14:textFill>
+        </w:rPr>
+        <w:t xml:space="preserve"> got to a boring part and I came away.</w:t>
+      </w:r>
+    </w:p>
+    <w:p>
+      <w:pPr>
+        <w:pStyle w:val="Body"/>
+        <w:spacing w:after="0" w:line="240" w:lineRule="auto"/>
+        <w:rPr>
+          <w:rFonts w:ascii="Garamond" w:cs="Garamond" w:hAnsi="Garamond" w:eastAsia="Garamond"/>
+          <w:sz w:val="24"/>
+          <w:szCs w:val="24"/>
+          <w:lang w:val="en-US"/>
+        </w:rPr>
+      </w:pPr>
+    </w:p>
+    <w:p>
+      <w:pPr>
+        <w:pStyle w:val="Body"/>
+        <w:spacing w:after="0" w:line="240" w:lineRule="auto"/>
+        <w:jc w:val="center"/>
+        <w:rPr>
+          <w:rFonts w:ascii="Garamond" w:cs="Garamond" w:hAnsi="Garamond" w:eastAsia="Garamond"/>
+          <w:sz w:val="24"/>
+          <w:szCs w:val="24"/>
+        </w:rPr>
+      </w:pPr>
+      <w:r>
+        <w:rPr>
+          <w:rFonts w:ascii="Garamond" w:hAnsi="Garamond"/>
+          <w:outline w:val="0"/>
+          <w:color w:val="000000"/>
+          <w:sz w:val="21"/>
+          <w:szCs w:val="21"/>
+          <w:u w:color="000000"/>
+          <w:shd w:val="clear" w:color="auto" w:fill="ffffff"/>
+          <w:rtl w:val="0"/>
+          <w:lang w:val="en-US"/>
+          <w14:textFill>
+            <w14:solidFill>
+              <w14:srgbClr w14:val="000000"/>
+            </w14:solidFill>
+          </w14:textFill>
+        </w:rPr>
+        <w:t>[152] Tuesday, May 15, 1934</w:t>
+      </w:r>
+    </w:p>
+    <w:p>
+      <w:pPr>
+        <w:pStyle w:val="Body"/>
+        <w:spacing w:after="0" w:line="240" w:lineRule="auto"/>
+        <w:rPr>
+          <w:rFonts w:ascii="Garamond" w:cs="Garamond" w:hAnsi="Garamond" w:eastAsia="Garamond"/>
+          <w:sz w:val="24"/>
+          <w:szCs w:val="24"/>
+        </w:rPr>
+      </w:pPr>
+      <w:r>
+        <w:rPr>
+          <w:rFonts w:ascii="Garamond" w:hAnsi="Garamond"/>
+          <w:outline w:val="0"/>
+          <w:color w:val="000000"/>
+          <w:sz w:val="21"/>
+          <w:szCs w:val="21"/>
+          <w:u w:color="000000"/>
+          <w:shd w:val="clear" w:color="auto" w:fill="ffffff"/>
+          <w:rtl w:val="0"/>
+          <w:lang w:val="en-US"/>
+          <w14:textFill>
+            <w14:solidFill>
+              <w14:srgbClr w14:val="000000"/>
+            </w14:solidFill>
+          </w14:textFill>
+        </w:rPr>
+        <w:t>Took the 3 o</w:t>
+      </w:r>
+      <w:r>
+        <w:rPr>
+          <w:rFonts w:ascii="Garamond" w:hAnsi="Garamond" w:hint="default"/>
+          <w:outline w:val="0"/>
+          <w:color w:val="000000"/>
+          <w:sz w:val="21"/>
+          <w:szCs w:val="21"/>
+          <w:u w:color="000000"/>
+          <w:shd w:val="clear" w:color="auto" w:fill="ffffff"/>
+          <w:rtl w:val="0"/>
+          <w:lang w:val="en-US"/>
+          <w14:textFill>
+            <w14:solidFill>
+              <w14:srgbClr w14:val="000000"/>
+            </w14:solidFill>
+          </w14:textFill>
+        </w:rPr>
+        <w:t>’</w:t>
+      </w:r>
+      <w:r>
+        <w:rPr>
+          <w:rFonts w:ascii="Garamond" w:hAnsi="Garamond"/>
+          <w:outline w:val="0"/>
+          <w:color w:val="000000"/>
+          <w:sz w:val="21"/>
+          <w:szCs w:val="21"/>
+          <w:u w:color="000000"/>
+          <w:shd w:val="clear" w:color="auto" w:fill="ffffff"/>
+          <w:rtl w:val="0"/>
+          <w:lang w:val="en-US"/>
+          <w14:textFill>
+            <w14:solidFill>
+              <w14:srgbClr w14:val="000000"/>
+            </w14:solidFill>
+          </w14:textFill>
+        </w:rPr>
+        <w:t>clock train that goes straight through (2d class sleeper most comfortable to</w:t>
+      </w:r>
+    </w:p>
+    <w:p>
+      <w:pPr>
+        <w:pStyle w:val="Body"/>
+        <w:spacing w:after="0" w:line="240" w:lineRule="auto"/>
+        <w:rPr>
+          <w:rFonts w:ascii="Garamond" w:cs="Garamond" w:hAnsi="Garamond" w:eastAsia="Garamond"/>
+          <w:sz w:val="24"/>
+          <w:szCs w:val="24"/>
+          <w:lang w:val="en-US"/>
+        </w:rPr>
+      </w:pPr>
+    </w:p>
+    <w:p>
+      <w:pPr>
+        <w:pStyle w:val="Body"/>
+        <w:spacing w:after="0" w:line="240" w:lineRule="auto"/>
+        <w:jc w:val="center"/>
+        <w:rPr>
+          <w:rFonts w:ascii="Garamond" w:cs="Garamond" w:hAnsi="Garamond" w:eastAsia="Garamond"/>
+          <w:sz w:val="24"/>
+          <w:szCs w:val="24"/>
+        </w:rPr>
+      </w:pPr>
+      <w:r>
+        <w:rPr>
+          <w:rFonts w:ascii="Garamond" w:hAnsi="Garamond"/>
+          <w:outline w:val="0"/>
+          <w:color w:val="000000"/>
+          <w:sz w:val="21"/>
+          <w:szCs w:val="21"/>
+          <w:u w:color="000000"/>
+          <w:shd w:val="clear" w:color="auto" w:fill="ffffff"/>
+          <w:rtl w:val="0"/>
+          <w:lang w:val="en-US"/>
+          <w14:textFill>
+            <w14:solidFill>
+              <w14:srgbClr w14:val="000000"/>
+            </w14:solidFill>
+          </w14:textFill>
+        </w:rPr>
+        <w:t>[153] Wednesday, May 16, 1934 St. Leonard</w:t>
+      </w:r>
+      <w:r>
+        <w:rPr>
+          <w:rFonts w:ascii="Garamond" w:hAnsi="Garamond" w:hint="default"/>
+          <w:outline w:val="0"/>
+          <w:color w:val="000000"/>
+          <w:sz w:val="21"/>
+          <w:szCs w:val="21"/>
+          <w:u w:color="000000"/>
+          <w:shd w:val="clear" w:color="auto" w:fill="ffffff"/>
+          <w:rtl w:val="0"/>
+          <w:lang w:val="en-US"/>
+          <w14:textFill>
+            <w14:solidFill>
+              <w14:srgbClr w14:val="000000"/>
+            </w14:solidFill>
+          </w14:textFill>
+        </w:rPr>
+        <w:t>’</w:t>
+      </w:r>
+      <w:r>
+        <w:rPr>
+          <w:rFonts w:ascii="Garamond" w:hAnsi="Garamond"/>
+          <w:outline w:val="0"/>
+          <w:color w:val="000000"/>
+          <w:sz w:val="21"/>
+          <w:szCs w:val="21"/>
+          <w:u w:color="000000"/>
+          <w:shd w:val="clear" w:color="auto" w:fill="ffffff"/>
+          <w:rtl w:val="0"/>
+          <w:lang w:val="en-US"/>
+          <w14:textFill>
+            <w14:solidFill>
+              <w14:srgbClr w14:val="000000"/>
+            </w14:solidFill>
+          </w14:textFill>
+        </w:rPr>
+        <w:t>s Terrace S.W. 3</w:t>
+      </w:r>
+    </w:p>
+    <w:p>
+      <w:pPr>
+        <w:pStyle w:val="Body"/>
+        <w:spacing w:after="0" w:line="240" w:lineRule="auto"/>
+        <w:rPr>
+          <w:rFonts w:ascii="Garamond" w:cs="Garamond" w:hAnsi="Garamond" w:eastAsia="Garamond"/>
+          <w:sz w:val="24"/>
+          <w:szCs w:val="24"/>
+        </w:rPr>
+      </w:pPr>
+      <w:r>
+        <w:rPr>
+          <w:rFonts w:ascii="Garamond" w:hAnsi="Garamond"/>
+          <w:outline w:val="0"/>
+          <w:color w:val="000000"/>
+          <w:sz w:val="21"/>
+          <w:szCs w:val="21"/>
+          <w:u w:color="000000"/>
+          <w:shd w:val="clear" w:color="auto" w:fill="ffffff"/>
+          <w:rtl w:val="0"/>
+          <w:lang w:val="en-US"/>
+          <w14:textFill>
+            <w14:solidFill>
+              <w14:srgbClr w14:val="000000"/>
+            </w14:solidFill>
+          </w14:textFill>
+        </w:rPr>
+        <w:t xml:space="preserve">Paris arriving at 9.45. Took the </w:t>
+      </w:r>
+      <w:r>
+        <w:rPr>
+          <w:rFonts w:ascii="Garamond" w:hAnsi="Garamond" w:hint="default"/>
+          <w:outline w:val="0"/>
+          <w:color w:val="000000"/>
+          <w:sz w:val="21"/>
+          <w:szCs w:val="21"/>
+          <w:u w:color="000000"/>
+          <w:shd w:val="clear" w:color="auto" w:fill="ffffff"/>
+          <w:rtl w:val="0"/>
+          <w:lang w:val="en-US"/>
+          <w14:textFill>
+            <w14:solidFill>
+              <w14:srgbClr w14:val="000000"/>
+            </w14:solidFill>
+          </w14:textFill>
+        </w:rPr>
+        <w:t>“</w:t>
+      </w:r>
+      <w:r>
+        <w:rPr>
+          <w:rFonts w:ascii="Garamond" w:hAnsi="Garamond"/>
+          <w:outline w:val="0"/>
+          <w:color w:val="000000"/>
+          <w:sz w:val="21"/>
+          <w:szCs w:val="21"/>
+          <w:u w:color="000000"/>
+          <w:shd w:val="clear" w:color="auto" w:fill="ffffff"/>
+          <w:rtl w:val="0"/>
+          <w:lang w:val="en-US"/>
+          <w14:textFill>
+            <w14:solidFill>
+              <w14:srgbClr w14:val="000000"/>
+            </w14:solidFill>
+          </w14:textFill>
+        </w:rPr>
+        <w:t>Silver Wing</w:t>
+      </w:r>
+      <w:r>
+        <w:rPr>
+          <w:rFonts w:ascii="Garamond" w:hAnsi="Garamond" w:hint="default"/>
+          <w:outline w:val="0"/>
+          <w:color w:val="000000"/>
+          <w:sz w:val="21"/>
+          <w:szCs w:val="21"/>
+          <w:u w:color="000000"/>
+          <w:shd w:val="clear" w:color="auto" w:fill="ffffff"/>
+          <w:rtl w:val="0"/>
+          <w:lang w:val="en-US"/>
+          <w14:textFill>
+            <w14:solidFill>
+              <w14:srgbClr w14:val="000000"/>
+            </w14:solidFill>
+          </w14:textFill>
+        </w:rPr>
+        <w:t xml:space="preserve">” </w:t>
+      </w:r>
+      <w:r>
+        <w:rPr>
+          <w:rFonts w:ascii="Garamond" w:hAnsi="Garamond"/>
+          <w:outline w:val="0"/>
+          <w:color w:val="000000"/>
+          <w:sz w:val="21"/>
+          <w:szCs w:val="21"/>
+          <w:u w:color="000000"/>
+          <w:shd w:val="clear" w:color="auto" w:fill="ffffff"/>
+          <w:rtl w:val="0"/>
+          <w:lang w:val="en-US"/>
+          <w14:textFill>
+            <w14:solidFill>
+              <w14:srgbClr w14:val="000000"/>
+            </w14:solidFill>
+          </w14:textFill>
+        </w:rPr>
+        <w:t>airplane and reached Alys</w:t>
+      </w:r>
+      <w:r>
+        <w:rPr>
+          <w:rFonts w:ascii="Garamond" w:hAnsi="Garamond" w:hint="default"/>
+          <w:outline w:val="0"/>
+          <w:color w:val="000000"/>
+          <w:sz w:val="21"/>
+          <w:szCs w:val="21"/>
+          <w:u w:color="000000"/>
+          <w:shd w:val="clear" w:color="auto" w:fill="ffffff"/>
+          <w:rtl w:val="0"/>
+          <w:lang w:val="en-US"/>
+          <w14:textFill>
+            <w14:solidFill>
+              <w14:srgbClr w14:val="000000"/>
+            </w14:solidFill>
+          </w14:textFill>
+        </w:rPr>
+        <w:t xml:space="preserve">’ </w:t>
+      </w:r>
+      <w:r>
+        <w:rPr>
+          <w:rFonts w:ascii="Garamond" w:hAnsi="Garamond"/>
+          <w:outline w:val="0"/>
+          <w:color w:val="000000"/>
+          <w:sz w:val="21"/>
+          <w:szCs w:val="21"/>
+          <w:u w:color="000000"/>
+          <w:shd w:val="clear" w:color="auto" w:fill="ffffff"/>
+          <w:rtl w:val="0"/>
+          <w:lang w:val="en-US"/>
+          <w14:textFill>
+            <w14:solidFill>
+              <w14:srgbClr w14:val="000000"/>
+            </w14:solidFill>
+          </w14:textFill>
+        </w:rPr>
+        <w:t>at 3.30 just 24 hours from Florence. Elizabeth crossed by boat w. my trunk.</w:t>
+      </w:r>
+    </w:p>
+    <w:p>
+      <w:pPr>
+        <w:pStyle w:val="Body"/>
+        <w:spacing w:after="0" w:line="240" w:lineRule="auto"/>
+        <w:rPr>
+          <w:rFonts w:ascii="Garamond" w:cs="Garamond" w:hAnsi="Garamond" w:eastAsia="Garamond"/>
+          <w:sz w:val="24"/>
+          <w:szCs w:val="24"/>
+        </w:rPr>
+      </w:pPr>
+      <w:r>
+        <w:rPr>
+          <w:rFonts w:ascii="Garamond" w:hAnsi="Garamond"/>
+          <w:outline w:val="0"/>
+          <w:color w:val="000000"/>
+          <w:sz w:val="21"/>
+          <w:szCs w:val="21"/>
+          <w:u w:color="000000"/>
+          <w:shd w:val="clear" w:color="auto" w:fill="ffffff"/>
+          <w:rtl w:val="0"/>
+          <w:lang w:val="en-US"/>
+          <w14:textFill>
+            <w14:solidFill>
+              <w14:srgbClr w14:val="000000"/>
+            </w14:solidFill>
+          </w14:textFill>
+        </w:rPr>
+        <w:t>Ray and Karin came to dine, both looking very well. Alys and Logan ditto.</w:t>
+      </w:r>
+    </w:p>
+    <w:p>
+      <w:pPr>
+        <w:pStyle w:val="Body"/>
+        <w:spacing w:after="0" w:line="240" w:lineRule="auto"/>
+        <w:rPr>
+          <w:rFonts w:ascii="Garamond" w:cs="Garamond" w:hAnsi="Garamond" w:eastAsia="Garamond"/>
+          <w:sz w:val="24"/>
+          <w:szCs w:val="24"/>
+          <w:lang w:val="en-US"/>
+        </w:rPr>
+      </w:pPr>
+    </w:p>
+    <w:p>
+      <w:pPr>
+        <w:pStyle w:val="Body"/>
+        <w:spacing w:after="0" w:line="240" w:lineRule="auto"/>
+        <w:jc w:val="center"/>
+        <w:rPr>
+          <w:rFonts w:ascii="Garamond" w:cs="Garamond" w:hAnsi="Garamond" w:eastAsia="Garamond"/>
+          <w:sz w:val="24"/>
+          <w:szCs w:val="24"/>
+        </w:rPr>
+      </w:pPr>
+      <w:r>
+        <w:rPr>
+          <w:rFonts w:ascii="Garamond" w:hAnsi="Garamond"/>
+          <w:outline w:val="0"/>
+          <w:color w:val="000000"/>
+          <w:sz w:val="21"/>
+          <w:szCs w:val="21"/>
+          <w:u w:color="000000"/>
+          <w:shd w:val="clear" w:color="auto" w:fill="ffffff"/>
+          <w:rtl w:val="0"/>
+          <w:lang w:val="en-US"/>
+          <w14:textFill>
+            <w14:solidFill>
+              <w14:srgbClr w14:val="000000"/>
+            </w14:solidFill>
+          </w14:textFill>
+        </w:rPr>
+        <w:t>[154] Thursday, May 17, 1934 London</w:t>
+      </w:r>
+    </w:p>
+    <w:p>
+      <w:pPr>
+        <w:pStyle w:val="Body"/>
+        <w:spacing w:after="0" w:line="240" w:lineRule="auto"/>
+        <w:rPr>
+          <w:rFonts w:ascii="Garamond" w:cs="Garamond" w:hAnsi="Garamond" w:eastAsia="Garamond"/>
+          <w:sz w:val="24"/>
+          <w:szCs w:val="24"/>
+        </w:rPr>
+      </w:pPr>
+      <w:r>
+        <w:rPr>
+          <w:rFonts w:ascii="Garamond" w:hAnsi="Garamond"/>
+          <w:outline w:val="0"/>
+          <w:color w:val="000000"/>
+          <w:sz w:val="21"/>
+          <w:szCs w:val="21"/>
+          <w:u w:color="000000"/>
+          <w:shd w:val="clear" w:color="auto" w:fill="ffffff"/>
+          <w:rtl w:val="0"/>
+          <w:lang w:val="en-US"/>
+          <w14:textFill>
+            <w14:solidFill>
+              <w14:srgbClr w14:val="000000"/>
+            </w14:solidFill>
+          </w14:textFill>
+        </w:rPr>
+        <w:t>It seems very cold. I had a quiet day to rest, though really I did not feel tired.</w:t>
+      </w:r>
+    </w:p>
+    <w:p>
+      <w:pPr>
+        <w:pStyle w:val="Body"/>
+        <w:spacing w:after="0" w:line="240" w:lineRule="auto"/>
+        <w:rPr>
+          <w:rFonts w:ascii="Garamond" w:cs="Garamond" w:hAnsi="Garamond" w:eastAsia="Garamond"/>
+          <w:sz w:val="24"/>
+          <w:szCs w:val="24"/>
+        </w:rPr>
+      </w:pPr>
+      <w:r>
+        <w:rPr>
+          <w:rFonts w:ascii="Garamond" w:hAnsi="Garamond"/>
+          <w:outline w:val="0"/>
+          <w:color w:val="000000"/>
+          <w:sz w:val="21"/>
+          <w:szCs w:val="21"/>
+          <w:u w:color="000000"/>
+          <w:shd w:val="clear" w:color="auto" w:fill="ffffff"/>
+          <w:rtl w:val="0"/>
+          <w:lang w:val="en-US"/>
+          <w14:textFill>
+            <w14:solidFill>
+              <w14:srgbClr w14:val="000000"/>
+            </w14:solidFill>
+          </w14:textFill>
+        </w:rPr>
+        <w:t xml:space="preserve">Karin and Judith came to dine, Judith taller than me and promising to be very handsome. Ray dined too and she and I talked till 11. She has arranged to do </w:t>
+      </w:r>
+      <w:r>
+        <w:rPr>
+          <w:rFonts w:ascii="Garamond" w:hAnsi="Garamond" w:hint="default"/>
+          <w:outline w:val="0"/>
+          <w:color w:val="000000"/>
+          <w:sz w:val="21"/>
+          <w:szCs w:val="21"/>
+          <w:u w:color="000000"/>
+          <w:shd w:val="clear" w:color="auto" w:fill="ffffff"/>
+          <w:rtl w:val="0"/>
+          <w:lang w:val="en-US"/>
+          <w14:textFill>
+            <w14:solidFill>
+              <w14:srgbClr w14:val="000000"/>
+            </w14:solidFill>
+          </w14:textFill>
+        </w:rPr>
+        <w:t xml:space="preserve">½ </w:t>
+      </w:r>
+      <w:r>
+        <w:rPr>
+          <w:rFonts w:ascii="Garamond" w:hAnsi="Garamond"/>
+          <w:outline w:val="0"/>
+          <w:color w:val="000000"/>
+          <w:sz w:val="21"/>
+          <w:szCs w:val="21"/>
+          <w:u w:color="000000"/>
+          <w:shd w:val="clear" w:color="auto" w:fill="ffffff"/>
+          <w:rtl w:val="0"/>
+          <w:lang w:val="en-US"/>
+          <w14:textFill>
+            <w14:solidFill>
+              <w14:srgbClr w14:val="000000"/>
+            </w14:solidFill>
+          </w14:textFill>
+        </w:rPr>
+        <w:t>time work for Lady Astor, only the Parliamentary things that interest her.</w:t>
+      </w:r>
+    </w:p>
+    <w:p>
+      <w:pPr>
+        <w:pStyle w:val="Body"/>
+        <w:spacing w:after="0" w:line="240" w:lineRule="auto"/>
+        <w:rPr>
+          <w:rFonts w:ascii="Garamond" w:cs="Garamond" w:hAnsi="Garamond" w:eastAsia="Garamond"/>
+          <w:sz w:val="24"/>
+          <w:szCs w:val="24"/>
+          <w:lang w:val="en-US"/>
+        </w:rPr>
+      </w:pPr>
+    </w:p>
+    <w:p>
+      <w:pPr>
+        <w:pStyle w:val="Body"/>
+        <w:spacing w:after="0" w:line="240" w:lineRule="auto"/>
+        <w:jc w:val="center"/>
+        <w:rPr>
+          <w:rFonts w:ascii="Garamond" w:cs="Garamond" w:hAnsi="Garamond" w:eastAsia="Garamond"/>
+          <w:sz w:val="24"/>
+          <w:szCs w:val="24"/>
+        </w:rPr>
+      </w:pPr>
+      <w:r>
+        <w:rPr>
+          <w:rFonts w:ascii="Garamond" w:hAnsi="Garamond"/>
+          <w:outline w:val="0"/>
+          <w:color w:val="000000"/>
+          <w:sz w:val="21"/>
+          <w:szCs w:val="21"/>
+          <w:u w:color="000000"/>
+          <w:shd w:val="clear" w:color="auto" w:fill="ffffff"/>
+          <w:rtl w:val="0"/>
+          <w:lang w:val="en-US"/>
+          <w14:textFill>
+            <w14:solidFill>
+              <w14:srgbClr w14:val="000000"/>
+            </w14:solidFill>
+          </w14:textFill>
+        </w:rPr>
+        <w:t>[155] Friday, May 18, 1934</w:t>
+      </w:r>
+    </w:p>
+    <w:p>
+      <w:pPr>
+        <w:pStyle w:val="Body"/>
+        <w:spacing w:after="0" w:line="240" w:lineRule="auto"/>
+        <w:rPr>
+          <w:rFonts w:ascii="Garamond" w:cs="Garamond" w:hAnsi="Garamond" w:eastAsia="Garamond"/>
+          <w:sz w:val="24"/>
+          <w:szCs w:val="24"/>
+        </w:rPr>
+      </w:pPr>
+      <w:r>
+        <w:rPr>
+          <w:rFonts w:ascii="Garamond" w:hAnsi="Garamond" w:hint="default"/>
+          <w:outline w:val="0"/>
+          <w:color w:val="000000"/>
+          <w:sz w:val="21"/>
+          <w:szCs w:val="21"/>
+          <w:u w:color="000000"/>
+          <w:shd w:val="clear" w:color="auto" w:fill="ffffff"/>
+          <w:rtl w:val="0"/>
+          <w:lang w:val="en-US"/>
+          <w14:textFill>
+            <w14:solidFill>
+              <w14:srgbClr w14:val="000000"/>
+            </w14:solidFill>
+          </w14:textFill>
+        </w:rPr>
+        <w:t>…</w:t>
+      </w:r>
+      <w:r>
+        <w:rPr>
+          <w:rFonts w:ascii="Garamond" w:hAnsi="Garamond"/>
+          <w:outline w:val="0"/>
+          <w:color w:val="000000"/>
+          <w:sz w:val="21"/>
+          <w:szCs w:val="21"/>
+          <w:u w:color="000000"/>
+          <w:shd w:val="clear" w:color="auto" w:fill="ffffff"/>
+          <w:rtl w:val="0"/>
+          <w:lang w:val="en-US"/>
+          <w14:textFill>
+            <w14:solidFill>
+              <w14:srgbClr w14:val="000000"/>
+            </w14:solidFill>
+          </w14:textFill>
+        </w:rPr>
+        <w:t>. the London Library, extracted Ray from her den at Lady Astor</w:t>
+      </w:r>
+      <w:r>
+        <w:rPr>
+          <w:rFonts w:ascii="Garamond" w:hAnsi="Garamond" w:hint="default"/>
+          <w:outline w:val="0"/>
+          <w:color w:val="000000"/>
+          <w:sz w:val="21"/>
+          <w:szCs w:val="21"/>
+          <w:u w:color="000000"/>
+          <w:shd w:val="clear" w:color="auto" w:fill="ffffff"/>
+          <w:rtl w:val="0"/>
+          <w:lang w:val="en-US"/>
+          <w14:textFill>
+            <w14:solidFill>
+              <w14:srgbClr w14:val="000000"/>
+            </w14:solidFill>
+          </w14:textFill>
+        </w:rPr>
+        <w:t>’</w:t>
+      </w:r>
+      <w:r>
+        <w:rPr>
+          <w:rFonts w:ascii="Garamond" w:hAnsi="Garamond"/>
+          <w:outline w:val="0"/>
+          <w:color w:val="000000"/>
+          <w:sz w:val="21"/>
+          <w:szCs w:val="21"/>
+          <w:u w:color="000000"/>
+          <w:shd w:val="clear" w:color="auto" w:fill="ffffff"/>
+          <w:rtl w:val="0"/>
+          <w:lang w:val="en-US"/>
+          <w14:textFill>
+            <w14:solidFill>
+              <w14:srgbClr w14:val="000000"/>
+            </w14:solidFill>
+          </w14:textFill>
+        </w:rPr>
+        <w:t>s where she sits w. 3 telephones and endless newspaper files and Blue-books etc.</w:t>
+      </w:r>
+    </w:p>
+    <w:p>
+      <w:pPr>
+        <w:pStyle w:val="Body"/>
+        <w:spacing w:after="0" w:line="240" w:lineRule="auto"/>
+        <w:rPr>
+          <w:rFonts w:ascii="Garamond" w:cs="Garamond" w:hAnsi="Garamond" w:eastAsia="Garamond"/>
+          <w:sz w:val="24"/>
+          <w:szCs w:val="24"/>
+        </w:rPr>
+      </w:pPr>
+      <w:r>
+        <w:rPr>
+          <w:rFonts w:ascii="Garamond" w:hAnsi="Garamond"/>
+          <w:outline w:val="0"/>
+          <w:color w:val="000000"/>
+          <w:sz w:val="21"/>
+          <w:szCs w:val="21"/>
+          <w:u w:color="000000"/>
+          <w:shd w:val="clear" w:color="auto" w:fill="ffffff"/>
+          <w:rtl w:val="0"/>
+          <w:lang w:val="en-US"/>
+          <w14:textFill>
+            <w14:solidFill>
+              <w14:srgbClr w14:val="000000"/>
+            </w14:solidFill>
+          </w14:textFill>
+        </w:rPr>
+        <w:t>Lunched most pleasantly with her and Oliver and then came back to rest. We tuned in the G</w:t>
+      </w:r>
+      <w:r>
+        <w:rPr>
+          <w:rFonts w:ascii="Garamond" w:hAnsi="Garamond" w:hint="default"/>
+          <w:outline w:val="0"/>
+          <w:color w:val="000000"/>
+          <w:sz w:val="21"/>
+          <w:szCs w:val="21"/>
+          <w:u w:color="000000"/>
+          <w:shd w:val="clear" w:color="auto" w:fill="ffffff"/>
+          <w:rtl w:val="0"/>
+          <w:lang w:val="en-US"/>
+          <w14:textFill>
+            <w14:solidFill>
+              <w14:srgbClr w14:val="000000"/>
+            </w14:solidFill>
+          </w14:textFill>
+        </w:rPr>
+        <w:t>ö</w:t>
+      </w:r>
+      <w:r>
+        <w:rPr>
+          <w:rFonts w:ascii="Garamond" w:hAnsi="Garamond"/>
+          <w:outline w:val="0"/>
+          <w:color w:val="000000"/>
+          <w:sz w:val="21"/>
+          <w:szCs w:val="21"/>
+          <w:u w:color="000000"/>
+          <w:shd w:val="clear" w:color="auto" w:fill="ffffff"/>
+          <w:rtl w:val="0"/>
+          <w:lang w:val="en-US"/>
+          <w14:textFill>
+            <w14:solidFill>
+              <w14:srgbClr w14:val="000000"/>
+            </w14:solidFill>
+          </w14:textFill>
+        </w:rPr>
+        <w:t>tterdammerung (last Act) in the evening, but I couldn</w:t>
+      </w:r>
+      <w:r>
+        <w:rPr>
+          <w:rFonts w:ascii="Garamond" w:hAnsi="Garamond" w:hint="default"/>
+          <w:outline w:val="0"/>
+          <w:color w:val="000000"/>
+          <w:sz w:val="21"/>
+          <w:szCs w:val="21"/>
+          <w:u w:color="000000"/>
+          <w:shd w:val="clear" w:color="auto" w:fill="ffffff"/>
+          <w:rtl w:val="0"/>
+          <w:lang w:val="en-US"/>
+          <w14:textFill>
+            <w14:solidFill>
+              <w14:srgbClr w14:val="000000"/>
+            </w14:solidFill>
+          </w14:textFill>
+        </w:rPr>
+        <w:t>’</w:t>
+      </w:r>
+      <w:r>
+        <w:rPr>
+          <w:rFonts w:ascii="Garamond" w:hAnsi="Garamond"/>
+          <w:outline w:val="0"/>
+          <w:color w:val="000000"/>
+          <w:sz w:val="21"/>
+          <w:szCs w:val="21"/>
+          <w:u w:color="000000"/>
+          <w:shd w:val="clear" w:color="auto" w:fill="ffffff"/>
+          <w:rtl w:val="0"/>
+          <w:lang w:val="en-US"/>
+          <w14:textFill>
+            <w14:solidFill>
+              <w14:srgbClr w14:val="000000"/>
+            </w14:solidFill>
+          </w14:textFill>
+        </w:rPr>
+        <w:t>t endure it, in spite of its occasional surpassing beauty.</w:t>
+      </w:r>
+    </w:p>
+    <w:p>
+      <w:pPr>
+        <w:pStyle w:val="Body"/>
+        <w:spacing w:after="0" w:line="240" w:lineRule="auto"/>
+        <w:rPr>
+          <w:rFonts w:ascii="Garamond" w:cs="Garamond" w:hAnsi="Garamond" w:eastAsia="Garamond"/>
+          <w:sz w:val="24"/>
+          <w:szCs w:val="24"/>
+          <w:lang w:val="en-US"/>
+        </w:rPr>
+      </w:pPr>
+    </w:p>
+    <w:p>
+      <w:pPr>
+        <w:pStyle w:val="Body"/>
+        <w:spacing w:after="0" w:line="240" w:lineRule="auto"/>
+        <w:jc w:val="center"/>
+        <w:rPr>
+          <w:rFonts w:ascii="Garamond" w:cs="Garamond" w:hAnsi="Garamond" w:eastAsia="Garamond"/>
+          <w:outline w:val="0"/>
+          <w:color w:val="000000"/>
+          <w:sz w:val="21"/>
+          <w:szCs w:val="21"/>
+          <w:u w:color="000000"/>
+          <w:shd w:val="clear" w:color="auto" w:fill="ffffff"/>
+          <w14:textFill>
+            <w14:solidFill>
+              <w14:srgbClr w14:val="000000"/>
+            </w14:solidFill>
+          </w14:textFill>
+        </w:rPr>
+      </w:pPr>
+      <w:r>
+        <w:rPr>
+          <w:rFonts w:ascii="Garamond" w:hAnsi="Garamond"/>
+          <w:outline w:val="0"/>
+          <w:color w:val="000000"/>
+          <w:sz w:val="21"/>
+          <w:szCs w:val="21"/>
+          <w:u w:color="000000"/>
+          <w:shd w:val="clear" w:color="auto" w:fill="ffffff"/>
+          <w:rtl w:val="0"/>
+          <w:lang w:val="en-US"/>
+          <w14:textFill>
+            <w14:solidFill>
+              <w14:srgbClr w14:val="000000"/>
+            </w14:solidFill>
+          </w14:textFill>
+        </w:rPr>
+        <w:t>[156] Saturday, May 19, 1934, Mud Cottage</w:t>
+      </w:r>
+    </w:p>
+    <w:p>
+      <w:pPr>
+        <w:pStyle w:val="Body"/>
+        <w:spacing w:after="0" w:line="240" w:lineRule="auto"/>
+        <w:rPr>
+          <w:rFonts w:ascii="Garamond" w:cs="Garamond" w:hAnsi="Garamond" w:eastAsia="Garamond"/>
+          <w:sz w:val="24"/>
+          <w:szCs w:val="24"/>
+        </w:rPr>
+      </w:pPr>
+      <w:r>
+        <w:rPr>
+          <w:rFonts w:ascii="Garamond" w:hAnsi="Garamond"/>
+          <w:outline w:val="0"/>
+          <w:color w:val="000000"/>
+          <w:sz w:val="21"/>
+          <w:szCs w:val="21"/>
+          <w:u w:color="000000"/>
+          <w:shd w:val="clear" w:color="auto" w:fill="ffffff"/>
+          <w:rtl w:val="0"/>
+          <w:lang w:val="en-US"/>
+          <w14:textFill>
+            <w14:solidFill>
+              <w14:srgbClr w14:val="000000"/>
+            </w14:solidFill>
+          </w14:textFill>
+        </w:rPr>
+        <w:t xml:space="preserve">Came down by train in time for lunch. Karin came after. The </w:t>
+      </w:r>
+      <w:r>
+        <w:rPr>
+          <w:rFonts w:ascii="Garamond" w:hAnsi="Garamond" w:hint="default"/>
+          <w:outline w:val="0"/>
+          <w:color w:val="000000"/>
+          <w:sz w:val="21"/>
+          <w:szCs w:val="21"/>
+          <w:u w:color="000000"/>
+          <w:shd w:val="clear" w:color="auto" w:fill="ffffff"/>
+          <w:rtl w:val="0"/>
+          <w:lang w:val="en-US"/>
+          <w14:textFill>
+            <w14:solidFill>
+              <w14:srgbClr w14:val="000000"/>
+            </w14:solidFill>
+          </w14:textFill>
+        </w:rPr>
+        <w:t>…</w:t>
+      </w:r>
+      <w:r>
+        <w:rPr>
+          <w:rFonts w:ascii="Garamond" w:hAnsi="Garamond"/>
+          <w:outline w:val="0"/>
+          <w:color w:val="000000"/>
+          <w:sz w:val="21"/>
+          <w:szCs w:val="21"/>
+          <w:u w:color="000000"/>
+          <w:shd w:val="clear" w:color="auto" w:fill="ffffff"/>
+          <w:rtl w:val="0"/>
+          <w:lang w:val="en-US"/>
+          <w14:textFill>
+            <w14:solidFill>
+              <w14:srgbClr w14:val="000000"/>
+            </w14:solidFill>
+          </w14:textFill>
+        </w:rPr>
+        <w:t>. is a mass of bluebells. Too lovely! Karin came later. Alys Grove and Satty Fairchild came to call.</w:t>
+      </w:r>
+    </w:p>
+    <w:p>
+      <w:pPr>
+        <w:pStyle w:val="Body"/>
+        <w:spacing w:after="0" w:line="240" w:lineRule="auto"/>
+        <w:rPr>
+          <w:rFonts w:ascii="Garamond" w:cs="Garamond" w:hAnsi="Garamond" w:eastAsia="Garamond"/>
+          <w:sz w:val="24"/>
+          <w:szCs w:val="24"/>
+          <w:lang w:val="en-US"/>
+        </w:rPr>
+      </w:pPr>
+    </w:p>
+    <w:p>
+      <w:pPr>
+        <w:pStyle w:val="Body"/>
+        <w:spacing w:after="0" w:line="240" w:lineRule="auto"/>
+        <w:jc w:val="center"/>
+        <w:rPr>
+          <w:rFonts w:ascii="Garamond" w:cs="Garamond" w:hAnsi="Garamond" w:eastAsia="Garamond"/>
+          <w:sz w:val="24"/>
+          <w:szCs w:val="24"/>
+        </w:rPr>
+      </w:pPr>
+      <w:r>
+        <w:rPr>
+          <w:rFonts w:ascii="Garamond" w:hAnsi="Garamond"/>
+          <w:outline w:val="0"/>
+          <w:color w:val="000000"/>
+          <w:sz w:val="21"/>
+          <w:szCs w:val="21"/>
+          <w:u w:color="000000"/>
+          <w:shd w:val="clear" w:color="auto" w:fill="ffffff"/>
+          <w:rtl w:val="0"/>
+          <w:lang w:val="en-US"/>
+          <w14:textFill>
+            <w14:solidFill>
+              <w14:srgbClr w14:val="000000"/>
+            </w14:solidFill>
+          </w14:textFill>
+        </w:rPr>
+        <w:t>[157] Sunday, May 20, 1934</w:t>
+      </w:r>
+    </w:p>
+    <w:p>
+      <w:pPr>
+        <w:pStyle w:val="Body"/>
+        <w:spacing w:after="0" w:line="240" w:lineRule="auto"/>
+        <w:rPr>
+          <w:rFonts w:ascii="Garamond" w:cs="Garamond" w:hAnsi="Garamond" w:eastAsia="Garamond"/>
+          <w:sz w:val="24"/>
+          <w:szCs w:val="24"/>
+        </w:rPr>
+      </w:pPr>
+      <w:r>
+        <w:rPr>
+          <w:rFonts w:ascii="Garamond" w:hAnsi="Garamond"/>
+          <w:outline w:val="0"/>
+          <w:color w:val="000000"/>
+          <w:sz w:val="21"/>
+          <w:szCs w:val="21"/>
+          <w:u w:color="000000"/>
+          <w:shd w:val="clear" w:color="auto" w:fill="ffffff"/>
+          <w:rtl w:val="0"/>
+          <w:lang w:val="en-US"/>
+          <w14:textFill>
+            <w14:solidFill>
+              <w14:srgbClr w14:val="000000"/>
+            </w14:solidFill>
+          </w14:textFill>
+        </w:rPr>
+        <w:t>Heavenly day. Ray and Karin laying the foundations of the new house Ray and Xtofer are building. Karin read me her lecture and I undertook to finish it.</w:t>
+      </w:r>
+    </w:p>
+    <w:p>
+      <w:pPr>
+        <w:pStyle w:val="Body"/>
+        <w:spacing w:after="0" w:line="240" w:lineRule="auto"/>
+        <w:rPr>
+          <w:rFonts w:ascii="Garamond" w:cs="Garamond" w:hAnsi="Garamond" w:eastAsia="Garamond"/>
+          <w:sz w:val="24"/>
+          <w:szCs w:val="24"/>
+        </w:rPr>
+      </w:pPr>
+      <w:r>
+        <w:rPr>
+          <w:rFonts w:ascii="Garamond" w:hAnsi="Garamond"/>
+          <w:outline w:val="0"/>
+          <w:color w:val="000000"/>
+          <w:sz w:val="21"/>
+          <w:szCs w:val="21"/>
+          <w:u w:color="000000"/>
+          <w:shd w:val="clear" w:color="auto" w:fill="ffffff"/>
+          <w:rtl w:val="0"/>
+          <w:lang w:val="en-US"/>
+          <w14:textFill>
+            <w14:solidFill>
+              <w14:srgbClr w14:val="000000"/>
+            </w14:solidFill>
+          </w14:textFill>
+        </w:rPr>
+        <w:t>Mascha von Heiratz is dead. Another 10 I have remembered but they have sunk into oblivion again. 1428-1438.</w:t>
+      </w:r>
+    </w:p>
+    <w:p>
+      <w:pPr>
+        <w:pStyle w:val="Body"/>
+        <w:spacing w:after="0" w:line="240" w:lineRule="auto"/>
+        <w:rPr>
+          <w:rFonts w:ascii="Garamond" w:cs="Garamond" w:hAnsi="Garamond" w:eastAsia="Garamond"/>
+          <w:sz w:val="24"/>
+          <w:szCs w:val="24"/>
+          <w:lang w:val="en-US"/>
+        </w:rPr>
+      </w:pPr>
+    </w:p>
+    <w:p>
+      <w:pPr>
+        <w:pStyle w:val="Body"/>
+        <w:spacing w:after="0" w:line="240" w:lineRule="auto"/>
+        <w:jc w:val="center"/>
+        <w:rPr>
+          <w:rFonts w:ascii="Garamond" w:cs="Garamond" w:hAnsi="Garamond" w:eastAsia="Garamond"/>
+          <w:outline w:val="0"/>
+          <w:color w:val="000000"/>
+          <w:sz w:val="21"/>
+          <w:szCs w:val="21"/>
+          <w:u w:color="000000"/>
+          <w:shd w:val="clear" w:color="auto" w:fill="ffffff"/>
+          <w14:textFill>
+            <w14:solidFill>
+              <w14:srgbClr w14:val="000000"/>
+            </w14:solidFill>
+          </w14:textFill>
+        </w:rPr>
+      </w:pPr>
+      <w:r>
+        <w:rPr>
+          <w:rFonts w:ascii="Garamond" w:hAnsi="Garamond"/>
+          <w:outline w:val="0"/>
+          <w:color w:val="000000"/>
+          <w:sz w:val="21"/>
+          <w:szCs w:val="21"/>
+          <w:u w:color="000000"/>
+          <w:shd w:val="clear" w:color="auto" w:fill="ffffff"/>
+          <w:rtl w:val="0"/>
+          <w:lang w:val="en-US"/>
+          <w14:textFill>
+            <w14:solidFill>
+              <w14:srgbClr w14:val="000000"/>
+            </w14:solidFill>
+          </w14:textFill>
+        </w:rPr>
+        <w:t>[158] Monday, May 21, 1934, 11 St. Leonard</w:t>
+      </w:r>
+      <w:r>
+        <w:rPr>
+          <w:rFonts w:ascii="Garamond" w:hAnsi="Garamond" w:hint="default"/>
+          <w:outline w:val="0"/>
+          <w:color w:val="000000"/>
+          <w:sz w:val="21"/>
+          <w:szCs w:val="21"/>
+          <w:u w:color="000000"/>
+          <w:shd w:val="clear" w:color="auto" w:fill="ffffff"/>
+          <w:rtl w:val="0"/>
+          <w:lang w:val="en-US"/>
+          <w14:textFill>
+            <w14:solidFill>
+              <w14:srgbClr w14:val="000000"/>
+            </w14:solidFill>
+          </w14:textFill>
+        </w:rPr>
+        <w:t>’</w:t>
+      </w:r>
+      <w:r>
+        <w:rPr>
+          <w:rFonts w:ascii="Garamond" w:hAnsi="Garamond"/>
+          <w:outline w:val="0"/>
+          <w:color w:val="000000"/>
+          <w:sz w:val="21"/>
+          <w:szCs w:val="21"/>
+          <w:u w:color="000000"/>
+          <w:shd w:val="clear" w:color="auto" w:fill="ffffff"/>
+          <w:rtl w:val="0"/>
+          <w:lang w:val="en-US"/>
+          <w14:textFill>
+            <w14:solidFill>
+              <w14:srgbClr w14:val="000000"/>
+            </w14:solidFill>
+          </w14:textFill>
+        </w:rPr>
+        <w:t>s Terrace</w:t>
+      </w:r>
+    </w:p>
+    <w:p>
+      <w:pPr>
+        <w:pStyle w:val="Body"/>
+        <w:spacing w:after="0" w:line="240" w:lineRule="auto"/>
+        <w:rPr>
+          <w:rFonts w:ascii="Garamond" w:cs="Garamond" w:hAnsi="Garamond" w:eastAsia="Garamond"/>
+          <w:sz w:val="24"/>
+          <w:szCs w:val="24"/>
+        </w:rPr>
+      </w:pPr>
+      <w:r>
+        <w:rPr>
+          <w:rFonts w:ascii="Garamond" w:hAnsi="Garamond"/>
+          <w:outline w:val="0"/>
+          <w:color w:val="000000"/>
+          <w:sz w:val="21"/>
+          <w:szCs w:val="21"/>
+          <w:u w:color="000000"/>
+          <w:shd w:val="clear" w:color="auto" w:fill="ffffff"/>
+          <w:rtl w:val="0"/>
+          <w:lang w:val="en-US"/>
+          <w14:textFill>
+            <w14:solidFill>
+              <w14:srgbClr w14:val="000000"/>
+            </w14:solidFill>
+          </w14:textFill>
+        </w:rPr>
+        <w:t>Grey</w:t>
+      </w:r>
+    </w:p>
+    <w:p>
+      <w:pPr>
+        <w:pStyle w:val="Body"/>
+        <w:spacing w:after="0" w:line="240" w:lineRule="auto"/>
+        <w:rPr>
+          <w:rFonts w:ascii="Garamond" w:cs="Garamond" w:hAnsi="Garamond" w:eastAsia="Garamond"/>
+          <w:sz w:val="24"/>
+          <w:szCs w:val="24"/>
+        </w:rPr>
+      </w:pPr>
+      <w:r>
+        <w:rPr>
+          <w:rFonts w:ascii="Garamond" w:hAnsi="Garamond" w:hint="default"/>
+          <w:outline w:val="0"/>
+          <w:color w:val="000000"/>
+          <w:sz w:val="21"/>
+          <w:szCs w:val="21"/>
+          <w:u w:color="000000"/>
+          <w:shd w:val="clear" w:color="auto" w:fill="ffffff"/>
+          <w:rtl w:val="0"/>
+          <w:lang w:val="en-US"/>
+          <w14:textFill>
+            <w14:solidFill>
+              <w14:srgbClr w14:val="000000"/>
+            </w14:solidFill>
+          </w14:textFill>
+        </w:rPr>
+        <w:t>£</w:t>
+      </w:r>
+      <w:r>
+        <w:rPr>
+          <w:rFonts w:ascii="Garamond" w:hAnsi="Garamond"/>
+          <w:outline w:val="0"/>
+          <w:color w:val="000000"/>
+          <w:sz w:val="21"/>
+          <w:szCs w:val="21"/>
+          <w:u w:color="000000"/>
+          <w:shd w:val="clear" w:color="auto" w:fill="ffffff"/>
+          <w:rtl w:val="0"/>
+          <w:lang w:val="en-US"/>
+          <w14:textFill>
+            <w14:solidFill>
+              <w14:srgbClr w14:val="000000"/>
+            </w14:solidFill>
+          </w14:textFill>
+        </w:rPr>
+        <w:t>50.9 for royalties on my book!</w:t>
+      </w:r>
+    </w:p>
+    <w:p>
+      <w:pPr>
+        <w:pStyle w:val="Body"/>
+        <w:spacing w:after="0" w:line="240" w:lineRule="auto"/>
+        <w:rPr>
+          <w:rFonts w:ascii="Garamond" w:cs="Garamond" w:hAnsi="Garamond" w:eastAsia="Garamond"/>
+          <w:sz w:val="24"/>
+          <w:szCs w:val="24"/>
+        </w:rPr>
+      </w:pPr>
+      <w:r>
+        <w:rPr>
+          <w:rFonts w:ascii="Garamond" w:hAnsi="Garamond"/>
+          <w:outline w:val="0"/>
+          <w:color w:val="000000"/>
+          <w:sz w:val="21"/>
+          <w:szCs w:val="21"/>
+          <w:u w:color="000000"/>
+          <w:shd w:val="clear" w:color="auto" w:fill="ffffff"/>
+          <w:rtl w:val="0"/>
+          <w:lang w:val="en-US"/>
+          <w14:textFill>
+            <w14:solidFill>
+              <w14:srgbClr w14:val="000000"/>
+            </w14:solidFill>
+          </w14:textFill>
+        </w:rPr>
+        <w:t>Came up to town w. Karin after tea.</w:t>
+      </w:r>
+    </w:p>
+    <w:p>
+      <w:pPr>
+        <w:pStyle w:val="Body"/>
+        <w:spacing w:after="0" w:line="240" w:lineRule="auto"/>
+        <w:rPr>
+          <w:rFonts w:ascii="Garamond" w:cs="Garamond" w:hAnsi="Garamond" w:eastAsia="Garamond"/>
+          <w:sz w:val="24"/>
+          <w:szCs w:val="24"/>
+          <w:lang w:val="en-US"/>
+        </w:rPr>
+      </w:pPr>
+    </w:p>
+    <w:p>
+      <w:pPr>
+        <w:pStyle w:val="Body"/>
+        <w:spacing w:after="0" w:line="240" w:lineRule="auto"/>
+        <w:jc w:val="center"/>
+        <w:rPr>
+          <w:rFonts w:ascii="Garamond" w:cs="Garamond" w:hAnsi="Garamond" w:eastAsia="Garamond"/>
+          <w:outline w:val="0"/>
+          <w:color w:val="000000"/>
+          <w:sz w:val="21"/>
+          <w:szCs w:val="21"/>
+          <w:u w:color="000000"/>
+          <w:shd w:val="clear" w:color="auto" w:fill="ffffff"/>
+          <w14:textFill>
+            <w14:solidFill>
+              <w14:srgbClr w14:val="000000"/>
+            </w14:solidFill>
+          </w14:textFill>
+        </w:rPr>
+      </w:pPr>
+      <w:r>
+        <w:rPr>
+          <w:rFonts w:ascii="Garamond" w:hAnsi="Garamond"/>
+          <w:outline w:val="0"/>
+          <w:color w:val="000000"/>
+          <w:sz w:val="21"/>
+          <w:szCs w:val="21"/>
+          <w:u w:color="000000"/>
+          <w:shd w:val="clear" w:color="auto" w:fill="ffffff"/>
+          <w:rtl w:val="0"/>
+          <w:lang w:val="en-US"/>
+          <w14:textFill>
+            <w14:solidFill>
+              <w14:srgbClr w14:val="000000"/>
+            </w14:solidFill>
+          </w14:textFill>
+        </w:rPr>
+        <w:t>[159] Thursday, May 22, 1934</w:t>
+      </w:r>
+    </w:p>
+    <w:p>
+      <w:pPr>
+        <w:pStyle w:val="Body"/>
+        <w:spacing w:after="0" w:line="240" w:lineRule="auto"/>
+        <w:rPr>
+          <w:rFonts w:ascii="Garamond" w:cs="Garamond" w:hAnsi="Garamond" w:eastAsia="Garamond"/>
+          <w:sz w:val="24"/>
+          <w:szCs w:val="24"/>
+        </w:rPr>
+      </w:pPr>
+      <w:r>
+        <w:rPr>
+          <w:rFonts w:ascii="Garamond" w:hAnsi="Garamond"/>
+          <w:outline w:val="0"/>
+          <w:color w:val="000000"/>
+          <w:sz w:val="21"/>
+          <w:szCs w:val="21"/>
+          <w:u w:color="000000"/>
+          <w:shd w:val="clear" w:color="auto" w:fill="ffffff"/>
+          <w:rtl w:val="0"/>
+          <w:lang w:val="en-US"/>
+          <w14:textFill>
+            <w14:solidFill>
+              <w14:srgbClr w14:val="000000"/>
+            </w14:solidFill>
+          </w14:textFill>
+        </w:rPr>
+        <w:t>Fine</w:t>
+      </w:r>
+    </w:p>
+    <w:p>
+      <w:pPr>
+        <w:pStyle w:val="Body"/>
+        <w:spacing w:after="0" w:line="240" w:lineRule="auto"/>
+        <w:rPr>
+          <w:rFonts w:ascii="Garamond" w:cs="Garamond" w:hAnsi="Garamond" w:eastAsia="Garamond"/>
+          <w:sz w:val="24"/>
+          <w:szCs w:val="24"/>
+        </w:rPr>
+      </w:pPr>
+      <w:r>
+        <w:rPr>
+          <w:rFonts w:ascii="Garamond" w:hAnsi="Garamond"/>
+          <w:outline w:val="0"/>
+          <w:color w:val="000000"/>
+          <w:sz w:val="21"/>
+          <w:szCs w:val="21"/>
+          <w:u w:color="000000"/>
+          <w:shd w:val="clear" w:color="auto" w:fill="ffffff"/>
+          <w:rtl w:val="0"/>
+          <w:lang w:val="en-US"/>
+          <w14:textFill>
+            <w14:solidFill>
+              <w14:srgbClr w14:val="000000"/>
+            </w14:solidFill>
+          </w14:textFill>
+        </w:rPr>
+        <w:t xml:space="preserve">Logan and I lunched w. the </w:t>
+      </w:r>
+      <w:r>
+        <w:rPr>
+          <w:rFonts w:ascii="Garamond" w:hAnsi="Garamond"/>
+          <w:outline w:val="0"/>
+          <w:color w:val="000000"/>
+          <w:sz w:val="21"/>
+          <w:szCs w:val="21"/>
+          <w:u w:color="000000"/>
+          <w:rtl w:val="0"/>
+          <w:lang w:val="en-US"/>
+          <w14:textFill>
+            <w14:solidFill>
+              <w14:srgbClr w14:val="000000"/>
+            </w14:solidFill>
+          </w14:textFill>
+        </w:rPr>
+        <w:t>MacLagans</w:t>
+      </w:r>
+      <w:r>
+        <w:rPr>
+          <w:rFonts w:ascii="Garamond" w:hAnsi="Garamond"/>
+          <w:outline w:val="0"/>
+          <w:color w:val="000000"/>
+          <w:sz w:val="21"/>
+          <w:szCs w:val="21"/>
+          <w:u w:color="000000"/>
+          <w:shd w:val="clear" w:color="auto" w:fill="ffffff"/>
+          <w:rtl w:val="0"/>
+          <w:lang w:val="en-US"/>
+          <w14:textFill>
+            <w14:solidFill>
+              <w14:srgbClr w14:val="000000"/>
+            </w14:solidFill>
+          </w14:textFill>
+        </w:rPr>
+        <w:t>, dear people! Got rather tired.</w:t>
+      </w:r>
+    </w:p>
+    <w:p>
+      <w:pPr>
+        <w:pStyle w:val="Body"/>
+        <w:spacing w:after="0" w:line="240" w:lineRule="auto"/>
+        <w:rPr>
+          <w:rFonts w:ascii="Garamond" w:cs="Garamond" w:hAnsi="Garamond" w:eastAsia="Garamond"/>
+          <w:sz w:val="24"/>
+          <w:szCs w:val="24"/>
+          <w:lang w:val="en-US"/>
+        </w:rPr>
+      </w:pPr>
+    </w:p>
+    <w:p>
+      <w:pPr>
+        <w:pStyle w:val="Body"/>
+        <w:spacing w:after="0" w:line="240" w:lineRule="auto"/>
+        <w:jc w:val="center"/>
+        <w:rPr>
+          <w:rFonts w:ascii="Garamond" w:cs="Garamond" w:hAnsi="Garamond" w:eastAsia="Garamond"/>
+          <w:sz w:val="24"/>
+          <w:szCs w:val="24"/>
+        </w:rPr>
+      </w:pPr>
+      <w:r>
+        <w:rPr>
+          <w:rFonts w:ascii="Garamond" w:hAnsi="Garamond"/>
+          <w:outline w:val="0"/>
+          <w:color w:val="000000"/>
+          <w:sz w:val="21"/>
+          <w:szCs w:val="21"/>
+          <w:u w:color="000000"/>
+          <w:shd w:val="clear" w:color="auto" w:fill="ffffff"/>
+          <w:rtl w:val="0"/>
+          <w:lang w:val="en-US"/>
+          <w14:textFill>
+            <w14:solidFill>
+              <w14:srgbClr w14:val="000000"/>
+            </w14:solidFill>
+          </w14:textFill>
+        </w:rPr>
+        <w:t>[160] Wednesday, May 23, 1934 London</w:t>
+      </w:r>
+    </w:p>
+    <w:p>
+      <w:pPr>
+        <w:pStyle w:val="Body"/>
+        <w:spacing w:after="0" w:line="240" w:lineRule="auto"/>
+        <w:rPr>
+          <w:rFonts w:ascii="Garamond" w:cs="Garamond" w:hAnsi="Garamond" w:eastAsia="Garamond"/>
+          <w:sz w:val="24"/>
+          <w:szCs w:val="24"/>
+        </w:rPr>
+      </w:pPr>
+      <w:r>
+        <w:rPr>
+          <w:rFonts w:ascii="Garamond" w:hAnsi="Garamond"/>
+          <w:outline w:val="0"/>
+          <w:color w:val="000000"/>
+          <w:sz w:val="21"/>
+          <w:szCs w:val="21"/>
+          <w:u w:color="000000"/>
+          <w:shd w:val="clear" w:color="auto" w:fill="ffffff"/>
+          <w:rtl w:val="0"/>
+          <w:lang w:val="en-US"/>
+          <w14:textFill>
+            <w14:solidFill>
+              <w14:srgbClr w14:val="000000"/>
+            </w14:solidFill>
+          </w14:textFill>
+        </w:rPr>
+        <w:t>dined w. Karin and attended her splendid lecture to the Medical Students of the Brit. Med. Assn. A really first class lecture!</w:t>
+      </w:r>
+    </w:p>
+    <w:p>
+      <w:pPr>
+        <w:pStyle w:val="Body"/>
+        <w:spacing w:after="0" w:line="240" w:lineRule="auto"/>
+        <w:rPr>
+          <w:rFonts w:ascii="Garamond" w:cs="Garamond" w:hAnsi="Garamond" w:eastAsia="Garamond"/>
+          <w:sz w:val="24"/>
+          <w:szCs w:val="24"/>
+          <w:lang w:val="en-US"/>
+        </w:rPr>
+      </w:pPr>
+    </w:p>
+    <w:p>
+      <w:pPr>
+        <w:pStyle w:val="Body"/>
+        <w:spacing w:after="0" w:line="240" w:lineRule="auto"/>
+        <w:jc w:val="center"/>
+        <w:rPr>
+          <w:rFonts w:ascii="Garamond" w:cs="Garamond" w:hAnsi="Garamond" w:eastAsia="Garamond"/>
+          <w:sz w:val="24"/>
+          <w:szCs w:val="24"/>
+        </w:rPr>
+      </w:pPr>
+      <w:r>
+        <w:rPr>
+          <w:rFonts w:ascii="Garamond" w:hAnsi="Garamond"/>
+          <w:outline w:val="0"/>
+          <w:color w:val="000000"/>
+          <w:sz w:val="21"/>
+          <w:szCs w:val="21"/>
+          <w:u w:color="000000"/>
+          <w:shd w:val="clear" w:color="auto" w:fill="ffffff"/>
+          <w:rtl w:val="0"/>
+          <w:lang w:val="en-US"/>
+          <w14:textFill>
+            <w14:solidFill>
+              <w14:srgbClr w14:val="000000"/>
+            </w14:solidFill>
+          </w14:textFill>
+        </w:rPr>
+        <w:t>[161] Thursday, May 24, 1934</w:t>
+      </w:r>
+    </w:p>
+    <w:p>
+      <w:pPr>
+        <w:pStyle w:val="Body"/>
+        <w:spacing w:after="0" w:line="240" w:lineRule="auto"/>
+        <w:rPr>
+          <w:rFonts w:ascii="Garamond" w:cs="Garamond" w:hAnsi="Garamond" w:eastAsia="Garamond"/>
+          <w:sz w:val="24"/>
+          <w:szCs w:val="24"/>
+        </w:rPr>
+      </w:pPr>
+      <w:r>
+        <w:rPr>
+          <w:rFonts w:ascii="Garamond" w:hAnsi="Garamond"/>
+          <w:outline w:val="0"/>
+          <w:color w:val="000000"/>
+          <w:sz w:val="21"/>
+          <w:szCs w:val="21"/>
+          <w:u w:color="000000"/>
+          <w:shd w:val="clear" w:color="auto" w:fill="ffffff"/>
+          <w:rtl w:val="0"/>
+          <w:lang w:val="en-US"/>
+          <w14:textFill>
+            <w14:solidFill>
+              <w14:srgbClr w14:val="000000"/>
+            </w14:solidFill>
+          </w14:textFill>
+        </w:rPr>
+        <w:t>Heard Ray over the Radio on the Blue Book on Unemployment. Excellent!</w:t>
+      </w:r>
+    </w:p>
+    <w:p>
+      <w:pPr>
+        <w:pStyle w:val="Body"/>
+        <w:spacing w:after="0" w:line="240" w:lineRule="auto"/>
+        <w:rPr>
+          <w:rFonts w:ascii="Garamond" w:cs="Garamond" w:hAnsi="Garamond" w:eastAsia="Garamond"/>
+          <w:sz w:val="24"/>
+          <w:szCs w:val="24"/>
+          <w:lang w:val="en-US"/>
+        </w:rPr>
+      </w:pPr>
+    </w:p>
+    <w:p>
+      <w:pPr>
+        <w:pStyle w:val="Body"/>
+        <w:spacing w:after="0" w:line="240" w:lineRule="auto"/>
+        <w:jc w:val="center"/>
+        <w:rPr>
+          <w:rFonts w:ascii="Garamond" w:cs="Garamond" w:hAnsi="Garamond" w:eastAsia="Garamond"/>
+          <w:outline w:val="0"/>
+          <w:color w:val="000000"/>
+          <w:sz w:val="21"/>
+          <w:szCs w:val="21"/>
+          <w:u w:color="000000"/>
+          <w:shd w:val="clear" w:color="auto" w:fill="ffffff"/>
+          <w14:textFill>
+            <w14:solidFill>
+              <w14:srgbClr w14:val="000000"/>
+            </w14:solidFill>
+          </w14:textFill>
+        </w:rPr>
+      </w:pPr>
+      <w:r>
+        <w:rPr>
+          <w:rFonts w:ascii="Garamond" w:hAnsi="Garamond"/>
+          <w:outline w:val="0"/>
+          <w:color w:val="000000"/>
+          <w:sz w:val="21"/>
+          <w:szCs w:val="21"/>
+          <w:u w:color="000000"/>
+          <w:shd w:val="clear" w:color="auto" w:fill="ffffff"/>
+          <w:rtl w:val="0"/>
+          <w:lang w:val="en-US"/>
+          <w14:textFill>
+            <w14:solidFill>
+              <w14:srgbClr w14:val="000000"/>
+            </w14:solidFill>
+          </w14:textFill>
+        </w:rPr>
+        <w:t>[162] Friday, May 25, 1934</w:t>
+      </w:r>
+    </w:p>
+    <w:p>
+      <w:pPr>
+        <w:pStyle w:val="Body"/>
+        <w:spacing w:after="0" w:line="240" w:lineRule="auto"/>
+        <w:rPr>
+          <w:rFonts w:ascii="Garamond" w:cs="Garamond" w:hAnsi="Garamond" w:eastAsia="Garamond"/>
+          <w:sz w:val="24"/>
+          <w:szCs w:val="24"/>
+        </w:rPr>
+      </w:pPr>
+      <w:r>
+        <w:rPr>
+          <w:rFonts w:ascii="Garamond" w:hAnsi="Garamond"/>
+          <w:outline w:val="0"/>
+          <w:color w:val="000000"/>
+          <w:sz w:val="21"/>
+          <w:szCs w:val="21"/>
+          <w:u w:color="000000"/>
+          <w:shd w:val="clear" w:color="auto" w:fill="ffffff"/>
+          <w:rtl w:val="0"/>
+          <w:lang w:val="en-US"/>
+          <w14:textFill>
+            <w14:solidFill>
+              <w14:srgbClr w14:val="000000"/>
+            </w14:solidFill>
+          </w14:textFill>
+        </w:rPr>
+        <w:t>Fine</w:t>
+      </w:r>
+    </w:p>
+    <w:p>
+      <w:pPr>
+        <w:pStyle w:val="Body"/>
+        <w:spacing w:after="0" w:line="240" w:lineRule="auto"/>
+        <w:rPr>
+          <w:rFonts w:ascii="Garamond" w:cs="Garamond" w:hAnsi="Garamond" w:eastAsia="Garamond"/>
+          <w:sz w:val="24"/>
+          <w:szCs w:val="24"/>
+        </w:rPr>
+      </w:pPr>
+      <w:r>
+        <w:rPr>
+          <w:rFonts w:ascii="Garamond" w:hAnsi="Garamond"/>
+          <w:outline w:val="0"/>
+          <w:color w:val="000000"/>
+          <w:sz w:val="21"/>
+          <w:szCs w:val="21"/>
+          <w:u w:color="000000"/>
+          <w:shd w:val="clear" w:color="auto" w:fill="ffffff"/>
+          <w:rtl w:val="0"/>
+          <w:lang w:val="en-US"/>
+          <w14:textFill>
+            <w14:solidFill>
+              <w14:srgbClr w14:val="000000"/>
+            </w14:solidFill>
+          </w14:textFill>
+        </w:rPr>
+        <w:t xml:space="preserve">Worked again on my </w:t>
+      </w:r>
+      <w:r>
+        <w:rPr>
+          <w:rFonts w:ascii="Garamond" w:hAnsi="Garamond" w:hint="default"/>
+          <w:outline w:val="0"/>
+          <w:color w:val="000000"/>
+          <w:sz w:val="21"/>
+          <w:szCs w:val="21"/>
+          <w:u w:color="000000"/>
+          <w:shd w:val="clear" w:color="auto" w:fill="ffffff"/>
+          <w:rtl w:val="0"/>
+          <w:lang w:val="en-US"/>
+          <w14:textFill>
+            <w14:solidFill>
+              <w14:srgbClr w14:val="000000"/>
+            </w14:solidFill>
+          </w14:textFill>
+        </w:rPr>
+        <w:t>“</w:t>
+      </w:r>
+      <w:r>
+        <w:rPr>
+          <w:rFonts w:ascii="Garamond" w:hAnsi="Garamond"/>
+          <w:outline w:val="0"/>
+          <w:color w:val="000000"/>
+          <w:sz w:val="21"/>
+          <w:szCs w:val="21"/>
+          <w:u w:color="000000"/>
+          <w:shd w:val="clear" w:color="auto" w:fill="ffffff"/>
+          <w:rtl w:val="0"/>
+          <w:lang w:val="en-US"/>
+          <w14:textFill>
+            <w14:solidFill>
+              <w14:srgbClr w14:val="000000"/>
+            </w14:solidFill>
+          </w14:textFill>
+        </w:rPr>
+        <w:t>Across the Mediterranean</w:t>
+      </w:r>
+      <w:r>
+        <w:rPr>
+          <w:rFonts w:ascii="Garamond" w:hAnsi="Garamond" w:hint="default"/>
+          <w:outline w:val="0"/>
+          <w:color w:val="000000"/>
+          <w:sz w:val="21"/>
+          <w:szCs w:val="21"/>
+          <w:u w:color="000000"/>
+          <w:shd w:val="clear" w:color="auto" w:fill="ffffff"/>
+          <w:rtl w:val="0"/>
+          <w:lang w:val="en-US"/>
+          <w14:textFill>
+            <w14:solidFill>
+              <w14:srgbClr w14:val="000000"/>
+            </w14:solidFill>
+          </w14:textFill>
+        </w:rPr>
         <w:t>”</w:t>
       </w:r>
-      <w:r>
-        <w:rPr>
-          <w:rFonts w:ascii="Garamond" w:hAnsi="Garamond"/>
-          <w:outline w:val="0"/>
-          <w:color w:val="000000"/>
-          <w:sz w:val="21"/>
-          <w:szCs w:val="21"/>
-          <w:u w:color="000000"/>
-          <w:shd w:val="clear" w:color="auto" w:fill="ffffff"/>
-          <w:rtl w:val="0"/>
-          <w:lang w:val="en-US"/>
-          <w14:textFill>
-            <w14:solidFill>
-              <w14:srgbClr w14:val="000000"/>
-            </w14:solidFill>
-          </w14:textFill>
-        </w:rPr>
-        <w:t>Henry Esmond</w:t>
+    </w:p>
+    <w:p>
+      <w:pPr>
+        <w:pStyle w:val="Body"/>
+        <w:spacing w:after="0" w:line="240" w:lineRule="auto"/>
+        <w:rPr>
+          <w:rFonts w:ascii="Garamond" w:cs="Garamond" w:hAnsi="Garamond" w:eastAsia="Garamond"/>
+          <w:sz w:val="24"/>
+          <w:szCs w:val="24"/>
+        </w:rPr>
+      </w:pPr>
+      <w:r>
+        <w:rPr>
+          <w:rFonts w:ascii="Garamond" w:hAnsi="Garamond"/>
+          <w:outline w:val="0"/>
+          <w:color w:val="000000"/>
+          <w:sz w:val="21"/>
+          <w:szCs w:val="21"/>
+          <w:u w:color="000000"/>
+          <w:shd w:val="clear" w:color="auto" w:fill="ffffff"/>
+          <w:rtl w:val="0"/>
+          <w:lang w:val="en-US"/>
+          <w14:textFill>
+            <w14:solidFill>
+              <w14:srgbClr w14:val="000000"/>
+            </w14:solidFill>
+          </w14:textFill>
+        </w:rPr>
+        <w:t>Dined with Ray and Ursula</w:t>
+      </w:r>
+    </w:p>
+    <w:p>
+      <w:pPr>
+        <w:pStyle w:val="Body"/>
+        <w:spacing w:after="0" w:line="240" w:lineRule="auto"/>
+        <w:rPr>
+          <w:rFonts w:ascii="Garamond" w:cs="Garamond" w:hAnsi="Garamond" w:eastAsia="Garamond"/>
+          <w:sz w:val="24"/>
+          <w:szCs w:val="24"/>
+          <w:lang w:val="en-US"/>
+        </w:rPr>
+      </w:pPr>
+    </w:p>
+    <w:p>
+      <w:pPr>
+        <w:pStyle w:val="Body"/>
+        <w:spacing w:after="0" w:line="240" w:lineRule="auto"/>
+        <w:jc w:val="center"/>
+        <w:rPr>
+          <w:rFonts w:ascii="Garamond" w:cs="Garamond" w:hAnsi="Garamond" w:eastAsia="Garamond"/>
+          <w:outline w:val="0"/>
+          <w:color w:val="000000"/>
+          <w:sz w:val="21"/>
+          <w:szCs w:val="21"/>
+          <w:u w:color="000000"/>
+          <w:shd w:val="clear" w:color="auto" w:fill="ffffff"/>
+          <w14:textFill>
+            <w14:solidFill>
+              <w14:srgbClr w14:val="000000"/>
+            </w14:solidFill>
+          </w14:textFill>
+        </w:rPr>
+      </w:pPr>
+      <w:r>
+        <w:rPr>
+          <w:rFonts w:ascii="Garamond" w:hAnsi="Garamond"/>
+          <w:outline w:val="0"/>
+          <w:color w:val="000000"/>
+          <w:sz w:val="21"/>
+          <w:szCs w:val="21"/>
+          <w:u w:color="000000"/>
+          <w:shd w:val="clear" w:color="auto" w:fill="ffffff"/>
+          <w:rtl w:val="0"/>
+          <w:lang w:val="en-US"/>
+          <w14:textFill>
+            <w14:solidFill>
+              <w14:srgbClr w14:val="000000"/>
+            </w14:solidFill>
+          </w14:textFill>
+        </w:rPr>
+        <w:t>[163] Saturday, May 26, 1934</w:t>
+      </w:r>
+    </w:p>
+    <w:p>
+      <w:pPr>
+        <w:pStyle w:val="Body"/>
+        <w:spacing w:after="0" w:line="240" w:lineRule="auto"/>
+        <w:rPr>
+          <w:rFonts w:ascii="Garamond" w:cs="Garamond" w:hAnsi="Garamond" w:eastAsia="Garamond"/>
+          <w:sz w:val="24"/>
+          <w:szCs w:val="24"/>
+        </w:rPr>
+      </w:pPr>
+      <w:r>
+        <w:rPr>
+          <w:rFonts w:ascii="Garamond" w:hAnsi="Garamond"/>
+          <w:outline w:val="0"/>
+          <w:color w:val="000000"/>
+          <w:sz w:val="21"/>
+          <w:szCs w:val="21"/>
+          <w:u w:color="000000"/>
+          <w:shd w:val="clear" w:color="auto" w:fill="ffffff"/>
+          <w:rtl w:val="0"/>
+          <w:lang w:val="en-US"/>
+          <w14:textFill>
+            <w14:solidFill>
+              <w14:srgbClr w14:val="000000"/>
+            </w14:solidFill>
+          </w14:textFill>
+        </w:rPr>
+        <w:t>Fine</w:t>
+      </w:r>
+    </w:p>
+    <w:p>
+      <w:pPr>
+        <w:pStyle w:val="Body"/>
+        <w:spacing w:after="0" w:line="240" w:lineRule="auto"/>
+        <w:rPr>
+          <w:rFonts w:ascii="Garamond" w:cs="Garamond" w:hAnsi="Garamond" w:eastAsia="Garamond"/>
+          <w:sz w:val="24"/>
+          <w:szCs w:val="24"/>
+        </w:rPr>
+      </w:pPr>
+      <w:r>
+        <w:rPr>
+          <w:rFonts w:ascii="Garamond" w:hAnsi="Garamond"/>
+          <w:outline w:val="0"/>
+          <w:color w:val="000000"/>
+          <w:sz w:val="21"/>
+          <w:szCs w:val="21"/>
+          <w:u w:color="000000"/>
+          <w:shd w:val="clear" w:color="auto" w:fill="ffffff"/>
+          <w:rtl w:val="0"/>
+          <w:lang w:val="en-US"/>
+          <w14:textFill>
+            <w14:solidFill>
+              <w14:srgbClr w14:val="000000"/>
+            </w14:solidFill>
+          </w14:textFill>
+        </w:rPr>
+        <w:t xml:space="preserve">Went w. Alys to see Arliss in the very fine film </w:t>
       </w:r>
       <w:r>
         <w:rPr>
@@ -34559,6 +36365,44 @@
             </w14:solidFill>
           </w14:textFill>
         </w:rPr>
+        <w:t>“</w:t>
+      </w:r>
+      <w:r>
+        <w:rPr>
+          <w:rFonts w:ascii="Garamond" w:hAnsi="Garamond"/>
+          <w:outline w:val="0"/>
+          <w:color w:val="000000"/>
+          <w:sz w:val="21"/>
+          <w:szCs w:val="21"/>
+          <w:u w:color="000000"/>
+          <w:shd w:val="clear" w:color="auto" w:fill="ffffff"/>
+          <w:rtl w:val="0"/>
+          <w:lang w:val="en-US"/>
+          <w14:textFill>
+            <w14:solidFill>
+              <w14:srgbClr w14:val="000000"/>
+            </w14:solidFill>
+          </w14:textFill>
+        </w:rPr>
+        <w:t>House of Rothschild</w:t>
+      </w:r>
+      <w:r>
+        <w:rPr>
+          <w:rFonts w:ascii="Garamond" w:hAnsi="Garamond" w:hint="default"/>
+          <w:outline w:val="0"/>
+          <w:color w:val="000000"/>
+          <w:sz w:val="21"/>
+          <w:szCs w:val="21"/>
+          <w:u w:color="000000"/>
+          <w:shd w:val="clear" w:color="auto" w:fill="ffffff"/>
+          <w:rtl w:val="0"/>
+          <w:lang w:val="en-US"/>
+          <w14:textFill>
+            <w14:solidFill>
+              <w14:srgbClr w14:val="000000"/>
+            </w14:solidFill>
+          </w14:textFill>
+        </w:rPr>
         <w:t>”</w:t>
       </w:r>
       <w:r>
@@ -34578,7 +36422,7 @@
             </w14:solidFill>
           </w14:textFill>
         </w:rPr>
-        <w:t>, but got to a boring part and I came away.</w:t>
+        <w:t>.</w:t>
       </w:r>
     </w:p>
     <w:p>
@@ -34600,58 +36444,269 @@
         <w:jc w:val="center"/>
         <w:rPr>
           <w:rFonts w:ascii="Garamond" w:cs="Garamond" w:hAnsi="Garamond" w:eastAsia="Garamond"/>
-          <w:sz w:val="24"/>
-          <w:szCs w:val="24"/>
-        </w:rPr>
-      </w:pPr>
-      <w:r>
-        <w:rPr>
-          <w:rFonts w:ascii="Garamond" w:hAnsi="Garamond"/>
-          <w:outline w:val="0"/>
-          <w:color w:val="000000"/>
-          <w:sz w:val="21"/>
-          <w:szCs w:val="21"/>
-          <w:u w:color="000000"/>
-          <w:shd w:val="clear" w:color="auto" w:fill="ffffff"/>
-          <w:rtl w:val="0"/>
-          <w:lang w:val="en-US"/>
-          <w14:textFill>
-            <w14:solidFill>
-              <w14:srgbClr w14:val="000000"/>
-            </w14:solidFill>
-          </w14:textFill>
-        </w:rPr>
-        <w:t>[152] Tuesday, May 15, 1934</w:t>
-      </w:r>
-    </w:p>
-    <w:p>
-      <w:pPr>
-        <w:pStyle w:val="Body"/>
-        <w:spacing w:after="0" w:line="240" w:lineRule="auto"/>
-        <w:rPr>
-          <w:rFonts w:ascii="Garamond" w:cs="Garamond" w:hAnsi="Garamond" w:eastAsia="Garamond"/>
-          <w:sz w:val="24"/>
-          <w:szCs w:val="24"/>
-        </w:rPr>
-      </w:pPr>
-      <w:r>
-        <w:rPr>
-          <w:rFonts w:ascii="Garamond" w:hAnsi="Garamond"/>
-          <w:outline w:val="0"/>
-          <w:color w:val="000000"/>
-          <w:sz w:val="21"/>
-          <w:szCs w:val="21"/>
-          <w:u w:color="000000"/>
-          <w:shd w:val="clear" w:color="auto" w:fill="ffffff"/>
-          <w:rtl w:val="0"/>
-          <w:lang w:val="en-US"/>
-          <w14:textFill>
-            <w14:solidFill>
-              <w14:srgbClr w14:val="000000"/>
-            </w14:solidFill>
-          </w14:textFill>
-        </w:rPr>
-        <w:t>Took the 3 o</w:t>
+          <w:outline w:val="0"/>
+          <w:color w:val="000000"/>
+          <w:sz w:val="21"/>
+          <w:szCs w:val="21"/>
+          <w:u w:color="000000"/>
+          <w:shd w:val="clear" w:color="auto" w:fill="ffffff"/>
+          <w14:textFill>
+            <w14:solidFill>
+              <w14:srgbClr w14:val="000000"/>
+            </w14:solidFill>
+          </w14:textFill>
+        </w:rPr>
+      </w:pPr>
+      <w:r>
+        <w:rPr>
+          <w:rFonts w:ascii="Garamond" w:hAnsi="Garamond"/>
+          <w:outline w:val="0"/>
+          <w:color w:val="000000"/>
+          <w:sz w:val="21"/>
+          <w:szCs w:val="21"/>
+          <w:u w:color="000000"/>
+          <w:shd w:val="clear" w:color="auto" w:fill="ffffff"/>
+          <w:rtl w:val="0"/>
+          <w:lang w:val="en-US"/>
+          <w14:textFill>
+            <w14:solidFill>
+              <w14:srgbClr w14:val="000000"/>
+            </w14:solidFill>
+          </w14:textFill>
+        </w:rPr>
+        <w:t xml:space="preserve">[164] Sunday, May 27, 1934 London </w:t>
+      </w:r>
+    </w:p>
+    <w:p>
+      <w:pPr>
+        <w:pStyle w:val="Body"/>
+        <w:spacing w:after="0" w:line="240" w:lineRule="auto"/>
+        <w:rPr>
+          <w:rFonts w:ascii="Garamond" w:cs="Garamond" w:hAnsi="Garamond" w:eastAsia="Garamond"/>
+          <w:sz w:val="24"/>
+          <w:szCs w:val="24"/>
+        </w:rPr>
+      </w:pPr>
+      <w:r>
+        <w:rPr>
+          <w:rFonts w:ascii="Garamond" w:hAnsi="Garamond"/>
+          <w:outline w:val="0"/>
+          <w:color w:val="000000"/>
+          <w:sz w:val="21"/>
+          <w:szCs w:val="21"/>
+          <w:u w:color="000000"/>
+          <w:shd w:val="clear" w:color="auto" w:fill="ffffff"/>
+          <w:rtl w:val="0"/>
+          <w:lang w:val="en-US"/>
+          <w14:textFill>
+            <w14:solidFill>
+              <w14:srgbClr w14:val="000000"/>
+            </w14:solidFill>
+          </w14:textFill>
+        </w:rPr>
+        <w:t>Fine</w:t>
+      </w:r>
+    </w:p>
+    <w:p>
+      <w:pPr>
+        <w:pStyle w:val="Body"/>
+        <w:spacing w:after="0" w:line="240" w:lineRule="auto"/>
+        <w:rPr>
+          <w:rFonts w:ascii="Garamond" w:cs="Garamond" w:hAnsi="Garamond" w:eastAsia="Garamond"/>
+          <w:sz w:val="24"/>
+          <w:szCs w:val="24"/>
+        </w:rPr>
+      </w:pPr>
+      <w:r>
+        <w:rPr>
+          <w:rFonts w:ascii="Garamond" w:hAnsi="Garamond"/>
+          <w:outline w:val="0"/>
+          <w:color w:val="000000"/>
+          <w:sz w:val="21"/>
+          <w:szCs w:val="21"/>
+          <w:u w:color="000000"/>
+          <w:shd w:val="clear" w:color="auto" w:fill="ffffff"/>
+          <w:rtl w:val="0"/>
+          <w:lang w:val="en-US"/>
+          <w14:textFill>
+            <w14:solidFill>
+              <w14:srgbClr w14:val="000000"/>
+            </w14:solidFill>
+          </w14:textFill>
+        </w:rPr>
+        <w:t>Did nothing!</w:t>
+      </w:r>
+    </w:p>
+    <w:p>
+      <w:pPr>
+        <w:pStyle w:val="Body"/>
+        <w:spacing w:after="0" w:line="240" w:lineRule="auto"/>
+        <w:rPr>
+          <w:rFonts w:ascii="Garamond" w:cs="Garamond" w:hAnsi="Garamond" w:eastAsia="Garamond"/>
+          <w:sz w:val="24"/>
+          <w:szCs w:val="24"/>
+        </w:rPr>
+      </w:pPr>
+      <w:r>
+        <w:rPr>
+          <w:rFonts w:ascii="Garamond" w:hAnsi="Garamond"/>
+          <w:outline w:val="0"/>
+          <w:color w:val="000000"/>
+          <w:sz w:val="21"/>
+          <w:szCs w:val="21"/>
+          <w:u w:color="000000"/>
+          <w:shd w:val="clear" w:color="auto" w:fill="ffffff"/>
+          <w:rtl w:val="0"/>
+          <w:lang w:val="en-US"/>
+          <w14:textFill>
+            <w14:solidFill>
+              <w14:srgbClr w14:val="000000"/>
+            </w14:solidFill>
+          </w14:textFill>
+        </w:rPr>
+        <w:t>Lady Hood, Jim Phillimore and Mme Daniel Halevy called.</w:t>
+      </w:r>
+    </w:p>
+    <w:p>
+      <w:pPr>
+        <w:pStyle w:val="Body"/>
+        <w:spacing w:after="0" w:line="240" w:lineRule="auto"/>
+        <w:rPr>
+          <w:rFonts w:ascii="Garamond" w:cs="Garamond" w:hAnsi="Garamond" w:eastAsia="Garamond"/>
+          <w:sz w:val="24"/>
+          <w:szCs w:val="24"/>
+        </w:rPr>
+      </w:pPr>
+      <w:r>
+        <w:rPr>
+          <w:rFonts w:ascii="Garamond" w:hAnsi="Garamond"/>
+          <w:outline w:val="0"/>
+          <w:color w:val="000000"/>
+          <w:sz w:val="21"/>
+          <w:szCs w:val="21"/>
+          <w:u w:color="000000"/>
+          <w:shd w:val="clear" w:color="auto" w:fill="ffffff"/>
+          <w:rtl w:val="0"/>
+          <w:lang w:val="en-US"/>
+          <w14:textFill>
+            <w14:solidFill>
+              <w14:srgbClr w14:val="000000"/>
+            </w14:solidFill>
+          </w14:textFill>
+        </w:rPr>
+        <w:t>Miss Lou Sands dead. 1439</w:t>
+      </w:r>
+    </w:p>
+    <w:p>
+      <w:pPr>
+        <w:pStyle w:val="Body"/>
+        <w:spacing w:after="0" w:line="240" w:lineRule="auto"/>
+        <w:rPr>
+          <w:rFonts w:ascii="Garamond" w:cs="Garamond" w:hAnsi="Garamond" w:eastAsia="Garamond"/>
+          <w:sz w:val="24"/>
+          <w:szCs w:val="24"/>
+          <w:lang w:val="en-US"/>
+        </w:rPr>
+      </w:pPr>
+    </w:p>
+    <w:p>
+      <w:pPr>
+        <w:pStyle w:val="Body"/>
+        <w:spacing w:after="0" w:line="240" w:lineRule="auto"/>
+        <w:jc w:val="center"/>
+        <w:rPr>
+          <w:rFonts w:ascii="Garamond" w:cs="Garamond" w:hAnsi="Garamond" w:eastAsia="Garamond"/>
+          <w:outline w:val="0"/>
+          <w:color w:val="000000"/>
+          <w:sz w:val="21"/>
+          <w:szCs w:val="21"/>
+          <w:u w:color="000000"/>
+          <w:shd w:val="clear" w:color="auto" w:fill="ffffff"/>
+          <w14:textFill>
+            <w14:solidFill>
+              <w14:srgbClr w14:val="000000"/>
+            </w14:solidFill>
+          </w14:textFill>
+        </w:rPr>
+      </w:pPr>
+      <w:r>
+        <w:rPr>
+          <w:rFonts w:ascii="Garamond" w:hAnsi="Garamond"/>
+          <w:outline w:val="0"/>
+          <w:color w:val="000000"/>
+          <w:sz w:val="21"/>
+          <w:szCs w:val="21"/>
+          <w:u w:color="000000"/>
+          <w:shd w:val="clear" w:color="auto" w:fill="ffffff"/>
+          <w:rtl w:val="0"/>
+          <w:lang w:val="en-US"/>
+          <w14:textFill>
+            <w14:solidFill>
+              <w14:srgbClr w14:val="000000"/>
+            </w14:solidFill>
+          </w14:textFill>
+        </w:rPr>
+        <w:t>[165] Monday, May 28, 1934</w:t>
+      </w:r>
+    </w:p>
+    <w:p>
+      <w:pPr>
+        <w:pStyle w:val="Body"/>
+        <w:spacing w:after="0" w:line="240" w:lineRule="auto"/>
+        <w:rPr>
+          <w:rFonts w:ascii="Garamond" w:cs="Garamond" w:hAnsi="Garamond" w:eastAsia="Garamond"/>
+          <w:sz w:val="24"/>
+          <w:szCs w:val="24"/>
+        </w:rPr>
+      </w:pPr>
+      <w:r>
+        <w:rPr>
+          <w:rFonts w:ascii="Garamond" w:hAnsi="Garamond"/>
+          <w:outline w:val="0"/>
+          <w:color w:val="000000"/>
+          <w:sz w:val="21"/>
+          <w:szCs w:val="21"/>
+          <w:u w:color="000000"/>
+          <w:shd w:val="clear" w:color="auto" w:fill="ffffff"/>
+          <w:rtl w:val="0"/>
+          <w:lang w:val="en-US"/>
+          <w14:textFill>
+            <w14:solidFill>
+              <w14:srgbClr w14:val="000000"/>
+            </w14:solidFill>
+          </w14:textFill>
+        </w:rPr>
+        <w:t>Fine</w:t>
+      </w:r>
+    </w:p>
+    <w:p>
+      <w:pPr>
+        <w:pStyle w:val="Body"/>
+        <w:spacing w:after="0" w:line="240" w:lineRule="auto"/>
+        <w:rPr>
+          <w:rFonts w:ascii="Garamond" w:cs="Garamond" w:hAnsi="Garamond" w:eastAsia="Garamond"/>
+          <w:sz w:val="24"/>
+          <w:szCs w:val="24"/>
+        </w:rPr>
+      </w:pPr>
+      <w:r>
+        <w:rPr>
+          <w:rFonts w:ascii="Garamond" w:hAnsi="Garamond"/>
+          <w:outline w:val="0"/>
+          <w:color w:val="000000"/>
+          <w:sz w:val="21"/>
+          <w:szCs w:val="21"/>
+          <w:u w:color="000000"/>
+          <w:shd w:val="clear" w:color="auto" w:fill="ffffff"/>
+          <w:rtl w:val="0"/>
+          <w:lang w:val="en-US"/>
+          <w14:textFill>
+            <w14:solidFill>
+              <w14:srgbClr w14:val="000000"/>
+            </w14:solidFill>
+          </w14:textFill>
+        </w:rPr>
+        <w:t>Went to Karin</w:t>
       </w:r>
       <w:r>
         <w:rPr>
@@ -34689,7 +36744,295 @@
             </w14:solidFill>
           </w14:textFill>
         </w:rPr>
-        <w:t>clock train that goes straight through (2d class sleeper most comfortable to</w:t>
+        <w:t>s who has her nose to the grindstone over a new lecture to be given Thursday. Called on Ruth Draper who gave a small Salvemini tea.</w:t>
+      </w:r>
+    </w:p>
+    <w:p>
+      <w:pPr>
+        <w:pStyle w:val="Body"/>
+        <w:spacing w:after="0" w:line="240" w:lineRule="auto"/>
+        <w:rPr>
+          <w:rFonts w:ascii="Garamond" w:cs="Garamond" w:hAnsi="Garamond" w:eastAsia="Garamond"/>
+          <w:sz w:val="24"/>
+          <w:szCs w:val="24"/>
+        </w:rPr>
+      </w:pPr>
+      <w:r>
+        <w:rPr>
+          <w:rFonts w:ascii="Garamond" w:hAnsi="Garamond"/>
+          <w:outline w:val="0"/>
+          <w:color w:val="000000"/>
+          <w:sz w:val="21"/>
+          <w:szCs w:val="21"/>
+          <w:u w:color="000000"/>
+          <w:shd w:val="clear" w:color="auto" w:fill="ffffff"/>
+          <w:rtl w:val="0"/>
+          <w:lang w:val="en-US"/>
+          <w14:textFill>
+            <w14:solidFill>
+              <w14:srgbClr w14:val="000000"/>
+            </w14:solidFill>
+          </w14:textFill>
+        </w:rPr>
+        <w:t>Went to De</w:t>
+      </w:r>
+      <w:r>
+        <w:rPr>
+          <w:rFonts w:ascii="Garamond" w:hAnsi="Garamond"/>
+          <w:outline w:val="0"/>
+          <w:color w:val="ff0000"/>
+          <w:sz w:val="21"/>
+          <w:szCs w:val="21"/>
+          <w:u w:color="ff0000"/>
+          <w:shd w:val="clear" w:color="auto" w:fill="ffffff"/>
+          <w:rtl w:val="0"/>
+          <w:lang w:val="en-US"/>
+          <w14:textFill>
+            <w14:solidFill>
+              <w14:srgbClr w14:val="FF0000"/>
+            </w14:solidFill>
+          </w14:textFill>
+        </w:rPr>
+        <w:t xml:space="preserve"> Loray</w:t>
+      </w:r>
+      <w:r>
+        <w:rPr>
+          <w:rFonts w:ascii="Garamond" w:hAnsi="Garamond" w:hint="default"/>
+          <w:outline w:val="0"/>
+          <w:color w:val="ff0000"/>
+          <w:sz w:val="21"/>
+          <w:szCs w:val="21"/>
+          <w:u w:color="ff0000"/>
+          <w:shd w:val="clear" w:color="auto" w:fill="ffffff"/>
+          <w:rtl w:val="0"/>
+          <w:lang w:val="en-US"/>
+          <w14:textFill>
+            <w14:solidFill>
+              <w14:srgbClr w14:val="FF0000"/>
+            </w14:solidFill>
+          </w14:textFill>
+        </w:rPr>
+        <w:t>’</w:t>
+      </w:r>
+      <w:r>
+        <w:rPr>
+          <w:rFonts w:ascii="Garamond" w:hAnsi="Garamond"/>
+          <w:outline w:val="0"/>
+          <w:color w:val="ff0000"/>
+          <w:sz w:val="21"/>
+          <w:szCs w:val="21"/>
+          <w:u w:color="ff0000"/>
+          <w:shd w:val="clear" w:color="auto" w:fill="ffffff"/>
+          <w:rtl w:val="0"/>
+          <w:lang w:val="en-US"/>
+          <w14:textFill>
+            <w14:solidFill>
+              <w14:srgbClr w14:val="FF0000"/>
+            </w14:solidFill>
+          </w14:textFill>
+        </w:rPr>
+        <w:t>s</w:t>
+      </w:r>
+      <w:r>
+        <w:rPr>
+          <w:rFonts w:ascii="Garamond" w:hAnsi="Garamond"/>
+          <w:outline w:val="0"/>
+          <w:color w:val="000000"/>
+          <w:sz w:val="21"/>
+          <w:szCs w:val="21"/>
+          <w:u w:color="000000"/>
+          <w:shd w:val="clear" w:color="auto" w:fill="ffffff"/>
+          <w:rtl w:val="0"/>
+          <w:lang w:val="en-US"/>
+          <w14:textFill>
+            <w14:solidFill>
+              <w14:srgbClr w14:val="000000"/>
+            </w14:solidFill>
+          </w14:textFill>
+        </w:rPr>
+        <w:t xml:space="preserve"> lecture on </w:t>
+      </w:r>
+      <w:r>
+        <w:rPr>
+          <w:rFonts w:ascii="Garamond" w:hAnsi="Garamond" w:hint="default"/>
+          <w:outline w:val="0"/>
+          <w:color w:val="000000"/>
+          <w:sz w:val="21"/>
+          <w:szCs w:val="21"/>
+          <w:u w:color="000000"/>
+          <w:shd w:val="clear" w:color="auto" w:fill="ffffff"/>
+          <w:rtl w:val="0"/>
+          <w:lang w:val="en-US"/>
+          <w14:textFill>
+            <w14:solidFill>
+              <w14:srgbClr w14:val="000000"/>
+            </w14:solidFill>
+          </w14:textFill>
+        </w:rPr>
+        <w:t>…</w:t>
+      </w:r>
+      <w:r>
+        <w:rPr>
+          <w:rFonts w:ascii="Garamond" w:hAnsi="Garamond"/>
+          <w:outline w:val="0"/>
+          <w:color w:val="000000"/>
+          <w:sz w:val="21"/>
+          <w:szCs w:val="21"/>
+          <w:u w:color="000000"/>
+          <w:shd w:val="clear" w:color="auto" w:fill="ffffff"/>
+          <w:rtl w:val="0"/>
+          <w:lang w:val="en-US"/>
+          <w14:textFill>
+            <w14:solidFill>
+              <w14:srgbClr w14:val="000000"/>
+            </w14:solidFill>
+          </w14:textFill>
+        </w:rPr>
+        <w:t>. ptg.</w:t>
+      </w:r>
+    </w:p>
+    <w:p>
+      <w:pPr>
+        <w:pStyle w:val="Body"/>
+        <w:spacing w:after="0" w:line="240" w:lineRule="auto"/>
+        <w:rPr>
+          <w:rFonts w:ascii="Garamond" w:cs="Garamond" w:hAnsi="Garamond" w:eastAsia="Garamond"/>
+          <w:sz w:val="24"/>
+          <w:szCs w:val="24"/>
+        </w:rPr>
+      </w:pPr>
+      <w:r>
+        <w:rPr>
+          <w:rFonts w:ascii="Garamond" w:hAnsi="Garamond"/>
+          <w:outline w:val="0"/>
+          <w:color w:val="000000"/>
+          <w:sz w:val="21"/>
+          <w:szCs w:val="21"/>
+          <w:u w:color="000000"/>
+          <w:shd w:val="clear" w:color="auto" w:fill="ffffff"/>
+          <w:rtl w:val="0"/>
+          <w:lang w:val="en-US"/>
+          <w14:textFill>
+            <w14:solidFill>
+              <w14:srgbClr w14:val="000000"/>
+            </w14:solidFill>
+          </w14:textFill>
+        </w:rPr>
+        <w:t xml:space="preserve">Ray came to dine. Heard Adrian on the Radio </w:t>
+      </w:r>
+      <w:r>
+        <w:rPr>
+          <w:rFonts w:ascii="Garamond" w:hAnsi="Garamond" w:hint="default"/>
+          <w:outline w:val="0"/>
+          <w:color w:val="000000"/>
+          <w:sz w:val="21"/>
+          <w:szCs w:val="21"/>
+          <w:u w:color="000000"/>
+          <w:shd w:val="clear" w:color="auto" w:fill="ffffff"/>
+          <w:rtl w:val="0"/>
+          <w:lang w:val="en-US"/>
+          <w14:textFill>
+            <w14:solidFill>
+              <w14:srgbClr w14:val="000000"/>
+            </w14:solidFill>
+          </w14:textFill>
+        </w:rPr>
+        <w:t>“</w:t>
+      </w:r>
+      <w:r>
+        <w:rPr>
+          <w:rFonts w:ascii="Garamond" w:hAnsi="Garamond"/>
+          <w:outline w:val="0"/>
+          <w:color w:val="000000"/>
+          <w:sz w:val="21"/>
+          <w:szCs w:val="21"/>
+          <w:u w:color="000000"/>
+          <w:shd w:val="clear" w:color="auto" w:fill="ffffff"/>
+          <w:rtl w:val="0"/>
+          <w:lang w:val="en-US"/>
+          <w14:textFill>
+            <w14:solidFill>
+              <w14:srgbClr w14:val="000000"/>
+            </w14:solidFill>
+          </w14:textFill>
+        </w:rPr>
+        <w:t>Normal and Abnormal Personalities</w:t>
+      </w:r>
+      <w:r>
+        <w:rPr>
+          <w:rFonts w:ascii="Garamond" w:hAnsi="Garamond" w:hint="default"/>
+          <w:outline w:val="0"/>
+          <w:color w:val="000000"/>
+          <w:sz w:val="21"/>
+          <w:szCs w:val="21"/>
+          <w:u w:color="000000"/>
+          <w:shd w:val="clear" w:color="auto" w:fill="ffffff"/>
+          <w:rtl w:val="0"/>
+          <w:lang w:val="en-US"/>
+          <w14:textFill>
+            <w14:solidFill>
+              <w14:srgbClr w14:val="000000"/>
+            </w14:solidFill>
+          </w14:textFill>
+        </w:rPr>
+        <w:t>”</w:t>
+      </w:r>
+      <w:r>
+        <w:rPr>
+          <w:rFonts w:ascii="Garamond" w:hAnsi="Garamond"/>
+          <w:outline w:val="0"/>
+          <w:color w:val="000000"/>
+          <w:sz w:val="21"/>
+          <w:szCs w:val="21"/>
+          <w:u w:color="000000"/>
+          <w:shd w:val="clear" w:color="auto" w:fill="ffffff"/>
+          <w:rtl w:val="0"/>
+          <w:lang w:val="en-US"/>
+          <w14:textFill>
+            <w14:solidFill>
+              <w14:srgbClr w14:val="000000"/>
+            </w14:solidFill>
+          </w14:textFill>
+        </w:rPr>
+        <w:t>. Not as good as it wd. have been if they hadn</w:t>
+      </w:r>
+      <w:r>
+        <w:rPr>
+          <w:rFonts w:ascii="Garamond" w:hAnsi="Garamond" w:hint="default"/>
+          <w:outline w:val="0"/>
+          <w:color w:val="000000"/>
+          <w:sz w:val="21"/>
+          <w:szCs w:val="21"/>
+          <w:u w:color="000000"/>
+          <w:shd w:val="clear" w:color="auto" w:fill="ffffff"/>
+          <w:rtl w:val="0"/>
+          <w:lang w:val="en-US"/>
+          <w14:textFill>
+            <w14:solidFill>
+              <w14:srgbClr w14:val="000000"/>
+            </w14:solidFill>
+          </w14:textFill>
+        </w:rPr>
+        <w:t>’</w:t>
+      </w:r>
+      <w:r>
+        <w:rPr>
+          <w:rFonts w:ascii="Garamond" w:hAnsi="Garamond"/>
+          <w:outline w:val="0"/>
+          <w:color w:val="000000"/>
+          <w:sz w:val="21"/>
+          <w:szCs w:val="21"/>
+          <w:u w:color="000000"/>
+          <w:shd w:val="clear" w:color="auto" w:fill="ffffff"/>
+          <w:rtl w:val="0"/>
+          <w:lang w:val="en-US"/>
+          <w14:textFill>
+            <w14:solidFill>
+              <w14:srgbClr w14:val="000000"/>
+            </w14:solidFill>
+          </w14:textFill>
+        </w:rPr>
+        <w:t>t mistaken the date and given him only 24 hours!!</w:t>
       </w:r>
     </w:p>
     <w:p>
@@ -34711,28 +37054,97 @@
         <w:jc w:val="center"/>
         <w:rPr>
           <w:rFonts w:ascii="Garamond" w:cs="Garamond" w:hAnsi="Garamond" w:eastAsia="Garamond"/>
-          <w:sz w:val="24"/>
-          <w:szCs w:val="24"/>
-        </w:rPr>
-      </w:pPr>
-      <w:r>
-        <w:rPr>
-          <w:rFonts w:ascii="Garamond" w:hAnsi="Garamond"/>
-          <w:outline w:val="0"/>
-          <w:color w:val="000000"/>
-          <w:sz w:val="21"/>
-          <w:szCs w:val="21"/>
-          <w:u w:color="000000"/>
-          <w:shd w:val="clear" w:color="auto" w:fill="ffffff"/>
-          <w:rtl w:val="0"/>
-          <w:lang w:val="en-US"/>
-          <w14:textFill>
-            <w14:solidFill>
-              <w14:srgbClr w14:val="000000"/>
-            </w14:solidFill>
-          </w14:textFill>
-        </w:rPr>
-        <w:t>[153] Wednesday, May 16, 1934 St. Leonard</w:t>
+          <w:outline w:val="0"/>
+          <w:color w:val="000000"/>
+          <w:sz w:val="21"/>
+          <w:szCs w:val="21"/>
+          <w:u w:color="000000"/>
+          <w:shd w:val="clear" w:color="auto" w:fill="ffffff"/>
+          <w14:textFill>
+            <w14:solidFill>
+              <w14:srgbClr w14:val="000000"/>
+            </w14:solidFill>
+          </w14:textFill>
+        </w:rPr>
+      </w:pPr>
+      <w:r>
+        <w:rPr>
+          <w:rFonts w:ascii="Garamond" w:hAnsi="Garamond"/>
+          <w:outline w:val="0"/>
+          <w:color w:val="000000"/>
+          <w:sz w:val="21"/>
+          <w:szCs w:val="21"/>
+          <w:u w:color="000000"/>
+          <w:shd w:val="clear" w:color="auto" w:fill="ffffff"/>
+          <w:rtl w:val="0"/>
+          <w:lang w:val="en-US"/>
+          <w14:textFill>
+            <w14:solidFill>
+              <w14:srgbClr w14:val="000000"/>
+            </w14:solidFill>
+          </w14:textFill>
+        </w:rPr>
+        <w:t>[166] Tuesday, May 29, 1934, London</w:t>
+      </w:r>
+    </w:p>
+    <w:p>
+      <w:pPr>
+        <w:pStyle w:val="Body"/>
+        <w:spacing w:after="0" w:line="240" w:lineRule="auto"/>
+        <w:rPr>
+          <w:rFonts w:ascii="Garamond" w:cs="Garamond" w:hAnsi="Garamond" w:eastAsia="Garamond"/>
+          <w:sz w:val="24"/>
+          <w:szCs w:val="24"/>
+        </w:rPr>
+      </w:pPr>
+      <w:r>
+        <w:rPr>
+          <w:rFonts w:ascii="Garamond" w:hAnsi="Garamond"/>
+          <w:outline w:val="0"/>
+          <w:color w:val="000000"/>
+          <w:sz w:val="21"/>
+          <w:szCs w:val="21"/>
+          <w:u w:color="000000"/>
+          <w:shd w:val="clear" w:color="auto" w:fill="ffffff"/>
+          <w:rtl w:val="0"/>
+          <w:lang w:val="en-US"/>
+          <w14:textFill>
+            <w14:solidFill>
+              <w14:srgbClr w14:val="000000"/>
+            </w14:solidFill>
+          </w14:textFill>
+        </w:rPr>
+        <w:t>Fine</w:t>
+      </w:r>
+    </w:p>
+    <w:p>
+      <w:pPr>
+        <w:pStyle w:val="Body"/>
+        <w:spacing w:after="0" w:line="240" w:lineRule="auto"/>
+        <w:rPr>
+          <w:rFonts w:ascii="Garamond" w:cs="Garamond" w:hAnsi="Garamond" w:eastAsia="Garamond"/>
+          <w:sz w:val="24"/>
+          <w:szCs w:val="24"/>
+        </w:rPr>
+      </w:pPr>
+      <w:r>
+        <w:rPr>
+          <w:rFonts w:ascii="Garamond" w:hAnsi="Garamond"/>
+          <w:outline w:val="0"/>
+          <w:color w:val="000000"/>
+          <w:sz w:val="21"/>
+          <w:szCs w:val="21"/>
+          <w:u w:color="000000"/>
+          <w:shd w:val="clear" w:color="auto" w:fill="ffffff"/>
+          <w:rtl w:val="0"/>
+          <w:lang w:val="en-US"/>
+          <w14:textFill>
+            <w14:solidFill>
+              <w14:srgbClr w14:val="000000"/>
+            </w14:solidFill>
+          </w14:textFill>
+        </w:rPr>
+        <w:t>Went to Karin</w:t>
       </w:r>
       <w:r>
         <w:rPr>
@@ -34770,37 +37182,7 @@
             </w14:solidFill>
           </w14:textFill>
         </w:rPr>
-        <w:t>s Terrace S.W. 3</w:t>
-      </w:r>
-    </w:p>
-    <w:p>
-      <w:pPr>
-        <w:pStyle w:val="Body"/>
-        <w:spacing w:after="0" w:line="240" w:lineRule="auto"/>
-        <w:rPr>
-          <w:rFonts w:ascii="Garamond" w:cs="Garamond" w:hAnsi="Garamond" w:eastAsia="Garamond"/>
-          <w:sz w:val="24"/>
-          <w:szCs w:val="24"/>
-        </w:rPr>
-      </w:pPr>
-      <w:r>
-        <w:rPr>
-          <w:rFonts w:ascii="Garamond" w:hAnsi="Garamond"/>
-          <w:outline w:val="0"/>
-          <w:color w:val="000000"/>
-          <w:sz w:val="21"/>
-          <w:szCs w:val="21"/>
-          <w:u w:color="000000"/>
-          <w:shd w:val="clear" w:color="auto" w:fill="ffffff"/>
-          <w:rtl w:val="0"/>
-          <w:lang w:val="en-US"/>
-          <w14:textFill>
-            <w14:solidFill>
-              <w14:srgbClr w14:val="000000"/>
-            </w14:solidFill>
-          </w14:textFill>
-        </w:rPr>
-        <w:t xml:space="preserve">Paris arriving at 9.45. Took the </w:t>
+        <w:t>s for her lecture, after lunching here with Ruth Draper and Trevy. Then to De Loray</w:t>
       </w:r>
       <w:r>
         <w:rPr>
@@ -34819,26 +37201,641 @@
             </w14:solidFill>
           </w14:textFill>
         </w:rPr>
+        <w:t>’</w:t>
+      </w:r>
+      <w:r>
+        <w:rPr>
+          <w:rFonts w:ascii="Garamond" w:hAnsi="Garamond"/>
+          <w:outline w:val="0"/>
+          <w:color w:val="000000"/>
+          <w:sz w:val="21"/>
+          <w:szCs w:val="21"/>
+          <w:u w:color="000000"/>
+          <w:shd w:val="clear" w:color="auto" w:fill="ffffff"/>
+          <w:rtl w:val="0"/>
+          <w:lang w:val="en-US"/>
+          <w14:textFill>
+            <w14:solidFill>
+              <w14:srgbClr w14:val="000000"/>
+            </w14:solidFill>
+          </w14:textFill>
+        </w:rPr>
+        <w:t>s lecture where I met Woolley. Back to an early dinner and then Ruth Draper sent her car</w:t>
+      </w:r>
+      <w:r>
+        <w:rPr>
+          <w:rFonts w:ascii="Garamond" w:hAnsi="Garamond"/>
+          <w:outline w:val="0"/>
+          <w:color w:val="ff0000"/>
+          <w:sz w:val="21"/>
+          <w:szCs w:val="21"/>
+          <w:u w:color="ff0000"/>
+          <w:shd w:val="clear" w:color="auto" w:fill="ffffff"/>
+          <w:rtl w:val="0"/>
+          <w:lang w:val="en-US"/>
+          <w14:textFill>
+            <w14:solidFill>
+              <w14:srgbClr w14:val="FF0000"/>
+            </w14:solidFill>
+          </w14:textFill>
+        </w:rPr>
+        <w:t xml:space="preserve"> </w:t>
+      </w:r>
+      <w:r>
+        <w:rPr>
+          <w:rFonts w:ascii="Garamond" w:hAnsi="Garamond"/>
+          <w:outline w:val="0"/>
+          <w:color w:val="000000"/>
+          <w:sz w:val="21"/>
+          <w:szCs w:val="21"/>
+          <w:u w:color="000000"/>
+          <w:shd w:val="clear" w:color="auto" w:fill="ffffff"/>
+          <w:rtl w:val="0"/>
+          <w:lang w:val="en-US"/>
+          <w14:textFill>
+            <w14:solidFill>
+              <w14:srgbClr w14:val="000000"/>
+            </w14:solidFill>
+          </w14:textFill>
+        </w:rPr>
+        <w:t>for Trevy and me and we picked her up and went to the King</w:t>
+      </w:r>
+      <w:r>
+        <w:rPr>
+          <w:rFonts w:ascii="Garamond" w:hAnsi="Garamond" w:hint="default"/>
+          <w:outline w:val="0"/>
+          <w:color w:val="000000"/>
+          <w:sz w:val="21"/>
+          <w:szCs w:val="21"/>
+          <w:u w:color="000000"/>
+          <w:shd w:val="clear" w:color="auto" w:fill="ffffff"/>
+          <w:rtl w:val="0"/>
+          <w:lang w:val="en-US"/>
+          <w14:textFill>
+            <w14:solidFill>
+              <w14:srgbClr w14:val="000000"/>
+            </w14:solidFill>
+          </w14:textFill>
+        </w:rPr>
+        <w:t>’</w:t>
+      </w:r>
+      <w:r>
+        <w:rPr>
+          <w:rFonts w:ascii="Garamond" w:hAnsi="Garamond"/>
+          <w:outline w:val="0"/>
+          <w:color w:val="000000"/>
+          <w:sz w:val="21"/>
+          <w:szCs w:val="21"/>
+          <w:u w:color="000000"/>
+          <w:shd w:val="clear" w:color="auto" w:fill="ffffff"/>
+          <w:rtl w:val="0"/>
+          <w:lang w:val="en-US"/>
+          <w14:textFill>
+            <w14:solidFill>
+              <w14:srgbClr w14:val="000000"/>
+            </w14:solidFill>
+          </w14:textFill>
+        </w:rPr>
+        <w:t xml:space="preserve">s Theatre in Hammersmith and heard her </w:t>
+      </w:r>
+      <w:r>
+        <w:rPr>
+          <w:rFonts w:ascii="Garamond" w:hAnsi="Garamond"/>
+          <w:outline w:val="0"/>
+          <w:color w:val="ff0000"/>
+          <w:sz w:val="21"/>
+          <w:szCs w:val="21"/>
+          <w:u w:color="ff0000"/>
+          <w:shd w:val="clear" w:color="auto" w:fill="ffffff"/>
+          <w:rtl w:val="0"/>
+          <w:lang w:val="en-US"/>
+          <w14:textFill>
+            <w14:solidFill>
+              <w14:srgbClr w14:val="FF0000"/>
+            </w14:solidFill>
+          </w14:textFill>
+        </w:rPr>
+        <w:t>Improvisations</w:t>
+      </w:r>
+      <w:r>
+        <w:rPr>
+          <w:rFonts w:ascii="Garamond" w:hAnsi="Garamond"/>
+          <w:outline w:val="0"/>
+          <w:color w:val="000000"/>
+          <w:sz w:val="21"/>
+          <w:szCs w:val="21"/>
+          <w:u w:color="000000"/>
+          <w:shd w:val="clear" w:color="auto" w:fill="ffffff"/>
+          <w:rtl w:val="0"/>
+          <w:lang w:val="en-US"/>
+          <w14:textFill>
+            <w14:solidFill>
+              <w14:srgbClr w14:val="000000"/>
+            </w14:solidFill>
+          </w14:textFill>
+        </w:rPr>
+        <w:t xml:space="preserve">. What a fear to hold an audience with laughter and tears for 2 </w:t>
+      </w:r>
+      <w:r>
+        <w:rPr>
+          <w:rFonts w:ascii="Garamond" w:hAnsi="Garamond" w:hint="default"/>
+          <w:outline w:val="0"/>
+          <w:color w:val="000000"/>
+          <w:sz w:val="21"/>
+          <w:szCs w:val="21"/>
+          <w:u w:color="000000"/>
+          <w:shd w:val="clear" w:color="auto" w:fill="ffffff"/>
+          <w:rtl w:val="0"/>
+          <w:lang w:val="en-US"/>
+          <w14:textFill>
+            <w14:solidFill>
+              <w14:srgbClr w14:val="000000"/>
+            </w14:solidFill>
+          </w14:textFill>
+        </w:rPr>
+        <w:t xml:space="preserve">½ </w:t>
+      </w:r>
+      <w:r>
+        <w:rPr>
+          <w:rFonts w:ascii="Garamond" w:hAnsi="Garamond"/>
+          <w:outline w:val="0"/>
+          <w:color w:val="000000"/>
+          <w:sz w:val="21"/>
+          <w:szCs w:val="21"/>
+          <w:u w:color="000000"/>
+          <w:shd w:val="clear" w:color="auto" w:fill="ffffff"/>
+          <w:rtl w:val="0"/>
+          <w:lang w:val="en-US"/>
+          <w14:textFill>
+            <w14:solidFill>
+              <w14:srgbClr w14:val="000000"/>
+            </w14:solidFill>
+          </w14:textFill>
+        </w:rPr>
+        <w:t>hours!</w:t>
+      </w:r>
+    </w:p>
+    <w:p>
+      <w:pPr>
+        <w:pStyle w:val="Body"/>
+        <w:spacing w:after="0" w:line="240" w:lineRule="auto"/>
+        <w:rPr>
+          <w:rFonts w:ascii="Garamond" w:cs="Garamond" w:hAnsi="Garamond" w:eastAsia="Garamond"/>
+          <w:sz w:val="24"/>
+          <w:szCs w:val="24"/>
+          <w:lang w:val="en-US"/>
+        </w:rPr>
+      </w:pPr>
+    </w:p>
+    <w:p>
+      <w:pPr>
+        <w:pStyle w:val="Body"/>
+        <w:spacing w:after="0" w:line="240" w:lineRule="auto"/>
+        <w:jc w:val="center"/>
+        <w:rPr>
+          <w:rFonts w:ascii="Garamond" w:cs="Garamond" w:hAnsi="Garamond" w:eastAsia="Garamond"/>
+          <w:outline w:val="0"/>
+          <w:color w:val="000000"/>
+          <w:sz w:val="21"/>
+          <w:szCs w:val="21"/>
+          <w:u w:color="000000"/>
+          <w:shd w:val="clear" w:color="auto" w:fill="ffffff"/>
+          <w14:textFill>
+            <w14:solidFill>
+              <w14:srgbClr w14:val="000000"/>
+            </w14:solidFill>
+          </w14:textFill>
+        </w:rPr>
+      </w:pPr>
+      <w:r>
+        <w:rPr>
+          <w:rFonts w:ascii="Garamond" w:hAnsi="Garamond"/>
+          <w:outline w:val="0"/>
+          <w:color w:val="000000"/>
+          <w:sz w:val="21"/>
+          <w:szCs w:val="21"/>
+          <w:u w:color="000000"/>
+          <w:shd w:val="clear" w:color="auto" w:fill="ffffff"/>
+          <w:rtl w:val="0"/>
+          <w:lang w:val="en-US"/>
+          <w14:textFill>
+            <w14:solidFill>
+              <w14:srgbClr w14:val="000000"/>
+            </w14:solidFill>
+          </w14:textFill>
+        </w:rPr>
+        <w:t>[167] Wednesday, May 30, 1934</w:t>
+      </w:r>
+    </w:p>
+    <w:p>
+      <w:pPr>
+        <w:pStyle w:val="Body"/>
+        <w:spacing w:after="0" w:line="240" w:lineRule="auto"/>
+        <w:rPr>
+          <w:rFonts w:ascii="Garamond" w:cs="Garamond" w:hAnsi="Garamond" w:eastAsia="Garamond"/>
+          <w:sz w:val="24"/>
+          <w:szCs w:val="24"/>
+        </w:rPr>
+      </w:pPr>
+      <w:r>
+        <w:rPr>
+          <w:rFonts w:ascii="Garamond" w:hAnsi="Garamond"/>
+          <w:outline w:val="0"/>
+          <w:color w:val="000000"/>
+          <w:sz w:val="21"/>
+          <w:szCs w:val="21"/>
+          <w:u w:color="000000"/>
+          <w:shd w:val="clear" w:color="auto" w:fill="ffffff"/>
+          <w:rtl w:val="0"/>
+          <w:lang w:val="en-US"/>
+          <w14:textFill>
+            <w14:solidFill>
+              <w14:srgbClr w14:val="000000"/>
+            </w14:solidFill>
+          </w14:textFill>
+        </w:rPr>
+        <w:t>Fine</w:t>
+      </w:r>
+    </w:p>
+    <w:p>
+      <w:pPr>
+        <w:pStyle w:val="Body"/>
+        <w:spacing w:after="0" w:line="240" w:lineRule="auto"/>
+        <w:rPr>
+          <w:rFonts w:ascii="Garamond" w:cs="Garamond" w:hAnsi="Garamond" w:eastAsia="Garamond"/>
+          <w:sz w:val="24"/>
+          <w:szCs w:val="24"/>
+        </w:rPr>
+      </w:pPr>
+      <w:r>
+        <w:rPr>
+          <w:rFonts w:ascii="Garamond" w:hAnsi="Garamond"/>
+          <w:outline w:val="0"/>
+          <w:color w:val="000000"/>
+          <w:sz w:val="21"/>
+          <w:szCs w:val="21"/>
+          <w:u w:color="000000"/>
+          <w:shd w:val="clear" w:color="auto" w:fill="ffffff"/>
+          <w:rtl w:val="0"/>
+          <w:lang w:val="en-US"/>
+          <w14:textFill>
+            <w14:solidFill>
+              <w14:srgbClr w14:val="000000"/>
+            </w14:solidFill>
+          </w14:textFill>
+        </w:rPr>
+        <w:t>Went to Karin</w:t>
+      </w:r>
+      <w:r>
+        <w:rPr>
+          <w:rFonts w:ascii="Garamond" w:hAnsi="Garamond" w:hint="default"/>
+          <w:outline w:val="0"/>
+          <w:color w:val="000000"/>
+          <w:sz w:val="21"/>
+          <w:szCs w:val="21"/>
+          <w:u w:color="000000"/>
+          <w:shd w:val="clear" w:color="auto" w:fill="ffffff"/>
+          <w:rtl w:val="0"/>
+          <w:lang w:val="en-US"/>
+          <w14:textFill>
+            <w14:solidFill>
+              <w14:srgbClr w14:val="000000"/>
+            </w14:solidFill>
+          </w14:textFill>
+        </w:rPr>
+        <w:t>’</w:t>
+      </w:r>
+      <w:r>
+        <w:rPr>
+          <w:rFonts w:ascii="Garamond" w:hAnsi="Garamond"/>
+          <w:outline w:val="0"/>
+          <w:color w:val="000000"/>
+          <w:sz w:val="21"/>
+          <w:szCs w:val="21"/>
+          <w:u w:color="000000"/>
+          <w:shd w:val="clear" w:color="auto" w:fill="ffffff"/>
+          <w:rtl w:val="0"/>
+          <w:lang w:val="en-US"/>
+          <w14:textFill>
+            <w14:solidFill>
+              <w14:srgbClr w14:val="000000"/>
+            </w14:solidFill>
+          </w14:textFill>
+        </w:rPr>
+        <w:t>s and struggled with her lecture. The poor thing is too busy!</w:t>
+      </w:r>
+    </w:p>
+    <w:p>
+      <w:pPr>
+        <w:pStyle w:val="Body"/>
+        <w:spacing w:after="0" w:line="240" w:lineRule="auto"/>
+        <w:rPr>
+          <w:rFonts w:ascii="Garamond" w:cs="Garamond" w:hAnsi="Garamond" w:eastAsia="Garamond"/>
+          <w:sz w:val="24"/>
+          <w:szCs w:val="24"/>
+        </w:rPr>
+      </w:pPr>
+      <w:r>
+        <w:rPr>
+          <w:rFonts w:ascii="Garamond" w:hAnsi="Garamond"/>
+          <w:outline w:val="0"/>
+          <w:color w:val="000000"/>
+          <w:sz w:val="21"/>
+          <w:szCs w:val="21"/>
+          <w:u w:color="000000"/>
+          <w:shd w:val="clear" w:color="auto" w:fill="ffffff"/>
+          <w:rtl w:val="0"/>
+          <w:lang w:val="en-US"/>
+          <w14:textFill>
+            <w14:solidFill>
+              <w14:srgbClr w14:val="000000"/>
+            </w14:solidFill>
+          </w14:textFill>
+        </w:rPr>
+        <w:t>Dined at the Maclagan</w:t>
+      </w:r>
+      <w:r>
+        <w:rPr>
+          <w:rFonts w:ascii="Garamond" w:hAnsi="Garamond" w:hint="default"/>
+          <w:outline w:val="0"/>
+          <w:color w:val="000000"/>
+          <w:sz w:val="21"/>
+          <w:szCs w:val="21"/>
+          <w:u w:color="000000"/>
+          <w:shd w:val="clear" w:color="auto" w:fill="ffffff"/>
+          <w:rtl w:val="0"/>
+          <w:lang w:val="en-US"/>
+          <w14:textFill>
+            <w14:solidFill>
+              <w14:srgbClr w14:val="000000"/>
+            </w14:solidFill>
+          </w14:textFill>
+        </w:rPr>
+        <w:t>’</w:t>
+      </w:r>
+      <w:r>
+        <w:rPr>
+          <w:rFonts w:ascii="Garamond" w:hAnsi="Garamond"/>
+          <w:outline w:val="0"/>
+          <w:color w:val="000000"/>
+          <w:sz w:val="21"/>
+          <w:szCs w:val="21"/>
+          <w:u w:color="000000"/>
+          <w:shd w:val="clear" w:color="auto" w:fill="ffffff"/>
+          <w:rtl w:val="0"/>
+          <w:lang w:val="en-US"/>
+          <w14:textFill>
+            <w14:solidFill>
+              <w14:srgbClr w14:val="000000"/>
+            </w14:solidFill>
+          </w14:textFill>
+        </w:rPr>
+        <w:t>s with Winlock, a pleasant homely sort of evening. I do like them!</w:t>
+      </w:r>
+    </w:p>
+    <w:p>
+      <w:pPr>
+        <w:pStyle w:val="Body"/>
+        <w:spacing w:after="0" w:line="240" w:lineRule="auto"/>
+        <w:rPr>
+          <w:rFonts w:ascii="Garamond" w:cs="Garamond" w:hAnsi="Garamond" w:eastAsia="Garamond"/>
+          <w:sz w:val="24"/>
+          <w:szCs w:val="24"/>
+          <w:lang w:val="en-US"/>
+        </w:rPr>
+      </w:pPr>
+    </w:p>
+    <w:p>
+      <w:pPr>
+        <w:pStyle w:val="Body"/>
+        <w:spacing w:after="0" w:line="240" w:lineRule="auto"/>
+        <w:jc w:val="center"/>
+        <w:rPr>
+          <w:rFonts w:ascii="Garamond" w:cs="Garamond" w:hAnsi="Garamond" w:eastAsia="Garamond"/>
+          <w:outline w:val="0"/>
+          <w:color w:val="000000"/>
+          <w:sz w:val="21"/>
+          <w:szCs w:val="21"/>
+          <w:u w:color="000000"/>
+          <w:shd w:val="clear" w:color="auto" w:fill="ffffff"/>
+          <w14:textFill>
+            <w14:solidFill>
+              <w14:srgbClr w14:val="000000"/>
+            </w14:solidFill>
+          </w14:textFill>
+        </w:rPr>
+      </w:pPr>
+      <w:r>
+        <w:rPr>
+          <w:rFonts w:ascii="Garamond" w:hAnsi="Garamond"/>
+          <w:outline w:val="0"/>
+          <w:color w:val="000000"/>
+          <w:sz w:val="21"/>
+          <w:szCs w:val="21"/>
+          <w:u w:color="000000"/>
+          <w:shd w:val="clear" w:color="auto" w:fill="ffffff"/>
+          <w:rtl w:val="0"/>
+          <w:lang w:val="en-US"/>
+          <w14:textFill>
+            <w14:solidFill>
+              <w14:srgbClr w14:val="000000"/>
+            </w14:solidFill>
+          </w14:textFill>
+        </w:rPr>
+        <w:t>[168] Thursday, May 31, 1934</w:t>
+      </w:r>
+    </w:p>
+    <w:p>
+      <w:pPr>
+        <w:pStyle w:val="Body"/>
+        <w:spacing w:after="0" w:line="240" w:lineRule="auto"/>
+        <w:rPr>
+          <w:rFonts w:ascii="Garamond" w:cs="Garamond" w:hAnsi="Garamond" w:eastAsia="Garamond"/>
+          <w:sz w:val="24"/>
+          <w:szCs w:val="24"/>
+        </w:rPr>
+      </w:pPr>
+      <w:r>
+        <w:rPr>
+          <w:rFonts w:ascii="Garamond" w:hAnsi="Garamond"/>
+          <w:outline w:val="0"/>
+          <w:color w:val="000000"/>
+          <w:sz w:val="21"/>
+          <w:szCs w:val="21"/>
+          <w:u w:color="000000"/>
+          <w:shd w:val="clear" w:color="auto" w:fill="ffffff"/>
+          <w:rtl w:val="0"/>
+          <w:lang w:val="en-US"/>
+          <w14:textFill>
+            <w14:solidFill>
+              <w14:srgbClr w14:val="000000"/>
+            </w14:solidFill>
+          </w14:textFill>
+        </w:rPr>
+        <w:t>So-so</w:t>
+      </w:r>
+    </w:p>
+    <w:p>
+      <w:pPr>
+        <w:pStyle w:val="Body"/>
+        <w:spacing w:after="0" w:line="240" w:lineRule="auto"/>
+        <w:rPr>
+          <w:rFonts w:ascii="Garamond" w:cs="Garamond" w:hAnsi="Garamond" w:eastAsia="Garamond"/>
+          <w:sz w:val="24"/>
+          <w:szCs w:val="24"/>
+        </w:rPr>
+      </w:pPr>
+      <w:r>
+        <w:rPr>
+          <w:rFonts w:ascii="Garamond" w:hAnsi="Garamond"/>
+          <w:outline w:val="0"/>
+          <w:color w:val="000000"/>
+          <w:sz w:val="21"/>
+          <w:szCs w:val="21"/>
+          <w:u w:color="000000"/>
+          <w:shd w:val="clear" w:color="auto" w:fill="ffffff"/>
+          <w:rtl w:val="0"/>
+          <w:lang w:val="en-US"/>
+          <w14:textFill>
+            <w14:solidFill>
+              <w14:srgbClr w14:val="000000"/>
+            </w14:solidFill>
+          </w14:textFill>
+        </w:rPr>
+        <w:t>Had typist 10-3, working feverishly over</w:t>
+      </w:r>
+      <w:r>
+        <w:rPr>
+          <w:rFonts w:ascii="Garamond" w:hAnsi="Garamond"/>
+          <w:outline w:val="0"/>
+          <w:color w:val="ff0000"/>
+          <w:sz w:val="21"/>
+          <w:szCs w:val="21"/>
+          <w:u w:color="ff0000"/>
+          <w:shd w:val="clear" w:color="auto" w:fill="ffffff"/>
+          <w:rtl w:val="0"/>
+          <w:lang w:val="en-US"/>
+          <w14:textFill>
+            <w14:solidFill>
+              <w14:srgbClr w14:val="FF0000"/>
+            </w14:solidFill>
+          </w14:textFill>
+        </w:rPr>
+        <w:t xml:space="preserve"> </w:t>
+      </w:r>
+      <w:r>
+        <w:rPr>
+          <w:rFonts w:ascii="Garamond" w:hAnsi="Garamond"/>
+          <w:outline w:val="0"/>
+          <w:color w:val="000000"/>
+          <w:sz w:val="21"/>
+          <w:szCs w:val="21"/>
+          <w:u w:color="000000"/>
+          <w:shd w:val="clear" w:color="auto" w:fill="ffffff"/>
+          <w:rtl w:val="0"/>
+          <w:lang w:val="en-US"/>
+          <w14:textFill>
+            <w14:solidFill>
+              <w14:srgbClr w14:val="000000"/>
+            </w14:solidFill>
+          </w14:textFill>
+        </w:rPr>
+        <w:t>Karin</w:t>
+      </w:r>
+      <w:r>
+        <w:rPr>
+          <w:rFonts w:ascii="Garamond" w:hAnsi="Garamond" w:hint="default"/>
+          <w:outline w:val="0"/>
+          <w:color w:val="000000"/>
+          <w:sz w:val="21"/>
+          <w:szCs w:val="21"/>
+          <w:u w:color="000000"/>
+          <w:shd w:val="clear" w:color="auto" w:fill="ffffff"/>
+          <w:rtl w:val="0"/>
+          <w:lang w:val="en-US"/>
+          <w14:textFill>
+            <w14:solidFill>
+              <w14:srgbClr w14:val="000000"/>
+            </w14:solidFill>
+          </w14:textFill>
+        </w:rPr>
+        <w:t>’</w:t>
+      </w:r>
+      <w:r>
+        <w:rPr>
+          <w:rFonts w:ascii="Garamond" w:hAnsi="Garamond"/>
+          <w:outline w:val="0"/>
+          <w:color w:val="000000"/>
+          <w:sz w:val="21"/>
+          <w:szCs w:val="21"/>
+          <w:u w:color="000000"/>
+          <w:shd w:val="clear" w:color="auto" w:fill="ffffff"/>
+          <w:rtl w:val="0"/>
+          <w:lang w:val="en-US"/>
+          <w14:textFill>
+            <w14:solidFill>
+              <w14:srgbClr w14:val="000000"/>
+            </w14:solidFill>
+          </w14:textFill>
+        </w:rPr>
+        <w:t xml:space="preserve">s lecture. Heard Ray on the radio- </w:t>
+      </w:r>
+      <w:r>
+        <w:rPr>
+          <w:rFonts w:ascii="Garamond" w:hAnsi="Garamond" w:hint="default"/>
+          <w:outline w:val="0"/>
+          <w:color w:val="000000"/>
+          <w:sz w:val="21"/>
+          <w:szCs w:val="21"/>
+          <w:u w:color="000000"/>
+          <w:shd w:val="clear" w:color="auto" w:fill="ffffff"/>
+          <w:rtl w:val="0"/>
+          <w:lang w:val="en-US"/>
+          <w14:textFill>
+            <w14:solidFill>
+              <w14:srgbClr w14:val="000000"/>
+            </w14:solidFill>
+          </w14:textFill>
+        </w:rPr>
         <w:t>“</w:t>
       </w:r>
       <w:r>
         <w:rPr>
           <w:rFonts w:ascii="Garamond" w:hAnsi="Garamond"/>
           <w:outline w:val="0"/>
-          <w:color w:val="000000"/>
-          <w:sz w:val="21"/>
-          <w:szCs w:val="21"/>
-          <w:u w:color="000000"/>
-          <w:shd w:val="clear" w:color="auto" w:fill="ffffff"/>
-          <w:rtl w:val="0"/>
-          <w:lang w:val="en-US"/>
-          <w14:textFill>
-            <w14:solidFill>
-              <w14:srgbClr w14:val="000000"/>
-            </w14:solidFill>
-          </w14:textFill>
-        </w:rPr>
-        <w:t>Silver Wing</w:t>
+          <w:color w:val="ff0000"/>
+          <w:sz w:val="21"/>
+          <w:szCs w:val="21"/>
+          <w:u w:color="ff0000"/>
+          <w:shd w:val="clear" w:color="auto" w:fill="ffffff"/>
+          <w:rtl w:val="0"/>
+          <w:lang w:val="en-US"/>
+          <w14:textFill>
+            <w14:solidFill>
+              <w14:srgbClr w14:val="FF0000"/>
+            </w14:solidFill>
+          </w14:textFill>
+        </w:rPr>
+        <w:t>Facty</w:t>
+      </w:r>
+      <w:r>
+        <w:rPr>
+          <w:rFonts w:ascii="Garamond" w:hAnsi="Garamond"/>
+          <w:outline w:val="0"/>
+          <w:color w:val="000000"/>
+          <w:sz w:val="21"/>
+          <w:szCs w:val="21"/>
+          <w:u w:color="000000"/>
+          <w:shd w:val="clear" w:color="auto" w:fill="ffffff"/>
+          <w:rtl w:val="0"/>
+          <w:lang w:val="en-US"/>
+          <w14:textFill>
+            <w14:solidFill>
+              <w14:srgbClr w14:val="000000"/>
+            </w14:solidFill>
+          </w14:textFill>
+        </w:rPr>
+        <w:t xml:space="preserve"> Inspection</w:t>
       </w:r>
       <w:r>
         <w:rPr>
@@ -34857,26 +37854,245 @@
             </w14:solidFill>
           </w14:textFill>
         </w:rPr>
-        <w:t xml:space="preserve">” </w:t>
-      </w:r>
-      <w:r>
-        <w:rPr>
-          <w:rFonts w:ascii="Garamond" w:hAnsi="Garamond"/>
-          <w:outline w:val="0"/>
-          <w:color w:val="000000"/>
-          <w:sz w:val="21"/>
-          <w:szCs w:val="21"/>
-          <w:u w:color="000000"/>
-          <w:shd w:val="clear" w:color="auto" w:fill="ffffff"/>
-          <w:rtl w:val="0"/>
-          <w:lang w:val="en-US"/>
-          <w14:textFill>
-            <w14:solidFill>
-              <w14:srgbClr w14:val="000000"/>
-            </w14:solidFill>
-          </w14:textFill>
-        </w:rPr>
-        <w:t>airplane and reached Alys</w:t>
+        <w:t>”</w:t>
+      </w:r>
+      <w:r>
+        <w:rPr>
+          <w:rFonts w:ascii="Garamond" w:hAnsi="Garamond"/>
+          <w:outline w:val="0"/>
+          <w:color w:val="000000"/>
+          <w:sz w:val="21"/>
+          <w:szCs w:val="21"/>
+          <w:u w:color="000000"/>
+          <w:shd w:val="clear" w:color="auto" w:fill="ffffff"/>
+          <w:rtl w:val="0"/>
+          <w:lang w:val="en-US"/>
+          <w14:textFill>
+            <w14:solidFill>
+              <w14:srgbClr w14:val="000000"/>
+            </w14:solidFill>
+          </w14:textFill>
+        </w:rPr>
+        <w:t>, a most awfully good talk.</w:t>
+      </w:r>
+    </w:p>
+    <w:p>
+      <w:pPr>
+        <w:pStyle w:val="Body"/>
+        <w:spacing w:after="0" w:line="240" w:lineRule="auto"/>
+        <w:rPr>
+          <w:rFonts w:ascii="Garamond" w:cs="Garamond" w:hAnsi="Garamond" w:eastAsia="Garamond"/>
+          <w:sz w:val="24"/>
+          <w:szCs w:val="24"/>
+          <w:lang w:val="en-US"/>
+        </w:rPr>
+      </w:pPr>
+    </w:p>
+    <w:p>
+      <w:pPr>
+        <w:pStyle w:val="Body"/>
+        <w:spacing w:after="0" w:line="240" w:lineRule="auto"/>
+        <w:jc w:val="center"/>
+        <w:rPr>
+          <w:rFonts w:ascii="Garamond" w:cs="Garamond" w:hAnsi="Garamond" w:eastAsia="Garamond"/>
+          <w:sz w:val="24"/>
+          <w:szCs w:val="24"/>
+        </w:rPr>
+      </w:pPr>
+      <w:r>
+        <w:rPr>
+          <w:rFonts w:ascii="Garamond" w:hAnsi="Garamond"/>
+          <w:outline w:val="0"/>
+          <w:color w:val="000000"/>
+          <w:sz w:val="21"/>
+          <w:szCs w:val="21"/>
+          <w:u w:color="000000"/>
+          <w:shd w:val="clear" w:color="auto" w:fill="ffffff"/>
+          <w:rtl w:val="0"/>
+          <w:lang w:val="en-US"/>
+          <w14:textFill>
+            <w14:solidFill>
+              <w14:srgbClr w14:val="000000"/>
+            </w14:solidFill>
+          </w14:textFill>
+        </w:rPr>
+        <w:t>[169] Friday, June 1, 1934</w:t>
+      </w:r>
+    </w:p>
+    <w:p>
+      <w:pPr>
+        <w:pStyle w:val="Body"/>
+        <w:spacing w:after="0" w:line="240" w:lineRule="auto"/>
+        <w:rPr>
+          <w:rFonts w:ascii="Garamond" w:cs="Garamond" w:hAnsi="Garamond" w:eastAsia="Garamond"/>
+          <w:sz w:val="24"/>
+          <w:szCs w:val="24"/>
+        </w:rPr>
+      </w:pPr>
+      <w:r>
+        <w:rPr>
+          <w:rFonts w:ascii="Garamond" w:hAnsi="Garamond"/>
+          <w:outline w:val="0"/>
+          <w:color w:val="000000"/>
+          <w:sz w:val="21"/>
+          <w:szCs w:val="21"/>
+          <w:u w:color="000000"/>
+          <w:shd w:val="clear" w:color="auto" w:fill="ffffff"/>
+          <w:rtl w:val="0"/>
+          <w:lang w:val="en-US"/>
+          <w14:textFill>
+            <w14:solidFill>
+              <w14:srgbClr w14:val="000000"/>
+            </w14:solidFill>
+          </w14:textFill>
+        </w:rPr>
+        <w:t>Perfectly lazy day.</w:t>
+      </w:r>
+    </w:p>
+    <w:p>
+      <w:pPr>
+        <w:pStyle w:val="Body"/>
+        <w:spacing w:after="0" w:line="240" w:lineRule="auto"/>
+        <w:rPr>
+          <w:rFonts w:ascii="Garamond" w:cs="Garamond" w:hAnsi="Garamond" w:eastAsia="Garamond"/>
+          <w:sz w:val="24"/>
+          <w:szCs w:val="24"/>
+          <w:lang w:val="en-US"/>
+        </w:rPr>
+      </w:pPr>
+    </w:p>
+    <w:p>
+      <w:pPr>
+        <w:pStyle w:val="Body"/>
+        <w:spacing w:after="0" w:line="240" w:lineRule="auto"/>
+        <w:jc w:val="center"/>
+        <w:rPr>
+          <w:rFonts w:ascii="Garamond" w:cs="Garamond" w:hAnsi="Garamond" w:eastAsia="Garamond"/>
+          <w:sz w:val="24"/>
+          <w:szCs w:val="24"/>
+        </w:rPr>
+      </w:pPr>
+      <w:r>
+        <w:rPr>
+          <w:rFonts w:ascii="Garamond" w:hAnsi="Garamond"/>
+          <w:outline w:val="0"/>
+          <w:color w:val="000000"/>
+          <w:sz w:val="21"/>
+          <w:szCs w:val="21"/>
+          <w:u w:color="000000"/>
+          <w:shd w:val="clear" w:color="auto" w:fill="ffffff"/>
+          <w:rtl w:val="0"/>
+          <w:lang w:val="en-US"/>
+          <w14:textFill>
+            <w14:solidFill>
+              <w14:srgbClr w14:val="000000"/>
+            </w14:solidFill>
+          </w14:textFill>
+        </w:rPr>
+        <w:t>[170] Saturday, June 2, 1934 Kings Head</w:t>
+      </w:r>
+    </w:p>
+    <w:p>
+      <w:pPr>
+        <w:pStyle w:val="Body"/>
+        <w:spacing w:after="0" w:line="240" w:lineRule="auto"/>
+        <w:rPr>
+          <w:rFonts w:ascii="Garamond" w:cs="Garamond" w:hAnsi="Garamond" w:eastAsia="Garamond"/>
+          <w:sz w:val="24"/>
+          <w:szCs w:val="24"/>
+        </w:rPr>
+      </w:pPr>
+      <w:r>
+        <w:rPr>
+          <w:rFonts w:ascii="Garamond" w:hAnsi="Garamond"/>
+          <w:outline w:val="0"/>
+          <w:color w:val="000000"/>
+          <w:sz w:val="21"/>
+          <w:szCs w:val="21"/>
+          <w:u w:color="000000"/>
+          <w:shd w:val="clear" w:color="auto" w:fill="ffffff"/>
+          <w:rtl w:val="0"/>
+          <w:lang w:val="en-US"/>
+          <w14:textFill>
+            <w14:solidFill>
+              <w14:srgbClr w14:val="000000"/>
+            </w14:solidFill>
+          </w14:textFill>
+        </w:rPr>
+        <w:t>Went to Thorpe-le-Soken where K and A met me. What air, decocting, sustaining, fragrant. All most lovely, save for the perfectly savage looks of Ann and Judith, both beautiful but dirty and slovenly beyond words.</w:t>
+      </w:r>
+    </w:p>
+    <w:p>
+      <w:pPr>
+        <w:pStyle w:val="Body"/>
+        <w:spacing w:after="0" w:line="240" w:lineRule="auto"/>
+        <w:rPr>
+          <w:rFonts w:ascii="Garamond" w:cs="Garamond" w:hAnsi="Garamond" w:eastAsia="Garamond"/>
+          <w:sz w:val="24"/>
+          <w:szCs w:val="24"/>
+          <w:lang w:val="en-US"/>
+        </w:rPr>
+      </w:pPr>
+    </w:p>
+    <w:p>
+      <w:pPr>
+        <w:pStyle w:val="Body"/>
+        <w:spacing w:after="0" w:line="240" w:lineRule="auto"/>
+        <w:jc w:val="center"/>
+        <w:rPr>
+          <w:rFonts w:ascii="Garamond" w:cs="Garamond" w:hAnsi="Garamond" w:eastAsia="Garamond"/>
+          <w:sz w:val="24"/>
+          <w:szCs w:val="24"/>
+        </w:rPr>
+      </w:pPr>
+      <w:r>
+        <w:rPr>
+          <w:rFonts w:ascii="Garamond" w:hAnsi="Garamond"/>
+          <w:outline w:val="0"/>
+          <w:color w:val="000000"/>
+          <w:sz w:val="21"/>
+          <w:szCs w:val="21"/>
+          <w:u w:color="000000"/>
+          <w:shd w:val="clear" w:color="auto" w:fill="ffffff"/>
+          <w:rtl w:val="0"/>
+          <w:lang w:val="en-US"/>
+          <w14:textFill>
+            <w14:solidFill>
+              <w14:srgbClr w14:val="000000"/>
+            </w14:solidFill>
+          </w14:textFill>
+        </w:rPr>
+        <w:t>[171] Sunday, June 3, 1934</w:t>
+      </w:r>
+    </w:p>
+    <w:p>
+      <w:pPr>
+        <w:pStyle w:val="Body"/>
+        <w:spacing w:after="0" w:line="240" w:lineRule="auto"/>
+        <w:rPr>
+          <w:rFonts w:ascii="Garamond" w:cs="Garamond" w:hAnsi="Garamond" w:eastAsia="Garamond"/>
+          <w:sz w:val="24"/>
+          <w:szCs w:val="24"/>
+        </w:rPr>
+      </w:pPr>
+      <w:r>
+        <w:rPr>
+          <w:rFonts w:ascii="Garamond" w:hAnsi="Garamond"/>
+          <w:outline w:val="0"/>
+          <w:color w:val="000000"/>
+          <w:sz w:val="21"/>
+          <w:szCs w:val="21"/>
+          <w:u w:color="000000"/>
+          <w:shd w:val="clear" w:color="auto" w:fill="ffffff"/>
+          <w:rtl w:val="0"/>
+          <w:lang w:val="en-US"/>
+          <w14:textFill>
+            <w14:solidFill>
+              <w14:srgbClr w14:val="000000"/>
+            </w14:solidFill>
+          </w14:textFill>
+        </w:rPr>
+        <w:t>Lovely day. Copied Karin</w:t>
       </w:r>
       <w:r>
         <w:rPr>
@@ -34895,56 +38111,26 @@
             </w14:solidFill>
           </w14:textFill>
         </w:rPr>
-        <w:t xml:space="preserve">’ </w:t>
-      </w:r>
-      <w:r>
-        <w:rPr>
-          <w:rFonts w:ascii="Garamond" w:hAnsi="Garamond"/>
-          <w:outline w:val="0"/>
-          <w:color w:val="000000"/>
-          <w:sz w:val="21"/>
-          <w:szCs w:val="21"/>
-          <w:u w:color="000000"/>
-          <w:shd w:val="clear" w:color="auto" w:fill="ffffff"/>
-          <w:rtl w:val="0"/>
-          <w:lang w:val="en-US"/>
-          <w14:textFill>
-            <w14:solidFill>
-              <w14:srgbClr w14:val="000000"/>
-            </w14:solidFill>
-          </w14:textFill>
-        </w:rPr>
-        <w:t>at 3.30 just 24 hours from Florence. Elizabeth crossed by boat w. my trunk.</w:t>
-      </w:r>
-    </w:p>
-    <w:p>
-      <w:pPr>
-        <w:pStyle w:val="Body"/>
-        <w:spacing w:after="0" w:line="240" w:lineRule="auto"/>
-        <w:rPr>
-          <w:rFonts w:ascii="Garamond" w:cs="Garamond" w:hAnsi="Garamond" w:eastAsia="Garamond"/>
-          <w:sz w:val="24"/>
-          <w:szCs w:val="24"/>
-        </w:rPr>
-      </w:pPr>
-      <w:r>
-        <w:rPr>
-          <w:rFonts w:ascii="Garamond" w:hAnsi="Garamond"/>
-          <w:outline w:val="0"/>
-          <w:color w:val="000000"/>
-          <w:sz w:val="21"/>
-          <w:szCs w:val="21"/>
-          <w:u w:color="000000"/>
-          <w:shd w:val="clear" w:color="auto" w:fill="ffffff"/>
-          <w:rtl w:val="0"/>
-          <w:lang w:val="en-US"/>
-          <w14:textFill>
-            <w14:solidFill>
-              <w14:srgbClr w14:val="000000"/>
-            </w14:solidFill>
-          </w14:textFill>
-        </w:rPr>
-        <w:t>Ray and Karin came to dine, both looking very well. Alys and Logan ditto.</w:t>
+        <w:t>’</w:t>
+      </w:r>
+      <w:r>
+        <w:rPr>
+          <w:rFonts w:ascii="Garamond" w:hAnsi="Garamond"/>
+          <w:outline w:val="0"/>
+          <w:color w:val="000000"/>
+          <w:sz w:val="21"/>
+          <w:szCs w:val="21"/>
+          <w:u w:color="000000"/>
+          <w:shd w:val="clear" w:color="auto" w:fill="ffffff"/>
+          <w:rtl w:val="0"/>
+          <w:lang w:val="en-US"/>
+          <w14:textFill>
+            <w14:solidFill>
+              <w14:srgbClr w14:val="000000"/>
+            </w14:solidFill>
+          </w14:textFill>
+        </w:rPr>
+        <w:t>s new lecture for her.</w:t>
       </w:r>
     </w:p>
     <w:p>
@@ -34987,3196 +38173,7 @@
             </w14:solidFill>
           </w14:textFill>
         </w:rPr>
-        <w:t>[154] Thursday, May 17, 1934 London</w:t>
-      </w:r>
-    </w:p>
-    <w:p>
-      <w:pPr>
-        <w:pStyle w:val="Body"/>
-        <w:spacing w:after="0" w:line="240" w:lineRule="auto"/>
-        <w:rPr>
-          <w:rFonts w:ascii="Garamond" w:cs="Garamond" w:hAnsi="Garamond" w:eastAsia="Garamond"/>
-          <w:sz w:val="24"/>
-          <w:szCs w:val="24"/>
-        </w:rPr>
-      </w:pPr>
-      <w:r>
-        <w:rPr>
-          <w:rFonts w:ascii="Garamond" w:hAnsi="Garamond"/>
-          <w:outline w:val="0"/>
-          <w:color w:val="000000"/>
-          <w:sz w:val="21"/>
-          <w:szCs w:val="21"/>
-          <w:u w:color="000000"/>
-          <w:shd w:val="clear" w:color="auto" w:fill="ffffff"/>
-          <w:rtl w:val="0"/>
-          <w:lang w:val="en-US"/>
-          <w14:textFill>
-            <w14:solidFill>
-              <w14:srgbClr w14:val="000000"/>
-            </w14:solidFill>
-          </w14:textFill>
-        </w:rPr>
-        <w:t>It seems very cold. I had a quiet day to rest, though really I did not feel tired.</w:t>
-      </w:r>
-    </w:p>
-    <w:p>
-      <w:pPr>
-        <w:pStyle w:val="Body"/>
-        <w:spacing w:after="0" w:line="240" w:lineRule="auto"/>
-        <w:rPr>
-          <w:rFonts w:ascii="Garamond" w:cs="Garamond" w:hAnsi="Garamond" w:eastAsia="Garamond"/>
-          <w:sz w:val="24"/>
-          <w:szCs w:val="24"/>
-        </w:rPr>
-      </w:pPr>
-      <w:r>
-        <w:rPr>
-          <w:rFonts w:ascii="Garamond" w:hAnsi="Garamond"/>
-          <w:outline w:val="0"/>
-          <w:color w:val="000000"/>
-          <w:sz w:val="21"/>
-          <w:szCs w:val="21"/>
-          <w:u w:color="000000"/>
-          <w:shd w:val="clear" w:color="auto" w:fill="ffffff"/>
-          <w:rtl w:val="0"/>
-          <w:lang w:val="en-US"/>
-          <w14:textFill>
-            <w14:solidFill>
-              <w14:srgbClr w14:val="000000"/>
-            </w14:solidFill>
-          </w14:textFill>
-        </w:rPr>
-        <w:t xml:space="preserve">Karin and Judith came to dine, Judith taller than me and promising to be very handsome. Ray dined too and she and I talked till 11. She has arranged to do </w:t>
-      </w:r>
-      <w:r>
-        <w:rPr>
-          <w:rFonts w:ascii="Garamond" w:hAnsi="Garamond" w:hint="default"/>
-          <w:outline w:val="0"/>
-          <w:color w:val="000000"/>
-          <w:sz w:val="21"/>
-          <w:szCs w:val="21"/>
-          <w:u w:color="000000"/>
-          <w:shd w:val="clear" w:color="auto" w:fill="ffffff"/>
-          <w:rtl w:val="0"/>
-          <w:lang w:val="en-US"/>
-          <w14:textFill>
-            <w14:solidFill>
-              <w14:srgbClr w14:val="000000"/>
-            </w14:solidFill>
-          </w14:textFill>
-        </w:rPr>
-        <w:t xml:space="preserve">½ </w:t>
-      </w:r>
-      <w:r>
-        <w:rPr>
-          <w:rFonts w:ascii="Garamond" w:hAnsi="Garamond"/>
-          <w:outline w:val="0"/>
-          <w:color w:val="000000"/>
-          <w:sz w:val="21"/>
-          <w:szCs w:val="21"/>
-          <w:u w:color="000000"/>
-          <w:shd w:val="clear" w:color="auto" w:fill="ffffff"/>
-          <w:rtl w:val="0"/>
-          <w:lang w:val="en-US"/>
-          <w14:textFill>
-            <w14:solidFill>
-              <w14:srgbClr w14:val="000000"/>
-            </w14:solidFill>
-          </w14:textFill>
-        </w:rPr>
-        <w:t>time work for Lady Astor, only the Parliamentary things that interest her.</w:t>
-      </w:r>
-    </w:p>
-    <w:p>
-      <w:pPr>
-        <w:pStyle w:val="Body"/>
-        <w:spacing w:after="0" w:line="240" w:lineRule="auto"/>
-        <w:rPr>
-          <w:rFonts w:ascii="Garamond" w:cs="Garamond" w:hAnsi="Garamond" w:eastAsia="Garamond"/>
-          <w:sz w:val="24"/>
-          <w:szCs w:val="24"/>
-          <w:lang w:val="en-US"/>
-        </w:rPr>
-      </w:pPr>
-    </w:p>
-    <w:p>
-      <w:pPr>
-        <w:pStyle w:val="Body"/>
-        <w:spacing w:after="0" w:line="240" w:lineRule="auto"/>
-        <w:jc w:val="center"/>
-        <w:rPr>
-          <w:rFonts w:ascii="Garamond" w:cs="Garamond" w:hAnsi="Garamond" w:eastAsia="Garamond"/>
-          <w:sz w:val="24"/>
-          <w:szCs w:val="24"/>
-        </w:rPr>
-      </w:pPr>
-      <w:r>
-        <w:rPr>
-          <w:rFonts w:ascii="Garamond" w:hAnsi="Garamond"/>
-          <w:outline w:val="0"/>
-          <w:color w:val="000000"/>
-          <w:sz w:val="21"/>
-          <w:szCs w:val="21"/>
-          <w:u w:color="000000"/>
-          <w:shd w:val="clear" w:color="auto" w:fill="ffffff"/>
-          <w:rtl w:val="0"/>
-          <w:lang w:val="en-US"/>
-          <w14:textFill>
-            <w14:solidFill>
-              <w14:srgbClr w14:val="000000"/>
-            </w14:solidFill>
-          </w14:textFill>
-        </w:rPr>
-        <w:t>[155] Friday, May 18, 1934</w:t>
-      </w:r>
-    </w:p>
-    <w:p>
-      <w:pPr>
-        <w:pStyle w:val="Body"/>
-        <w:spacing w:after="0" w:line="240" w:lineRule="auto"/>
-        <w:rPr>
-          <w:rFonts w:ascii="Garamond" w:cs="Garamond" w:hAnsi="Garamond" w:eastAsia="Garamond"/>
-          <w:sz w:val="24"/>
-          <w:szCs w:val="24"/>
-        </w:rPr>
-      </w:pPr>
-      <w:r>
-        <w:rPr>
-          <w:rFonts w:ascii="Garamond" w:hAnsi="Garamond" w:hint="default"/>
-          <w:outline w:val="0"/>
-          <w:color w:val="000000"/>
-          <w:sz w:val="21"/>
-          <w:szCs w:val="21"/>
-          <w:u w:color="000000"/>
-          <w:shd w:val="clear" w:color="auto" w:fill="ffffff"/>
-          <w:rtl w:val="0"/>
-          <w:lang w:val="en-US"/>
-          <w14:textFill>
-            <w14:solidFill>
-              <w14:srgbClr w14:val="000000"/>
-            </w14:solidFill>
-          </w14:textFill>
-        </w:rPr>
-        <w:t>…</w:t>
-      </w:r>
-      <w:r>
-        <w:rPr>
-          <w:rFonts w:ascii="Garamond" w:hAnsi="Garamond"/>
-          <w:outline w:val="0"/>
-          <w:color w:val="000000"/>
-          <w:sz w:val="21"/>
-          <w:szCs w:val="21"/>
-          <w:u w:color="000000"/>
-          <w:shd w:val="clear" w:color="auto" w:fill="ffffff"/>
-          <w:rtl w:val="0"/>
-          <w:lang w:val="en-US"/>
-          <w14:textFill>
-            <w14:solidFill>
-              <w14:srgbClr w14:val="000000"/>
-            </w14:solidFill>
-          </w14:textFill>
-        </w:rPr>
-        <w:t>. the London Library, extracted Ray from her den at Lady Astor</w:t>
-      </w:r>
-      <w:r>
-        <w:rPr>
-          <w:rFonts w:ascii="Garamond" w:hAnsi="Garamond" w:hint="default"/>
-          <w:outline w:val="0"/>
-          <w:color w:val="000000"/>
-          <w:sz w:val="21"/>
-          <w:szCs w:val="21"/>
-          <w:u w:color="000000"/>
-          <w:shd w:val="clear" w:color="auto" w:fill="ffffff"/>
-          <w:rtl w:val="0"/>
-          <w:lang w:val="en-US"/>
-          <w14:textFill>
-            <w14:solidFill>
-              <w14:srgbClr w14:val="000000"/>
-            </w14:solidFill>
-          </w14:textFill>
-        </w:rPr>
-        <w:t>’</w:t>
-      </w:r>
-      <w:r>
-        <w:rPr>
-          <w:rFonts w:ascii="Garamond" w:hAnsi="Garamond"/>
-          <w:outline w:val="0"/>
-          <w:color w:val="000000"/>
-          <w:sz w:val="21"/>
-          <w:szCs w:val="21"/>
-          <w:u w:color="000000"/>
-          <w:shd w:val="clear" w:color="auto" w:fill="ffffff"/>
-          <w:rtl w:val="0"/>
-          <w:lang w:val="en-US"/>
-          <w14:textFill>
-            <w14:solidFill>
-              <w14:srgbClr w14:val="000000"/>
-            </w14:solidFill>
-          </w14:textFill>
-        </w:rPr>
-        <w:t>s where she sits w. 3 telephones and endless newspaper files and Blue-books etc.</w:t>
-      </w:r>
-    </w:p>
-    <w:p>
-      <w:pPr>
-        <w:pStyle w:val="Body"/>
-        <w:spacing w:after="0" w:line="240" w:lineRule="auto"/>
-        <w:rPr>
-          <w:rFonts w:ascii="Garamond" w:cs="Garamond" w:hAnsi="Garamond" w:eastAsia="Garamond"/>
-          <w:sz w:val="24"/>
-          <w:szCs w:val="24"/>
-        </w:rPr>
-      </w:pPr>
-      <w:r>
-        <w:rPr>
-          <w:rFonts w:ascii="Garamond" w:hAnsi="Garamond"/>
-          <w:outline w:val="0"/>
-          <w:color w:val="000000"/>
-          <w:sz w:val="21"/>
-          <w:szCs w:val="21"/>
-          <w:u w:color="000000"/>
-          <w:shd w:val="clear" w:color="auto" w:fill="ffffff"/>
-          <w:rtl w:val="0"/>
-          <w:lang w:val="en-US"/>
-          <w14:textFill>
-            <w14:solidFill>
-              <w14:srgbClr w14:val="000000"/>
-            </w14:solidFill>
-          </w14:textFill>
-        </w:rPr>
-        <w:t>Lunched most pleasantly with her and Oliver and then came back to rest. We tuned in the G</w:t>
-      </w:r>
-      <w:r>
-        <w:rPr>
-          <w:rFonts w:ascii="Garamond" w:hAnsi="Garamond" w:hint="default"/>
-          <w:outline w:val="0"/>
-          <w:color w:val="000000"/>
-          <w:sz w:val="21"/>
-          <w:szCs w:val="21"/>
-          <w:u w:color="000000"/>
-          <w:shd w:val="clear" w:color="auto" w:fill="ffffff"/>
-          <w:rtl w:val="0"/>
-          <w:lang w:val="en-US"/>
-          <w14:textFill>
-            <w14:solidFill>
-              <w14:srgbClr w14:val="000000"/>
-            </w14:solidFill>
-          </w14:textFill>
-        </w:rPr>
-        <w:t>ö</w:t>
-      </w:r>
-      <w:r>
-        <w:rPr>
-          <w:rFonts w:ascii="Garamond" w:hAnsi="Garamond"/>
-          <w:outline w:val="0"/>
-          <w:color w:val="000000"/>
-          <w:sz w:val="21"/>
-          <w:szCs w:val="21"/>
-          <w:u w:color="000000"/>
-          <w:shd w:val="clear" w:color="auto" w:fill="ffffff"/>
-          <w:rtl w:val="0"/>
-          <w:lang w:val="en-US"/>
-          <w14:textFill>
-            <w14:solidFill>
-              <w14:srgbClr w14:val="000000"/>
-            </w14:solidFill>
-          </w14:textFill>
-        </w:rPr>
-        <w:t>tterdammerung (last Act) in the evening, but I couldn</w:t>
-      </w:r>
-      <w:r>
-        <w:rPr>
-          <w:rFonts w:ascii="Garamond" w:hAnsi="Garamond" w:hint="default"/>
-          <w:outline w:val="0"/>
-          <w:color w:val="000000"/>
-          <w:sz w:val="21"/>
-          <w:szCs w:val="21"/>
-          <w:u w:color="000000"/>
-          <w:shd w:val="clear" w:color="auto" w:fill="ffffff"/>
-          <w:rtl w:val="0"/>
-          <w:lang w:val="en-US"/>
-          <w14:textFill>
-            <w14:solidFill>
-              <w14:srgbClr w14:val="000000"/>
-            </w14:solidFill>
-          </w14:textFill>
-        </w:rPr>
-        <w:t>’</w:t>
-      </w:r>
-      <w:r>
-        <w:rPr>
-          <w:rFonts w:ascii="Garamond" w:hAnsi="Garamond"/>
-          <w:outline w:val="0"/>
-          <w:color w:val="000000"/>
-          <w:sz w:val="21"/>
-          <w:szCs w:val="21"/>
-          <w:u w:color="000000"/>
-          <w:shd w:val="clear" w:color="auto" w:fill="ffffff"/>
-          <w:rtl w:val="0"/>
-          <w:lang w:val="en-US"/>
-          <w14:textFill>
-            <w14:solidFill>
-              <w14:srgbClr w14:val="000000"/>
-            </w14:solidFill>
-          </w14:textFill>
-        </w:rPr>
-        <w:t>t endure it, in spite of its occasional surpassing beauty.</w:t>
-      </w:r>
-    </w:p>
-    <w:p>
-      <w:pPr>
-        <w:pStyle w:val="Body"/>
-        <w:spacing w:after="0" w:line="240" w:lineRule="auto"/>
-        <w:rPr>
-          <w:rFonts w:ascii="Garamond" w:cs="Garamond" w:hAnsi="Garamond" w:eastAsia="Garamond"/>
-          <w:sz w:val="24"/>
-          <w:szCs w:val="24"/>
-          <w:lang w:val="en-US"/>
-        </w:rPr>
-      </w:pPr>
-    </w:p>
-    <w:p>
-      <w:pPr>
-        <w:pStyle w:val="Body"/>
-        <w:spacing w:after="0" w:line="240" w:lineRule="auto"/>
-        <w:jc w:val="center"/>
-        <w:rPr>
-          <w:rFonts w:ascii="Garamond" w:cs="Garamond" w:hAnsi="Garamond" w:eastAsia="Garamond"/>
-          <w:outline w:val="0"/>
-          <w:color w:val="000000"/>
-          <w:sz w:val="21"/>
-          <w:szCs w:val="21"/>
-          <w:u w:color="000000"/>
-          <w:shd w:val="clear" w:color="auto" w:fill="ffffff"/>
-          <w14:textFill>
-            <w14:solidFill>
-              <w14:srgbClr w14:val="000000"/>
-            </w14:solidFill>
-          </w14:textFill>
-        </w:rPr>
-      </w:pPr>
-      <w:r>
-        <w:rPr>
-          <w:rFonts w:ascii="Garamond" w:hAnsi="Garamond"/>
-          <w:outline w:val="0"/>
-          <w:color w:val="000000"/>
-          <w:sz w:val="21"/>
-          <w:szCs w:val="21"/>
-          <w:u w:color="000000"/>
-          <w:shd w:val="clear" w:color="auto" w:fill="ffffff"/>
-          <w:rtl w:val="0"/>
-          <w:lang w:val="en-US"/>
-          <w14:textFill>
-            <w14:solidFill>
-              <w14:srgbClr w14:val="000000"/>
-            </w14:solidFill>
-          </w14:textFill>
-        </w:rPr>
-        <w:t>[156] Saturday, May 19, 1934, Mud Cottage</w:t>
-      </w:r>
-    </w:p>
-    <w:p>
-      <w:pPr>
-        <w:pStyle w:val="Body"/>
-        <w:spacing w:after="0" w:line="240" w:lineRule="auto"/>
-        <w:rPr>
-          <w:rFonts w:ascii="Garamond" w:cs="Garamond" w:hAnsi="Garamond" w:eastAsia="Garamond"/>
-          <w:sz w:val="24"/>
-          <w:szCs w:val="24"/>
-        </w:rPr>
-      </w:pPr>
-      <w:r>
-        <w:rPr>
-          <w:rFonts w:ascii="Garamond" w:hAnsi="Garamond"/>
-          <w:outline w:val="0"/>
-          <w:color w:val="000000"/>
-          <w:sz w:val="21"/>
-          <w:szCs w:val="21"/>
-          <w:u w:color="000000"/>
-          <w:shd w:val="clear" w:color="auto" w:fill="ffffff"/>
-          <w:rtl w:val="0"/>
-          <w:lang w:val="en-US"/>
-          <w14:textFill>
-            <w14:solidFill>
-              <w14:srgbClr w14:val="000000"/>
-            </w14:solidFill>
-          </w14:textFill>
-        </w:rPr>
-        <w:t xml:space="preserve">Came down by train in time for lunch. Karin came after. The </w:t>
-      </w:r>
-      <w:r>
-        <w:rPr>
-          <w:rFonts w:ascii="Garamond" w:hAnsi="Garamond" w:hint="default"/>
-          <w:outline w:val="0"/>
-          <w:color w:val="000000"/>
-          <w:sz w:val="21"/>
-          <w:szCs w:val="21"/>
-          <w:u w:color="000000"/>
-          <w:shd w:val="clear" w:color="auto" w:fill="ffffff"/>
-          <w:rtl w:val="0"/>
-          <w:lang w:val="en-US"/>
-          <w14:textFill>
-            <w14:solidFill>
-              <w14:srgbClr w14:val="000000"/>
-            </w14:solidFill>
-          </w14:textFill>
-        </w:rPr>
-        <w:t>…</w:t>
-      </w:r>
-      <w:r>
-        <w:rPr>
-          <w:rFonts w:ascii="Garamond" w:hAnsi="Garamond"/>
-          <w:outline w:val="0"/>
-          <w:color w:val="000000"/>
-          <w:sz w:val="21"/>
-          <w:szCs w:val="21"/>
-          <w:u w:color="000000"/>
-          <w:shd w:val="clear" w:color="auto" w:fill="ffffff"/>
-          <w:rtl w:val="0"/>
-          <w:lang w:val="en-US"/>
-          <w14:textFill>
-            <w14:solidFill>
-              <w14:srgbClr w14:val="000000"/>
-            </w14:solidFill>
-          </w14:textFill>
-        </w:rPr>
-        <w:t>. is a mass of bluebells. Too lovely! Karin came later. Alys Grove and Satty Fairchild came to call.</w:t>
-      </w:r>
-    </w:p>
-    <w:p>
-      <w:pPr>
-        <w:pStyle w:val="Body"/>
-        <w:spacing w:after="0" w:line="240" w:lineRule="auto"/>
-        <w:rPr>
-          <w:rFonts w:ascii="Garamond" w:cs="Garamond" w:hAnsi="Garamond" w:eastAsia="Garamond"/>
-          <w:sz w:val="24"/>
-          <w:szCs w:val="24"/>
-          <w:lang w:val="en-US"/>
-        </w:rPr>
-      </w:pPr>
-    </w:p>
-    <w:p>
-      <w:pPr>
-        <w:pStyle w:val="Body"/>
-        <w:spacing w:after="0" w:line="240" w:lineRule="auto"/>
-        <w:jc w:val="center"/>
-        <w:rPr>
-          <w:rFonts w:ascii="Garamond" w:cs="Garamond" w:hAnsi="Garamond" w:eastAsia="Garamond"/>
-          <w:sz w:val="24"/>
-          <w:szCs w:val="24"/>
-        </w:rPr>
-      </w:pPr>
-      <w:r>
-        <w:rPr>
-          <w:rFonts w:ascii="Garamond" w:hAnsi="Garamond"/>
-          <w:outline w:val="0"/>
-          <w:color w:val="000000"/>
-          <w:sz w:val="21"/>
-          <w:szCs w:val="21"/>
-          <w:u w:color="000000"/>
-          <w:shd w:val="clear" w:color="auto" w:fill="ffffff"/>
-          <w:rtl w:val="0"/>
-          <w:lang w:val="en-US"/>
-          <w14:textFill>
-            <w14:solidFill>
-              <w14:srgbClr w14:val="000000"/>
-            </w14:solidFill>
-          </w14:textFill>
-        </w:rPr>
-        <w:t>[157] Sunday, May 20, 1934</w:t>
-      </w:r>
-    </w:p>
-    <w:p>
-      <w:pPr>
-        <w:pStyle w:val="Body"/>
-        <w:spacing w:after="0" w:line="240" w:lineRule="auto"/>
-        <w:rPr>
-          <w:rFonts w:ascii="Garamond" w:cs="Garamond" w:hAnsi="Garamond" w:eastAsia="Garamond"/>
-          <w:sz w:val="24"/>
-          <w:szCs w:val="24"/>
-        </w:rPr>
-      </w:pPr>
-      <w:r>
-        <w:rPr>
-          <w:rFonts w:ascii="Garamond" w:hAnsi="Garamond"/>
-          <w:outline w:val="0"/>
-          <w:color w:val="000000"/>
-          <w:sz w:val="21"/>
-          <w:szCs w:val="21"/>
-          <w:u w:color="000000"/>
-          <w:shd w:val="clear" w:color="auto" w:fill="ffffff"/>
-          <w:rtl w:val="0"/>
-          <w:lang w:val="en-US"/>
-          <w14:textFill>
-            <w14:solidFill>
-              <w14:srgbClr w14:val="000000"/>
-            </w14:solidFill>
-          </w14:textFill>
-        </w:rPr>
-        <w:t>Heavenly day. Ray and Karin laying the foundations of the new house Ray and Xtofer are building. Karin read me her lecture and I undertook to finish it.</w:t>
-      </w:r>
-    </w:p>
-    <w:p>
-      <w:pPr>
-        <w:pStyle w:val="Body"/>
-        <w:spacing w:after="0" w:line="240" w:lineRule="auto"/>
-        <w:rPr>
-          <w:rFonts w:ascii="Garamond" w:cs="Garamond" w:hAnsi="Garamond" w:eastAsia="Garamond"/>
-          <w:sz w:val="24"/>
-          <w:szCs w:val="24"/>
-        </w:rPr>
-      </w:pPr>
-      <w:r>
-        <w:rPr>
-          <w:rFonts w:ascii="Garamond" w:hAnsi="Garamond"/>
-          <w:outline w:val="0"/>
-          <w:color w:val="000000"/>
-          <w:sz w:val="21"/>
-          <w:szCs w:val="21"/>
-          <w:u w:color="000000"/>
-          <w:shd w:val="clear" w:color="auto" w:fill="ffffff"/>
-          <w:rtl w:val="0"/>
-          <w:lang w:val="en-US"/>
-          <w14:textFill>
-            <w14:solidFill>
-              <w14:srgbClr w14:val="000000"/>
-            </w14:solidFill>
-          </w14:textFill>
-        </w:rPr>
-        <w:t>Mascha von Heiratz is dead. Another 10 I have remembered but they have sunk into oblivion again. 1428-1438.</w:t>
-      </w:r>
-    </w:p>
-    <w:p>
-      <w:pPr>
-        <w:pStyle w:val="Body"/>
-        <w:spacing w:after="0" w:line="240" w:lineRule="auto"/>
-        <w:rPr>
-          <w:rFonts w:ascii="Garamond" w:cs="Garamond" w:hAnsi="Garamond" w:eastAsia="Garamond"/>
-          <w:sz w:val="24"/>
-          <w:szCs w:val="24"/>
-          <w:lang w:val="en-US"/>
-        </w:rPr>
-      </w:pPr>
-    </w:p>
-    <w:p>
-      <w:pPr>
-        <w:pStyle w:val="Body"/>
-        <w:spacing w:after="0" w:line="240" w:lineRule="auto"/>
-        <w:jc w:val="center"/>
-        <w:rPr>
-          <w:rFonts w:ascii="Garamond" w:cs="Garamond" w:hAnsi="Garamond" w:eastAsia="Garamond"/>
-          <w:outline w:val="0"/>
-          <w:color w:val="000000"/>
-          <w:sz w:val="21"/>
-          <w:szCs w:val="21"/>
-          <w:u w:color="000000"/>
-          <w:shd w:val="clear" w:color="auto" w:fill="ffffff"/>
-          <w14:textFill>
-            <w14:solidFill>
-              <w14:srgbClr w14:val="000000"/>
-            </w14:solidFill>
-          </w14:textFill>
-        </w:rPr>
-      </w:pPr>
-      <w:r>
-        <w:rPr>
-          <w:rFonts w:ascii="Garamond" w:hAnsi="Garamond"/>
-          <w:outline w:val="0"/>
-          <w:color w:val="000000"/>
-          <w:sz w:val="21"/>
-          <w:szCs w:val="21"/>
-          <w:u w:color="000000"/>
-          <w:shd w:val="clear" w:color="auto" w:fill="ffffff"/>
-          <w:rtl w:val="0"/>
-          <w:lang w:val="en-US"/>
-          <w14:textFill>
-            <w14:solidFill>
-              <w14:srgbClr w14:val="000000"/>
-            </w14:solidFill>
-          </w14:textFill>
-        </w:rPr>
-        <w:t>[158] Monday, May 21, 1934, 11 St. Leonard</w:t>
-      </w:r>
-      <w:r>
-        <w:rPr>
-          <w:rFonts w:ascii="Garamond" w:hAnsi="Garamond" w:hint="default"/>
-          <w:outline w:val="0"/>
-          <w:color w:val="000000"/>
-          <w:sz w:val="21"/>
-          <w:szCs w:val="21"/>
-          <w:u w:color="000000"/>
-          <w:shd w:val="clear" w:color="auto" w:fill="ffffff"/>
-          <w:rtl w:val="0"/>
-          <w:lang w:val="en-US"/>
-          <w14:textFill>
-            <w14:solidFill>
-              <w14:srgbClr w14:val="000000"/>
-            </w14:solidFill>
-          </w14:textFill>
-        </w:rPr>
-        <w:t>’</w:t>
-      </w:r>
-      <w:r>
-        <w:rPr>
-          <w:rFonts w:ascii="Garamond" w:hAnsi="Garamond"/>
-          <w:outline w:val="0"/>
-          <w:color w:val="000000"/>
-          <w:sz w:val="21"/>
-          <w:szCs w:val="21"/>
-          <w:u w:color="000000"/>
-          <w:shd w:val="clear" w:color="auto" w:fill="ffffff"/>
-          <w:rtl w:val="0"/>
-          <w:lang w:val="en-US"/>
-          <w14:textFill>
-            <w14:solidFill>
-              <w14:srgbClr w14:val="000000"/>
-            </w14:solidFill>
-          </w14:textFill>
-        </w:rPr>
-        <w:t>s Terrace</w:t>
-      </w:r>
-    </w:p>
-    <w:p>
-      <w:pPr>
-        <w:pStyle w:val="Body"/>
-        <w:spacing w:after="0" w:line="240" w:lineRule="auto"/>
-        <w:rPr>
-          <w:rFonts w:ascii="Garamond" w:cs="Garamond" w:hAnsi="Garamond" w:eastAsia="Garamond"/>
-          <w:sz w:val="24"/>
-          <w:szCs w:val="24"/>
-        </w:rPr>
-      </w:pPr>
-      <w:r>
-        <w:rPr>
-          <w:rFonts w:ascii="Garamond" w:hAnsi="Garamond"/>
-          <w:outline w:val="0"/>
-          <w:color w:val="000000"/>
-          <w:sz w:val="21"/>
-          <w:szCs w:val="21"/>
-          <w:u w:color="000000"/>
-          <w:shd w:val="clear" w:color="auto" w:fill="ffffff"/>
-          <w:rtl w:val="0"/>
-          <w:lang w:val="en-US"/>
-          <w14:textFill>
-            <w14:solidFill>
-              <w14:srgbClr w14:val="000000"/>
-            </w14:solidFill>
-          </w14:textFill>
-        </w:rPr>
-        <w:t>Grey</w:t>
-      </w:r>
-    </w:p>
-    <w:p>
-      <w:pPr>
-        <w:pStyle w:val="Body"/>
-        <w:spacing w:after="0" w:line="240" w:lineRule="auto"/>
-        <w:rPr>
-          <w:rFonts w:ascii="Garamond" w:cs="Garamond" w:hAnsi="Garamond" w:eastAsia="Garamond"/>
-          <w:sz w:val="24"/>
-          <w:szCs w:val="24"/>
-        </w:rPr>
-      </w:pPr>
-      <w:r>
-        <w:rPr>
-          <w:rFonts w:ascii="Garamond" w:hAnsi="Garamond" w:hint="default"/>
-          <w:outline w:val="0"/>
-          <w:color w:val="000000"/>
-          <w:sz w:val="21"/>
-          <w:szCs w:val="21"/>
-          <w:u w:color="000000"/>
-          <w:shd w:val="clear" w:color="auto" w:fill="ffffff"/>
-          <w:rtl w:val="0"/>
-          <w:lang w:val="en-US"/>
-          <w14:textFill>
-            <w14:solidFill>
-              <w14:srgbClr w14:val="000000"/>
-            </w14:solidFill>
-          </w14:textFill>
-        </w:rPr>
-        <w:t>£</w:t>
-      </w:r>
-      <w:r>
-        <w:rPr>
-          <w:rFonts w:ascii="Garamond" w:hAnsi="Garamond"/>
-          <w:outline w:val="0"/>
-          <w:color w:val="000000"/>
-          <w:sz w:val="21"/>
-          <w:szCs w:val="21"/>
-          <w:u w:color="000000"/>
-          <w:shd w:val="clear" w:color="auto" w:fill="ffffff"/>
-          <w:rtl w:val="0"/>
-          <w:lang w:val="en-US"/>
-          <w14:textFill>
-            <w14:solidFill>
-              <w14:srgbClr w14:val="000000"/>
-            </w14:solidFill>
-          </w14:textFill>
-        </w:rPr>
-        <w:t>50.9 for royalties on my book!</w:t>
-      </w:r>
-    </w:p>
-    <w:p>
-      <w:pPr>
-        <w:pStyle w:val="Body"/>
-        <w:spacing w:after="0" w:line="240" w:lineRule="auto"/>
-        <w:rPr>
-          <w:rFonts w:ascii="Garamond" w:cs="Garamond" w:hAnsi="Garamond" w:eastAsia="Garamond"/>
-          <w:sz w:val="24"/>
-          <w:szCs w:val="24"/>
-        </w:rPr>
-      </w:pPr>
-      <w:r>
-        <w:rPr>
-          <w:rFonts w:ascii="Garamond" w:hAnsi="Garamond"/>
-          <w:outline w:val="0"/>
-          <w:color w:val="000000"/>
-          <w:sz w:val="21"/>
-          <w:szCs w:val="21"/>
-          <w:u w:color="000000"/>
-          <w:shd w:val="clear" w:color="auto" w:fill="ffffff"/>
-          <w:rtl w:val="0"/>
-          <w:lang w:val="en-US"/>
-          <w14:textFill>
-            <w14:solidFill>
-              <w14:srgbClr w14:val="000000"/>
-            </w14:solidFill>
-          </w14:textFill>
-        </w:rPr>
-        <w:t>Came up to town w. Karin after tea.</w:t>
-      </w:r>
-    </w:p>
-    <w:p>
-      <w:pPr>
-        <w:pStyle w:val="Body"/>
-        <w:spacing w:after="0" w:line="240" w:lineRule="auto"/>
-        <w:rPr>
-          <w:rFonts w:ascii="Garamond" w:cs="Garamond" w:hAnsi="Garamond" w:eastAsia="Garamond"/>
-          <w:sz w:val="24"/>
-          <w:szCs w:val="24"/>
-          <w:lang w:val="en-US"/>
-        </w:rPr>
-      </w:pPr>
-    </w:p>
-    <w:p>
-      <w:pPr>
-        <w:pStyle w:val="Body"/>
-        <w:spacing w:after="0" w:line="240" w:lineRule="auto"/>
-        <w:jc w:val="center"/>
-        <w:rPr>
-          <w:rFonts w:ascii="Garamond" w:cs="Garamond" w:hAnsi="Garamond" w:eastAsia="Garamond"/>
-          <w:outline w:val="0"/>
-          <w:color w:val="000000"/>
-          <w:sz w:val="21"/>
-          <w:szCs w:val="21"/>
-          <w:u w:color="000000"/>
-          <w:shd w:val="clear" w:color="auto" w:fill="ffffff"/>
-          <w14:textFill>
-            <w14:solidFill>
-              <w14:srgbClr w14:val="000000"/>
-            </w14:solidFill>
-          </w14:textFill>
-        </w:rPr>
-      </w:pPr>
-      <w:r>
-        <w:rPr>
-          <w:rFonts w:ascii="Garamond" w:hAnsi="Garamond"/>
-          <w:outline w:val="0"/>
-          <w:color w:val="000000"/>
-          <w:sz w:val="21"/>
-          <w:szCs w:val="21"/>
-          <w:u w:color="000000"/>
-          <w:shd w:val="clear" w:color="auto" w:fill="ffffff"/>
-          <w:rtl w:val="0"/>
-          <w:lang w:val="en-US"/>
-          <w14:textFill>
-            <w14:solidFill>
-              <w14:srgbClr w14:val="000000"/>
-            </w14:solidFill>
-          </w14:textFill>
-        </w:rPr>
-        <w:t>[159] Thursday, May 22, 1934</w:t>
-      </w:r>
-    </w:p>
-    <w:p>
-      <w:pPr>
-        <w:pStyle w:val="Body"/>
-        <w:spacing w:after="0" w:line="240" w:lineRule="auto"/>
-        <w:rPr>
-          <w:rFonts w:ascii="Garamond" w:cs="Garamond" w:hAnsi="Garamond" w:eastAsia="Garamond"/>
-          <w:sz w:val="24"/>
-          <w:szCs w:val="24"/>
-        </w:rPr>
-      </w:pPr>
-      <w:r>
-        <w:rPr>
-          <w:rFonts w:ascii="Garamond" w:hAnsi="Garamond"/>
-          <w:outline w:val="0"/>
-          <w:color w:val="000000"/>
-          <w:sz w:val="21"/>
-          <w:szCs w:val="21"/>
-          <w:u w:color="000000"/>
-          <w:shd w:val="clear" w:color="auto" w:fill="ffffff"/>
-          <w:rtl w:val="0"/>
-          <w:lang w:val="en-US"/>
-          <w14:textFill>
-            <w14:solidFill>
-              <w14:srgbClr w14:val="000000"/>
-            </w14:solidFill>
-          </w14:textFill>
-        </w:rPr>
-        <w:t>Fine</w:t>
-      </w:r>
-    </w:p>
-    <w:p>
-      <w:pPr>
-        <w:pStyle w:val="Body"/>
-        <w:spacing w:after="0" w:line="240" w:lineRule="auto"/>
-        <w:rPr>
-          <w:rFonts w:ascii="Garamond" w:cs="Garamond" w:hAnsi="Garamond" w:eastAsia="Garamond"/>
-          <w:sz w:val="24"/>
-          <w:szCs w:val="24"/>
-        </w:rPr>
-      </w:pPr>
-      <w:r>
-        <w:rPr>
-          <w:rFonts w:ascii="Garamond" w:hAnsi="Garamond"/>
-          <w:outline w:val="0"/>
-          <w:color w:val="000000"/>
-          <w:sz w:val="21"/>
-          <w:szCs w:val="21"/>
-          <w:u w:color="000000"/>
-          <w:shd w:val="clear" w:color="auto" w:fill="ffffff"/>
-          <w:rtl w:val="0"/>
-          <w:lang w:val="en-US"/>
-          <w14:textFill>
-            <w14:solidFill>
-              <w14:srgbClr w14:val="000000"/>
-            </w14:solidFill>
-          </w14:textFill>
-        </w:rPr>
-        <w:t xml:space="preserve">Logan and I lunched w. the </w:t>
-      </w:r>
-      <w:r>
-        <w:rPr>
-          <w:rFonts w:ascii="Garamond" w:hAnsi="Garamond"/>
-          <w:outline w:val="0"/>
-          <w:color w:val="000000"/>
-          <w:sz w:val="21"/>
-          <w:szCs w:val="21"/>
-          <w:u w:color="000000"/>
-          <w:rtl w:val="0"/>
-          <w:lang w:val="en-US"/>
-          <w14:textFill>
-            <w14:solidFill>
-              <w14:srgbClr w14:val="000000"/>
-            </w14:solidFill>
-          </w14:textFill>
-        </w:rPr>
-        <w:t>MacLagans</w:t>
-      </w:r>
-      <w:r>
-        <w:rPr>
-          <w:rFonts w:ascii="Garamond" w:hAnsi="Garamond"/>
-          <w:outline w:val="0"/>
-          <w:color w:val="000000"/>
-          <w:sz w:val="21"/>
-          <w:szCs w:val="21"/>
-          <w:u w:color="000000"/>
-          <w:shd w:val="clear" w:color="auto" w:fill="ffffff"/>
-          <w:rtl w:val="0"/>
-          <w:lang w:val="en-US"/>
-          <w14:textFill>
-            <w14:solidFill>
-              <w14:srgbClr w14:val="000000"/>
-            </w14:solidFill>
-          </w14:textFill>
-        </w:rPr>
-        <w:t>, dear people! Got rather tired.</w:t>
-      </w:r>
-    </w:p>
-    <w:p>
-      <w:pPr>
-        <w:pStyle w:val="Body"/>
-        <w:spacing w:after="0" w:line="240" w:lineRule="auto"/>
-        <w:rPr>
-          <w:rFonts w:ascii="Garamond" w:cs="Garamond" w:hAnsi="Garamond" w:eastAsia="Garamond"/>
-          <w:sz w:val="24"/>
-          <w:szCs w:val="24"/>
-          <w:lang w:val="en-US"/>
-        </w:rPr>
-      </w:pPr>
-    </w:p>
-    <w:p>
-      <w:pPr>
-        <w:pStyle w:val="Body"/>
-        <w:spacing w:after="0" w:line="240" w:lineRule="auto"/>
-        <w:jc w:val="center"/>
-        <w:rPr>
-          <w:rFonts w:ascii="Garamond" w:cs="Garamond" w:hAnsi="Garamond" w:eastAsia="Garamond"/>
-          <w:sz w:val="24"/>
-          <w:szCs w:val="24"/>
-        </w:rPr>
-      </w:pPr>
-      <w:r>
-        <w:rPr>
-          <w:rFonts w:ascii="Garamond" w:hAnsi="Garamond"/>
-          <w:outline w:val="0"/>
-          <w:color w:val="000000"/>
-          <w:sz w:val="21"/>
-          <w:szCs w:val="21"/>
-          <w:u w:color="000000"/>
-          <w:shd w:val="clear" w:color="auto" w:fill="ffffff"/>
-          <w:rtl w:val="0"/>
-          <w:lang w:val="en-US"/>
-          <w14:textFill>
-            <w14:solidFill>
-              <w14:srgbClr w14:val="000000"/>
-            </w14:solidFill>
-          </w14:textFill>
-        </w:rPr>
-        <w:t>[160] Wednesday, May 23, 1934 London</w:t>
-      </w:r>
-    </w:p>
-    <w:p>
-      <w:pPr>
-        <w:pStyle w:val="Body"/>
-        <w:spacing w:after="0" w:line="240" w:lineRule="auto"/>
-        <w:rPr>
-          <w:rFonts w:ascii="Garamond" w:cs="Garamond" w:hAnsi="Garamond" w:eastAsia="Garamond"/>
-          <w:sz w:val="24"/>
-          <w:szCs w:val="24"/>
-        </w:rPr>
-      </w:pPr>
-      <w:r>
-        <w:rPr>
-          <w:rFonts w:ascii="Garamond" w:hAnsi="Garamond"/>
-          <w:outline w:val="0"/>
-          <w:color w:val="000000"/>
-          <w:sz w:val="21"/>
-          <w:szCs w:val="21"/>
-          <w:u w:color="000000"/>
-          <w:shd w:val="clear" w:color="auto" w:fill="ffffff"/>
-          <w:rtl w:val="0"/>
-          <w:lang w:val="en-US"/>
-          <w14:textFill>
-            <w14:solidFill>
-              <w14:srgbClr w14:val="000000"/>
-            </w14:solidFill>
-          </w14:textFill>
-        </w:rPr>
-        <w:t>dined w. Karin and attended her splendid lecture to the Medical Students of the Brit. Med. Assn. A really first class lecture!</w:t>
-      </w:r>
-    </w:p>
-    <w:p>
-      <w:pPr>
-        <w:pStyle w:val="Body"/>
-        <w:spacing w:after="0" w:line="240" w:lineRule="auto"/>
-        <w:rPr>
-          <w:rFonts w:ascii="Garamond" w:cs="Garamond" w:hAnsi="Garamond" w:eastAsia="Garamond"/>
-          <w:sz w:val="24"/>
-          <w:szCs w:val="24"/>
-          <w:lang w:val="en-US"/>
-        </w:rPr>
-      </w:pPr>
-    </w:p>
-    <w:p>
-      <w:pPr>
-        <w:pStyle w:val="Body"/>
-        <w:spacing w:after="0" w:line="240" w:lineRule="auto"/>
-        <w:jc w:val="center"/>
-        <w:rPr>
-          <w:rFonts w:ascii="Garamond" w:cs="Garamond" w:hAnsi="Garamond" w:eastAsia="Garamond"/>
-          <w:sz w:val="24"/>
-          <w:szCs w:val="24"/>
-        </w:rPr>
-      </w:pPr>
-      <w:r>
-        <w:rPr>
-          <w:rFonts w:ascii="Garamond" w:hAnsi="Garamond"/>
-          <w:outline w:val="0"/>
-          <w:color w:val="000000"/>
-          <w:sz w:val="21"/>
-          <w:szCs w:val="21"/>
-          <w:u w:color="000000"/>
-          <w:shd w:val="clear" w:color="auto" w:fill="ffffff"/>
-          <w:rtl w:val="0"/>
-          <w:lang w:val="en-US"/>
-          <w14:textFill>
-            <w14:solidFill>
-              <w14:srgbClr w14:val="000000"/>
-            </w14:solidFill>
-          </w14:textFill>
-        </w:rPr>
-        <w:t>[161] Thursday, May 24, 1934</w:t>
-      </w:r>
-    </w:p>
-    <w:p>
-      <w:pPr>
-        <w:pStyle w:val="Body"/>
-        <w:spacing w:after="0" w:line="240" w:lineRule="auto"/>
-        <w:rPr>
-          <w:rFonts w:ascii="Garamond" w:cs="Garamond" w:hAnsi="Garamond" w:eastAsia="Garamond"/>
-          <w:sz w:val="24"/>
-          <w:szCs w:val="24"/>
-        </w:rPr>
-      </w:pPr>
-      <w:r>
-        <w:rPr>
-          <w:rFonts w:ascii="Garamond" w:hAnsi="Garamond"/>
-          <w:outline w:val="0"/>
-          <w:color w:val="000000"/>
-          <w:sz w:val="21"/>
-          <w:szCs w:val="21"/>
-          <w:u w:color="000000"/>
-          <w:shd w:val="clear" w:color="auto" w:fill="ffffff"/>
-          <w:rtl w:val="0"/>
-          <w:lang w:val="en-US"/>
-          <w14:textFill>
-            <w14:solidFill>
-              <w14:srgbClr w14:val="000000"/>
-            </w14:solidFill>
-          </w14:textFill>
-        </w:rPr>
-        <w:t>Heard Ray over the Radio on the Blue Book on Unemployment. Excellent!</w:t>
-      </w:r>
-    </w:p>
-    <w:p>
-      <w:pPr>
-        <w:pStyle w:val="Body"/>
-        <w:spacing w:after="0" w:line="240" w:lineRule="auto"/>
-        <w:rPr>
-          <w:rFonts w:ascii="Garamond" w:cs="Garamond" w:hAnsi="Garamond" w:eastAsia="Garamond"/>
-          <w:sz w:val="24"/>
-          <w:szCs w:val="24"/>
-          <w:lang w:val="en-US"/>
-        </w:rPr>
-      </w:pPr>
-    </w:p>
-    <w:p>
-      <w:pPr>
-        <w:pStyle w:val="Body"/>
-        <w:spacing w:after="0" w:line="240" w:lineRule="auto"/>
-        <w:jc w:val="center"/>
-        <w:rPr>
-          <w:rFonts w:ascii="Garamond" w:cs="Garamond" w:hAnsi="Garamond" w:eastAsia="Garamond"/>
-          <w:outline w:val="0"/>
-          <w:color w:val="000000"/>
-          <w:sz w:val="21"/>
-          <w:szCs w:val="21"/>
-          <w:u w:color="000000"/>
-          <w:shd w:val="clear" w:color="auto" w:fill="ffffff"/>
-          <w14:textFill>
-            <w14:solidFill>
-              <w14:srgbClr w14:val="000000"/>
-            </w14:solidFill>
-          </w14:textFill>
-        </w:rPr>
-      </w:pPr>
-      <w:r>
-        <w:rPr>
-          <w:rFonts w:ascii="Garamond" w:hAnsi="Garamond"/>
-          <w:outline w:val="0"/>
-          <w:color w:val="000000"/>
-          <w:sz w:val="21"/>
-          <w:szCs w:val="21"/>
-          <w:u w:color="000000"/>
-          <w:shd w:val="clear" w:color="auto" w:fill="ffffff"/>
-          <w:rtl w:val="0"/>
-          <w:lang w:val="en-US"/>
-          <w14:textFill>
-            <w14:solidFill>
-              <w14:srgbClr w14:val="000000"/>
-            </w14:solidFill>
-          </w14:textFill>
-        </w:rPr>
-        <w:t>[162] Friday, May 25, 1934</w:t>
-      </w:r>
-    </w:p>
-    <w:p>
-      <w:pPr>
-        <w:pStyle w:val="Body"/>
-        <w:spacing w:after="0" w:line="240" w:lineRule="auto"/>
-        <w:rPr>
-          <w:rFonts w:ascii="Garamond" w:cs="Garamond" w:hAnsi="Garamond" w:eastAsia="Garamond"/>
-          <w:sz w:val="24"/>
-          <w:szCs w:val="24"/>
-        </w:rPr>
-      </w:pPr>
-      <w:r>
-        <w:rPr>
-          <w:rFonts w:ascii="Garamond" w:hAnsi="Garamond"/>
-          <w:outline w:val="0"/>
-          <w:color w:val="000000"/>
-          <w:sz w:val="21"/>
-          <w:szCs w:val="21"/>
-          <w:u w:color="000000"/>
-          <w:shd w:val="clear" w:color="auto" w:fill="ffffff"/>
-          <w:rtl w:val="0"/>
-          <w:lang w:val="en-US"/>
-          <w14:textFill>
-            <w14:solidFill>
-              <w14:srgbClr w14:val="000000"/>
-            </w14:solidFill>
-          </w14:textFill>
-        </w:rPr>
-        <w:t>Fine</w:t>
-      </w:r>
-    </w:p>
-    <w:p>
-      <w:pPr>
-        <w:pStyle w:val="Body"/>
-        <w:spacing w:after="0" w:line="240" w:lineRule="auto"/>
-        <w:rPr>
-          <w:rFonts w:ascii="Garamond" w:cs="Garamond" w:hAnsi="Garamond" w:eastAsia="Garamond"/>
-          <w:sz w:val="24"/>
-          <w:szCs w:val="24"/>
-        </w:rPr>
-      </w:pPr>
-      <w:r>
-        <w:rPr>
-          <w:rFonts w:ascii="Garamond" w:hAnsi="Garamond"/>
-          <w:outline w:val="0"/>
-          <w:color w:val="000000"/>
-          <w:sz w:val="21"/>
-          <w:szCs w:val="21"/>
-          <w:u w:color="000000"/>
-          <w:shd w:val="clear" w:color="auto" w:fill="ffffff"/>
-          <w:rtl w:val="0"/>
-          <w:lang w:val="en-US"/>
-          <w14:textFill>
-            <w14:solidFill>
-              <w14:srgbClr w14:val="000000"/>
-            </w14:solidFill>
-          </w14:textFill>
-        </w:rPr>
-        <w:t xml:space="preserve">Worked again on my </w:t>
-      </w:r>
-      <w:r>
-        <w:rPr>
-          <w:rFonts w:ascii="Garamond" w:hAnsi="Garamond" w:hint="default"/>
-          <w:outline w:val="0"/>
-          <w:color w:val="000000"/>
-          <w:sz w:val="21"/>
-          <w:szCs w:val="21"/>
-          <w:u w:color="000000"/>
-          <w:shd w:val="clear" w:color="auto" w:fill="ffffff"/>
-          <w:rtl w:val="0"/>
-          <w:lang w:val="en-US"/>
-          <w14:textFill>
-            <w14:solidFill>
-              <w14:srgbClr w14:val="000000"/>
-            </w14:solidFill>
-          </w14:textFill>
-        </w:rPr>
-        <w:t>“</w:t>
-      </w:r>
-      <w:r>
-        <w:rPr>
-          <w:rFonts w:ascii="Garamond" w:hAnsi="Garamond"/>
-          <w:outline w:val="0"/>
-          <w:color w:val="000000"/>
-          <w:sz w:val="21"/>
-          <w:szCs w:val="21"/>
-          <w:u w:color="000000"/>
-          <w:shd w:val="clear" w:color="auto" w:fill="ffffff"/>
-          <w:rtl w:val="0"/>
-          <w:lang w:val="en-US"/>
-          <w14:textFill>
-            <w14:solidFill>
-              <w14:srgbClr w14:val="000000"/>
-            </w14:solidFill>
-          </w14:textFill>
-        </w:rPr>
-        <w:t>Across the Mediterranean</w:t>
-      </w:r>
-      <w:r>
-        <w:rPr>
-          <w:rFonts w:ascii="Garamond" w:hAnsi="Garamond" w:hint="default"/>
-          <w:outline w:val="0"/>
-          <w:color w:val="000000"/>
-          <w:sz w:val="21"/>
-          <w:szCs w:val="21"/>
-          <w:u w:color="000000"/>
-          <w:shd w:val="clear" w:color="auto" w:fill="ffffff"/>
-          <w:rtl w:val="0"/>
-          <w:lang w:val="en-US"/>
-          <w14:textFill>
-            <w14:solidFill>
-              <w14:srgbClr w14:val="000000"/>
-            </w14:solidFill>
-          </w14:textFill>
-        </w:rPr>
-        <w:t>”</w:t>
-      </w:r>
-    </w:p>
-    <w:p>
-      <w:pPr>
-        <w:pStyle w:val="Body"/>
-        <w:spacing w:after="0" w:line="240" w:lineRule="auto"/>
-        <w:rPr>
-          <w:rFonts w:ascii="Garamond" w:cs="Garamond" w:hAnsi="Garamond" w:eastAsia="Garamond"/>
-          <w:sz w:val="24"/>
-          <w:szCs w:val="24"/>
-        </w:rPr>
-      </w:pPr>
-      <w:r>
-        <w:rPr>
-          <w:rFonts w:ascii="Garamond" w:hAnsi="Garamond"/>
-          <w:outline w:val="0"/>
-          <w:color w:val="000000"/>
-          <w:sz w:val="21"/>
-          <w:szCs w:val="21"/>
-          <w:u w:color="000000"/>
-          <w:shd w:val="clear" w:color="auto" w:fill="ffffff"/>
-          <w:rtl w:val="0"/>
-          <w:lang w:val="en-US"/>
-          <w14:textFill>
-            <w14:solidFill>
-              <w14:srgbClr w14:val="000000"/>
-            </w14:solidFill>
-          </w14:textFill>
-        </w:rPr>
-        <w:t>Dined with Ray and Ursula</w:t>
-      </w:r>
-    </w:p>
-    <w:p>
-      <w:pPr>
-        <w:pStyle w:val="Body"/>
-        <w:spacing w:after="0" w:line="240" w:lineRule="auto"/>
-        <w:rPr>
-          <w:rFonts w:ascii="Garamond" w:cs="Garamond" w:hAnsi="Garamond" w:eastAsia="Garamond"/>
-          <w:sz w:val="24"/>
-          <w:szCs w:val="24"/>
-          <w:lang w:val="en-US"/>
-        </w:rPr>
-      </w:pPr>
-    </w:p>
-    <w:p>
-      <w:pPr>
-        <w:pStyle w:val="Body"/>
-        <w:spacing w:after="0" w:line="240" w:lineRule="auto"/>
-        <w:jc w:val="center"/>
-        <w:rPr>
-          <w:rFonts w:ascii="Garamond" w:cs="Garamond" w:hAnsi="Garamond" w:eastAsia="Garamond"/>
-          <w:outline w:val="0"/>
-          <w:color w:val="000000"/>
-          <w:sz w:val="21"/>
-          <w:szCs w:val="21"/>
-          <w:u w:color="000000"/>
-          <w:shd w:val="clear" w:color="auto" w:fill="ffffff"/>
-          <w14:textFill>
-            <w14:solidFill>
-              <w14:srgbClr w14:val="000000"/>
-            </w14:solidFill>
-          </w14:textFill>
-        </w:rPr>
-      </w:pPr>
-      <w:r>
-        <w:rPr>
-          <w:rFonts w:ascii="Garamond" w:hAnsi="Garamond"/>
-          <w:outline w:val="0"/>
-          <w:color w:val="000000"/>
-          <w:sz w:val="21"/>
-          <w:szCs w:val="21"/>
-          <w:u w:color="000000"/>
-          <w:shd w:val="clear" w:color="auto" w:fill="ffffff"/>
-          <w:rtl w:val="0"/>
-          <w:lang w:val="en-US"/>
-          <w14:textFill>
-            <w14:solidFill>
-              <w14:srgbClr w14:val="000000"/>
-            </w14:solidFill>
-          </w14:textFill>
-        </w:rPr>
-        <w:t>[163] Saturday, May 26, 1934</w:t>
-      </w:r>
-    </w:p>
-    <w:p>
-      <w:pPr>
-        <w:pStyle w:val="Body"/>
-        <w:spacing w:after="0" w:line="240" w:lineRule="auto"/>
-        <w:rPr>
-          <w:rFonts w:ascii="Garamond" w:cs="Garamond" w:hAnsi="Garamond" w:eastAsia="Garamond"/>
-          <w:sz w:val="24"/>
-          <w:szCs w:val="24"/>
-        </w:rPr>
-      </w:pPr>
-      <w:r>
-        <w:rPr>
-          <w:rFonts w:ascii="Garamond" w:hAnsi="Garamond"/>
-          <w:outline w:val="0"/>
-          <w:color w:val="000000"/>
-          <w:sz w:val="21"/>
-          <w:szCs w:val="21"/>
-          <w:u w:color="000000"/>
-          <w:shd w:val="clear" w:color="auto" w:fill="ffffff"/>
-          <w:rtl w:val="0"/>
-          <w:lang w:val="en-US"/>
-          <w14:textFill>
-            <w14:solidFill>
-              <w14:srgbClr w14:val="000000"/>
-            </w14:solidFill>
-          </w14:textFill>
-        </w:rPr>
-        <w:t>Fine</w:t>
-      </w:r>
-    </w:p>
-    <w:p>
-      <w:pPr>
-        <w:pStyle w:val="Body"/>
-        <w:spacing w:after="0" w:line="240" w:lineRule="auto"/>
-        <w:rPr>
-          <w:rFonts w:ascii="Garamond" w:cs="Garamond" w:hAnsi="Garamond" w:eastAsia="Garamond"/>
-          <w:sz w:val="24"/>
-          <w:szCs w:val="24"/>
-        </w:rPr>
-      </w:pPr>
-      <w:r>
-        <w:rPr>
-          <w:rFonts w:ascii="Garamond" w:hAnsi="Garamond"/>
-          <w:outline w:val="0"/>
-          <w:color w:val="000000"/>
-          <w:sz w:val="21"/>
-          <w:szCs w:val="21"/>
-          <w:u w:color="000000"/>
-          <w:shd w:val="clear" w:color="auto" w:fill="ffffff"/>
-          <w:rtl w:val="0"/>
-          <w:lang w:val="en-US"/>
-          <w14:textFill>
-            <w14:solidFill>
-              <w14:srgbClr w14:val="000000"/>
-            </w14:solidFill>
-          </w14:textFill>
-        </w:rPr>
-        <w:t xml:space="preserve">Went w. Alys to see Arliss in the very fine film </w:t>
-      </w:r>
-      <w:r>
-        <w:rPr>
-          <w:rFonts w:ascii="Garamond" w:hAnsi="Garamond" w:hint="default"/>
-          <w:outline w:val="0"/>
-          <w:color w:val="000000"/>
-          <w:sz w:val="21"/>
-          <w:szCs w:val="21"/>
-          <w:u w:color="000000"/>
-          <w:shd w:val="clear" w:color="auto" w:fill="ffffff"/>
-          <w:rtl w:val="0"/>
-          <w:lang w:val="en-US"/>
-          <w14:textFill>
-            <w14:solidFill>
-              <w14:srgbClr w14:val="000000"/>
-            </w14:solidFill>
-          </w14:textFill>
-        </w:rPr>
-        <w:t>“</w:t>
-      </w:r>
-      <w:r>
-        <w:rPr>
-          <w:rFonts w:ascii="Garamond" w:hAnsi="Garamond"/>
-          <w:outline w:val="0"/>
-          <w:color w:val="000000"/>
-          <w:sz w:val="21"/>
-          <w:szCs w:val="21"/>
-          <w:u w:color="000000"/>
-          <w:shd w:val="clear" w:color="auto" w:fill="ffffff"/>
-          <w:rtl w:val="0"/>
-          <w:lang w:val="en-US"/>
-          <w14:textFill>
-            <w14:solidFill>
-              <w14:srgbClr w14:val="000000"/>
-            </w14:solidFill>
-          </w14:textFill>
-        </w:rPr>
-        <w:t>House of Rothschild</w:t>
-      </w:r>
-      <w:r>
-        <w:rPr>
-          <w:rFonts w:ascii="Garamond" w:hAnsi="Garamond" w:hint="default"/>
-          <w:outline w:val="0"/>
-          <w:color w:val="000000"/>
-          <w:sz w:val="21"/>
-          <w:szCs w:val="21"/>
-          <w:u w:color="000000"/>
-          <w:shd w:val="clear" w:color="auto" w:fill="ffffff"/>
-          <w:rtl w:val="0"/>
-          <w:lang w:val="en-US"/>
-          <w14:textFill>
-            <w14:solidFill>
-              <w14:srgbClr w14:val="000000"/>
-            </w14:solidFill>
-          </w14:textFill>
-        </w:rPr>
-        <w:t>”</w:t>
-      </w:r>
-      <w:r>
-        <w:rPr>
-          <w:rFonts w:ascii="Garamond" w:hAnsi="Garamond"/>
-          <w:outline w:val="0"/>
-          <w:color w:val="000000"/>
-          <w:sz w:val="21"/>
-          <w:szCs w:val="21"/>
-          <w:u w:color="000000"/>
-          <w:shd w:val="clear" w:color="auto" w:fill="ffffff"/>
-          <w:rtl w:val="0"/>
-          <w:lang w:val="en-US"/>
-          <w14:textFill>
-            <w14:solidFill>
-              <w14:srgbClr w14:val="000000"/>
-            </w14:solidFill>
-          </w14:textFill>
-        </w:rPr>
-        <w:t>.</w:t>
-      </w:r>
-    </w:p>
-    <w:p>
-      <w:pPr>
-        <w:pStyle w:val="Body"/>
-        <w:spacing w:after="0" w:line="240" w:lineRule="auto"/>
-        <w:rPr>
-          <w:rFonts w:ascii="Garamond" w:cs="Garamond" w:hAnsi="Garamond" w:eastAsia="Garamond"/>
-          <w:sz w:val="24"/>
-          <w:szCs w:val="24"/>
-          <w:lang w:val="en-US"/>
-        </w:rPr>
-      </w:pPr>
-    </w:p>
-    <w:p>
-      <w:pPr>
-        <w:pStyle w:val="Body"/>
-        <w:spacing w:after="0" w:line="240" w:lineRule="auto"/>
-        <w:jc w:val="center"/>
-        <w:rPr>
-          <w:rFonts w:ascii="Garamond" w:cs="Garamond" w:hAnsi="Garamond" w:eastAsia="Garamond"/>
-          <w:outline w:val="0"/>
-          <w:color w:val="000000"/>
-          <w:sz w:val="21"/>
-          <w:szCs w:val="21"/>
-          <w:u w:color="000000"/>
-          <w:shd w:val="clear" w:color="auto" w:fill="ffffff"/>
-          <w14:textFill>
-            <w14:solidFill>
-              <w14:srgbClr w14:val="000000"/>
-            </w14:solidFill>
-          </w14:textFill>
-        </w:rPr>
-      </w:pPr>
-      <w:r>
-        <w:rPr>
-          <w:rFonts w:ascii="Garamond" w:hAnsi="Garamond"/>
-          <w:outline w:val="0"/>
-          <w:color w:val="000000"/>
-          <w:sz w:val="21"/>
-          <w:szCs w:val="21"/>
-          <w:u w:color="000000"/>
-          <w:shd w:val="clear" w:color="auto" w:fill="ffffff"/>
-          <w:rtl w:val="0"/>
-          <w:lang w:val="en-US"/>
-          <w14:textFill>
-            <w14:solidFill>
-              <w14:srgbClr w14:val="000000"/>
-            </w14:solidFill>
-          </w14:textFill>
-        </w:rPr>
-        <w:t xml:space="preserve">[164] Sunday, May 27, 1934 London </w:t>
-      </w:r>
-    </w:p>
-    <w:p>
-      <w:pPr>
-        <w:pStyle w:val="Body"/>
-        <w:spacing w:after="0" w:line="240" w:lineRule="auto"/>
-        <w:rPr>
-          <w:rFonts w:ascii="Garamond" w:cs="Garamond" w:hAnsi="Garamond" w:eastAsia="Garamond"/>
-          <w:sz w:val="24"/>
-          <w:szCs w:val="24"/>
-        </w:rPr>
-      </w:pPr>
-      <w:r>
-        <w:rPr>
-          <w:rFonts w:ascii="Garamond" w:hAnsi="Garamond"/>
-          <w:outline w:val="0"/>
-          <w:color w:val="000000"/>
-          <w:sz w:val="21"/>
-          <w:szCs w:val="21"/>
-          <w:u w:color="000000"/>
-          <w:shd w:val="clear" w:color="auto" w:fill="ffffff"/>
-          <w:rtl w:val="0"/>
-          <w:lang w:val="en-US"/>
-          <w14:textFill>
-            <w14:solidFill>
-              <w14:srgbClr w14:val="000000"/>
-            </w14:solidFill>
-          </w14:textFill>
-        </w:rPr>
-        <w:t>Fine</w:t>
-      </w:r>
-    </w:p>
-    <w:p>
-      <w:pPr>
-        <w:pStyle w:val="Body"/>
-        <w:spacing w:after="0" w:line="240" w:lineRule="auto"/>
-        <w:rPr>
-          <w:rFonts w:ascii="Garamond" w:cs="Garamond" w:hAnsi="Garamond" w:eastAsia="Garamond"/>
-          <w:sz w:val="24"/>
-          <w:szCs w:val="24"/>
-        </w:rPr>
-      </w:pPr>
-      <w:r>
-        <w:rPr>
-          <w:rFonts w:ascii="Garamond" w:hAnsi="Garamond"/>
-          <w:outline w:val="0"/>
-          <w:color w:val="000000"/>
-          <w:sz w:val="21"/>
-          <w:szCs w:val="21"/>
-          <w:u w:color="000000"/>
-          <w:shd w:val="clear" w:color="auto" w:fill="ffffff"/>
-          <w:rtl w:val="0"/>
-          <w:lang w:val="en-US"/>
-          <w14:textFill>
-            <w14:solidFill>
-              <w14:srgbClr w14:val="000000"/>
-            </w14:solidFill>
-          </w14:textFill>
-        </w:rPr>
-        <w:t>Did nothing!</w:t>
-      </w:r>
-    </w:p>
-    <w:p>
-      <w:pPr>
-        <w:pStyle w:val="Body"/>
-        <w:spacing w:after="0" w:line="240" w:lineRule="auto"/>
-        <w:rPr>
-          <w:rFonts w:ascii="Garamond" w:cs="Garamond" w:hAnsi="Garamond" w:eastAsia="Garamond"/>
-          <w:sz w:val="24"/>
-          <w:szCs w:val="24"/>
-        </w:rPr>
-      </w:pPr>
-      <w:r>
-        <w:rPr>
-          <w:rFonts w:ascii="Garamond" w:hAnsi="Garamond"/>
-          <w:outline w:val="0"/>
-          <w:color w:val="000000"/>
-          <w:sz w:val="21"/>
-          <w:szCs w:val="21"/>
-          <w:u w:color="000000"/>
-          <w:shd w:val="clear" w:color="auto" w:fill="ffffff"/>
-          <w:rtl w:val="0"/>
-          <w:lang w:val="en-US"/>
-          <w14:textFill>
-            <w14:solidFill>
-              <w14:srgbClr w14:val="000000"/>
-            </w14:solidFill>
-          </w14:textFill>
-        </w:rPr>
-        <w:t>Lady Hood, Jim Phillimore and Mme Daniel Halevy called.</w:t>
-      </w:r>
-    </w:p>
-    <w:p>
-      <w:pPr>
-        <w:pStyle w:val="Body"/>
-        <w:spacing w:after="0" w:line="240" w:lineRule="auto"/>
-        <w:rPr>
-          <w:rFonts w:ascii="Garamond" w:cs="Garamond" w:hAnsi="Garamond" w:eastAsia="Garamond"/>
-          <w:sz w:val="24"/>
-          <w:szCs w:val="24"/>
-        </w:rPr>
-      </w:pPr>
-      <w:r>
-        <w:rPr>
-          <w:rFonts w:ascii="Garamond" w:hAnsi="Garamond"/>
-          <w:outline w:val="0"/>
-          <w:color w:val="000000"/>
-          <w:sz w:val="21"/>
-          <w:szCs w:val="21"/>
-          <w:u w:color="000000"/>
-          <w:shd w:val="clear" w:color="auto" w:fill="ffffff"/>
-          <w:rtl w:val="0"/>
-          <w:lang w:val="en-US"/>
-          <w14:textFill>
-            <w14:solidFill>
-              <w14:srgbClr w14:val="000000"/>
-            </w14:solidFill>
-          </w14:textFill>
-        </w:rPr>
-        <w:t>Miss Lou Sands dead. 1439</w:t>
-      </w:r>
-    </w:p>
-    <w:p>
-      <w:pPr>
-        <w:pStyle w:val="Body"/>
-        <w:spacing w:after="0" w:line="240" w:lineRule="auto"/>
-        <w:rPr>
-          <w:rFonts w:ascii="Garamond" w:cs="Garamond" w:hAnsi="Garamond" w:eastAsia="Garamond"/>
-          <w:sz w:val="24"/>
-          <w:szCs w:val="24"/>
-          <w:lang w:val="en-US"/>
-        </w:rPr>
-      </w:pPr>
-    </w:p>
-    <w:p>
-      <w:pPr>
-        <w:pStyle w:val="Body"/>
-        <w:spacing w:after="0" w:line="240" w:lineRule="auto"/>
-        <w:jc w:val="center"/>
-        <w:rPr>
-          <w:rFonts w:ascii="Garamond" w:cs="Garamond" w:hAnsi="Garamond" w:eastAsia="Garamond"/>
-          <w:outline w:val="0"/>
-          <w:color w:val="000000"/>
-          <w:sz w:val="21"/>
-          <w:szCs w:val="21"/>
-          <w:u w:color="000000"/>
-          <w:shd w:val="clear" w:color="auto" w:fill="ffffff"/>
-          <w14:textFill>
-            <w14:solidFill>
-              <w14:srgbClr w14:val="000000"/>
-            </w14:solidFill>
-          </w14:textFill>
-        </w:rPr>
-      </w:pPr>
-      <w:r>
-        <w:rPr>
-          <w:rFonts w:ascii="Garamond" w:hAnsi="Garamond"/>
-          <w:outline w:val="0"/>
-          <w:color w:val="000000"/>
-          <w:sz w:val="21"/>
-          <w:szCs w:val="21"/>
-          <w:u w:color="000000"/>
-          <w:shd w:val="clear" w:color="auto" w:fill="ffffff"/>
-          <w:rtl w:val="0"/>
-          <w:lang w:val="en-US"/>
-          <w14:textFill>
-            <w14:solidFill>
-              <w14:srgbClr w14:val="000000"/>
-            </w14:solidFill>
-          </w14:textFill>
-        </w:rPr>
-        <w:t>[165] Monday, May 28, 1934</w:t>
-      </w:r>
-    </w:p>
-    <w:p>
-      <w:pPr>
-        <w:pStyle w:val="Body"/>
-        <w:spacing w:after="0" w:line="240" w:lineRule="auto"/>
-        <w:rPr>
-          <w:rFonts w:ascii="Garamond" w:cs="Garamond" w:hAnsi="Garamond" w:eastAsia="Garamond"/>
-          <w:sz w:val="24"/>
-          <w:szCs w:val="24"/>
-        </w:rPr>
-      </w:pPr>
-      <w:r>
-        <w:rPr>
-          <w:rFonts w:ascii="Garamond" w:hAnsi="Garamond"/>
-          <w:outline w:val="0"/>
-          <w:color w:val="000000"/>
-          <w:sz w:val="21"/>
-          <w:szCs w:val="21"/>
-          <w:u w:color="000000"/>
-          <w:shd w:val="clear" w:color="auto" w:fill="ffffff"/>
-          <w:rtl w:val="0"/>
-          <w:lang w:val="en-US"/>
-          <w14:textFill>
-            <w14:solidFill>
-              <w14:srgbClr w14:val="000000"/>
-            </w14:solidFill>
-          </w14:textFill>
-        </w:rPr>
-        <w:t>Fine</w:t>
-      </w:r>
-    </w:p>
-    <w:p>
-      <w:pPr>
-        <w:pStyle w:val="Body"/>
-        <w:spacing w:after="0" w:line="240" w:lineRule="auto"/>
-        <w:rPr>
-          <w:rFonts w:ascii="Garamond" w:cs="Garamond" w:hAnsi="Garamond" w:eastAsia="Garamond"/>
-          <w:sz w:val="24"/>
-          <w:szCs w:val="24"/>
-        </w:rPr>
-      </w:pPr>
-      <w:r>
-        <w:rPr>
-          <w:rFonts w:ascii="Garamond" w:hAnsi="Garamond"/>
-          <w:outline w:val="0"/>
-          <w:color w:val="000000"/>
-          <w:sz w:val="21"/>
-          <w:szCs w:val="21"/>
-          <w:u w:color="000000"/>
-          <w:shd w:val="clear" w:color="auto" w:fill="ffffff"/>
-          <w:rtl w:val="0"/>
-          <w:lang w:val="en-US"/>
-          <w14:textFill>
-            <w14:solidFill>
-              <w14:srgbClr w14:val="000000"/>
-            </w14:solidFill>
-          </w14:textFill>
-        </w:rPr>
-        <w:t>Went to Karin</w:t>
-      </w:r>
-      <w:r>
-        <w:rPr>
-          <w:rFonts w:ascii="Garamond" w:hAnsi="Garamond" w:hint="default"/>
-          <w:outline w:val="0"/>
-          <w:color w:val="000000"/>
-          <w:sz w:val="21"/>
-          <w:szCs w:val="21"/>
-          <w:u w:color="000000"/>
-          <w:shd w:val="clear" w:color="auto" w:fill="ffffff"/>
-          <w:rtl w:val="0"/>
-          <w:lang w:val="en-US"/>
-          <w14:textFill>
-            <w14:solidFill>
-              <w14:srgbClr w14:val="000000"/>
-            </w14:solidFill>
-          </w14:textFill>
-        </w:rPr>
-        <w:t>’</w:t>
-      </w:r>
-      <w:r>
-        <w:rPr>
-          <w:rFonts w:ascii="Garamond" w:hAnsi="Garamond"/>
-          <w:outline w:val="0"/>
-          <w:color w:val="000000"/>
-          <w:sz w:val="21"/>
-          <w:szCs w:val="21"/>
-          <w:u w:color="000000"/>
-          <w:shd w:val="clear" w:color="auto" w:fill="ffffff"/>
-          <w:rtl w:val="0"/>
-          <w:lang w:val="en-US"/>
-          <w14:textFill>
-            <w14:solidFill>
-              <w14:srgbClr w14:val="000000"/>
-            </w14:solidFill>
-          </w14:textFill>
-        </w:rPr>
-        <w:t>s who has her nose to the grindstone over a new lecture to be given Thursday. Called on Ruth Draper who gave a small Salvemini tea.</w:t>
-      </w:r>
-    </w:p>
-    <w:p>
-      <w:pPr>
-        <w:pStyle w:val="Body"/>
-        <w:spacing w:after="0" w:line="240" w:lineRule="auto"/>
-        <w:rPr>
-          <w:rFonts w:ascii="Garamond" w:cs="Garamond" w:hAnsi="Garamond" w:eastAsia="Garamond"/>
-          <w:sz w:val="24"/>
-          <w:szCs w:val="24"/>
-        </w:rPr>
-      </w:pPr>
-      <w:r>
-        <w:rPr>
-          <w:rFonts w:ascii="Garamond" w:hAnsi="Garamond"/>
-          <w:outline w:val="0"/>
-          <w:color w:val="000000"/>
-          <w:sz w:val="21"/>
-          <w:szCs w:val="21"/>
-          <w:u w:color="000000"/>
-          <w:shd w:val="clear" w:color="auto" w:fill="ffffff"/>
-          <w:rtl w:val="0"/>
-          <w:lang w:val="en-US"/>
-          <w14:textFill>
-            <w14:solidFill>
-              <w14:srgbClr w14:val="000000"/>
-            </w14:solidFill>
-          </w14:textFill>
-        </w:rPr>
-        <w:t>Went to De</w:t>
-      </w:r>
-      <w:r>
-        <w:rPr>
-          <w:rFonts w:ascii="Garamond" w:hAnsi="Garamond"/>
-          <w:outline w:val="0"/>
-          <w:color w:val="ff0000"/>
-          <w:sz w:val="21"/>
-          <w:szCs w:val="21"/>
-          <w:u w:color="ff0000"/>
-          <w:shd w:val="clear" w:color="auto" w:fill="ffffff"/>
-          <w:rtl w:val="0"/>
-          <w:lang w:val="en-US"/>
-          <w14:textFill>
-            <w14:solidFill>
-              <w14:srgbClr w14:val="FF0000"/>
-            </w14:solidFill>
-          </w14:textFill>
-        </w:rPr>
-        <w:t xml:space="preserve"> Loray</w:t>
-      </w:r>
-      <w:r>
-        <w:rPr>
-          <w:rFonts w:ascii="Garamond" w:hAnsi="Garamond" w:hint="default"/>
-          <w:outline w:val="0"/>
-          <w:color w:val="ff0000"/>
-          <w:sz w:val="21"/>
-          <w:szCs w:val="21"/>
-          <w:u w:color="ff0000"/>
-          <w:shd w:val="clear" w:color="auto" w:fill="ffffff"/>
-          <w:rtl w:val="0"/>
-          <w:lang w:val="en-US"/>
-          <w14:textFill>
-            <w14:solidFill>
-              <w14:srgbClr w14:val="FF0000"/>
-            </w14:solidFill>
-          </w14:textFill>
-        </w:rPr>
-        <w:t>’</w:t>
-      </w:r>
-      <w:r>
-        <w:rPr>
-          <w:rFonts w:ascii="Garamond" w:hAnsi="Garamond"/>
-          <w:outline w:val="0"/>
-          <w:color w:val="ff0000"/>
-          <w:sz w:val="21"/>
-          <w:szCs w:val="21"/>
-          <w:u w:color="ff0000"/>
-          <w:shd w:val="clear" w:color="auto" w:fill="ffffff"/>
-          <w:rtl w:val="0"/>
-          <w:lang w:val="en-US"/>
-          <w14:textFill>
-            <w14:solidFill>
-              <w14:srgbClr w14:val="FF0000"/>
-            </w14:solidFill>
-          </w14:textFill>
-        </w:rPr>
-        <w:t>s</w:t>
-      </w:r>
-      <w:r>
-        <w:rPr>
-          <w:rFonts w:ascii="Garamond" w:hAnsi="Garamond"/>
-          <w:outline w:val="0"/>
-          <w:color w:val="000000"/>
-          <w:sz w:val="21"/>
-          <w:szCs w:val="21"/>
-          <w:u w:color="000000"/>
-          <w:shd w:val="clear" w:color="auto" w:fill="ffffff"/>
-          <w:rtl w:val="0"/>
-          <w:lang w:val="en-US"/>
-          <w14:textFill>
-            <w14:solidFill>
-              <w14:srgbClr w14:val="000000"/>
-            </w14:solidFill>
-          </w14:textFill>
-        </w:rPr>
-        <w:t xml:space="preserve"> lecture on </w:t>
-      </w:r>
-      <w:r>
-        <w:rPr>
-          <w:rFonts w:ascii="Garamond" w:hAnsi="Garamond" w:hint="default"/>
-          <w:outline w:val="0"/>
-          <w:color w:val="000000"/>
-          <w:sz w:val="21"/>
-          <w:szCs w:val="21"/>
-          <w:u w:color="000000"/>
-          <w:shd w:val="clear" w:color="auto" w:fill="ffffff"/>
-          <w:rtl w:val="0"/>
-          <w:lang w:val="en-US"/>
-          <w14:textFill>
-            <w14:solidFill>
-              <w14:srgbClr w14:val="000000"/>
-            </w14:solidFill>
-          </w14:textFill>
-        </w:rPr>
-        <w:t>…</w:t>
-      </w:r>
-      <w:r>
-        <w:rPr>
-          <w:rFonts w:ascii="Garamond" w:hAnsi="Garamond"/>
-          <w:outline w:val="0"/>
-          <w:color w:val="000000"/>
-          <w:sz w:val="21"/>
-          <w:szCs w:val="21"/>
-          <w:u w:color="000000"/>
-          <w:shd w:val="clear" w:color="auto" w:fill="ffffff"/>
-          <w:rtl w:val="0"/>
-          <w:lang w:val="en-US"/>
-          <w14:textFill>
-            <w14:solidFill>
-              <w14:srgbClr w14:val="000000"/>
-            </w14:solidFill>
-          </w14:textFill>
-        </w:rPr>
-        <w:t>. ptg.</w:t>
-      </w:r>
-    </w:p>
-    <w:p>
-      <w:pPr>
-        <w:pStyle w:val="Body"/>
-        <w:spacing w:after="0" w:line="240" w:lineRule="auto"/>
-        <w:rPr>
-          <w:rFonts w:ascii="Garamond" w:cs="Garamond" w:hAnsi="Garamond" w:eastAsia="Garamond"/>
-          <w:sz w:val="24"/>
-          <w:szCs w:val="24"/>
-        </w:rPr>
-      </w:pPr>
-      <w:r>
-        <w:rPr>
-          <w:rFonts w:ascii="Garamond" w:hAnsi="Garamond"/>
-          <w:outline w:val="0"/>
-          <w:color w:val="000000"/>
-          <w:sz w:val="21"/>
-          <w:szCs w:val="21"/>
-          <w:u w:color="000000"/>
-          <w:shd w:val="clear" w:color="auto" w:fill="ffffff"/>
-          <w:rtl w:val="0"/>
-          <w:lang w:val="en-US"/>
-          <w14:textFill>
-            <w14:solidFill>
-              <w14:srgbClr w14:val="000000"/>
-            </w14:solidFill>
-          </w14:textFill>
-        </w:rPr>
-        <w:t xml:space="preserve">Ray came to dine. Heard Adrian on the Radio </w:t>
-      </w:r>
-      <w:r>
-        <w:rPr>
-          <w:rFonts w:ascii="Garamond" w:hAnsi="Garamond" w:hint="default"/>
-          <w:outline w:val="0"/>
-          <w:color w:val="000000"/>
-          <w:sz w:val="21"/>
-          <w:szCs w:val="21"/>
-          <w:u w:color="000000"/>
-          <w:shd w:val="clear" w:color="auto" w:fill="ffffff"/>
-          <w:rtl w:val="0"/>
-          <w:lang w:val="en-US"/>
-          <w14:textFill>
-            <w14:solidFill>
-              <w14:srgbClr w14:val="000000"/>
-            </w14:solidFill>
-          </w14:textFill>
-        </w:rPr>
-        <w:t>“</w:t>
-      </w:r>
-      <w:r>
-        <w:rPr>
-          <w:rFonts w:ascii="Garamond" w:hAnsi="Garamond"/>
-          <w:outline w:val="0"/>
-          <w:color w:val="000000"/>
-          <w:sz w:val="21"/>
-          <w:szCs w:val="21"/>
-          <w:u w:color="000000"/>
-          <w:shd w:val="clear" w:color="auto" w:fill="ffffff"/>
-          <w:rtl w:val="0"/>
-          <w:lang w:val="en-US"/>
-          <w14:textFill>
-            <w14:solidFill>
-              <w14:srgbClr w14:val="000000"/>
-            </w14:solidFill>
-          </w14:textFill>
-        </w:rPr>
-        <w:t>Normal and Abnormal Personalities</w:t>
-      </w:r>
-      <w:r>
-        <w:rPr>
-          <w:rFonts w:ascii="Garamond" w:hAnsi="Garamond" w:hint="default"/>
-          <w:outline w:val="0"/>
-          <w:color w:val="000000"/>
-          <w:sz w:val="21"/>
-          <w:szCs w:val="21"/>
-          <w:u w:color="000000"/>
-          <w:shd w:val="clear" w:color="auto" w:fill="ffffff"/>
-          <w:rtl w:val="0"/>
-          <w:lang w:val="en-US"/>
-          <w14:textFill>
-            <w14:solidFill>
-              <w14:srgbClr w14:val="000000"/>
-            </w14:solidFill>
-          </w14:textFill>
-        </w:rPr>
-        <w:t>”</w:t>
-      </w:r>
-      <w:r>
-        <w:rPr>
-          <w:rFonts w:ascii="Garamond" w:hAnsi="Garamond"/>
-          <w:outline w:val="0"/>
-          <w:color w:val="000000"/>
-          <w:sz w:val="21"/>
-          <w:szCs w:val="21"/>
-          <w:u w:color="000000"/>
-          <w:shd w:val="clear" w:color="auto" w:fill="ffffff"/>
-          <w:rtl w:val="0"/>
-          <w:lang w:val="en-US"/>
-          <w14:textFill>
-            <w14:solidFill>
-              <w14:srgbClr w14:val="000000"/>
-            </w14:solidFill>
-          </w14:textFill>
-        </w:rPr>
-        <w:t>. Not as good as it wd. have been if they hadn</w:t>
-      </w:r>
-      <w:r>
-        <w:rPr>
-          <w:rFonts w:ascii="Garamond" w:hAnsi="Garamond" w:hint="default"/>
-          <w:outline w:val="0"/>
-          <w:color w:val="000000"/>
-          <w:sz w:val="21"/>
-          <w:szCs w:val="21"/>
-          <w:u w:color="000000"/>
-          <w:shd w:val="clear" w:color="auto" w:fill="ffffff"/>
-          <w:rtl w:val="0"/>
-          <w:lang w:val="en-US"/>
-          <w14:textFill>
-            <w14:solidFill>
-              <w14:srgbClr w14:val="000000"/>
-            </w14:solidFill>
-          </w14:textFill>
-        </w:rPr>
-        <w:t>’</w:t>
-      </w:r>
-      <w:r>
-        <w:rPr>
-          <w:rFonts w:ascii="Garamond" w:hAnsi="Garamond"/>
-          <w:outline w:val="0"/>
-          <w:color w:val="000000"/>
-          <w:sz w:val="21"/>
-          <w:szCs w:val="21"/>
-          <w:u w:color="000000"/>
-          <w:shd w:val="clear" w:color="auto" w:fill="ffffff"/>
-          <w:rtl w:val="0"/>
-          <w:lang w:val="en-US"/>
-          <w14:textFill>
-            <w14:solidFill>
-              <w14:srgbClr w14:val="000000"/>
-            </w14:solidFill>
-          </w14:textFill>
-        </w:rPr>
-        <w:t>t mistaken the date and given him only 24 hours!!</w:t>
-      </w:r>
-    </w:p>
-    <w:p>
-      <w:pPr>
-        <w:pStyle w:val="Body"/>
-        <w:spacing w:after="0" w:line="240" w:lineRule="auto"/>
-        <w:rPr>
-          <w:rFonts w:ascii="Garamond" w:cs="Garamond" w:hAnsi="Garamond" w:eastAsia="Garamond"/>
-          <w:sz w:val="24"/>
-          <w:szCs w:val="24"/>
-          <w:lang w:val="en-US"/>
-        </w:rPr>
-      </w:pPr>
-    </w:p>
-    <w:p>
-      <w:pPr>
-        <w:pStyle w:val="Body"/>
-        <w:spacing w:after="0" w:line="240" w:lineRule="auto"/>
-        <w:jc w:val="center"/>
-        <w:rPr>
-          <w:rFonts w:ascii="Garamond" w:cs="Garamond" w:hAnsi="Garamond" w:eastAsia="Garamond"/>
-          <w:outline w:val="0"/>
-          <w:color w:val="000000"/>
-          <w:sz w:val="21"/>
-          <w:szCs w:val="21"/>
-          <w:u w:color="000000"/>
-          <w:shd w:val="clear" w:color="auto" w:fill="ffffff"/>
-          <w14:textFill>
-            <w14:solidFill>
-              <w14:srgbClr w14:val="000000"/>
-            </w14:solidFill>
-          </w14:textFill>
-        </w:rPr>
-      </w:pPr>
-      <w:r>
-        <w:rPr>
-          <w:rFonts w:ascii="Garamond" w:hAnsi="Garamond"/>
-          <w:outline w:val="0"/>
-          <w:color w:val="000000"/>
-          <w:sz w:val="21"/>
-          <w:szCs w:val="21"/>
-          <w:u w:color="000000"/>
-          <w:shd w:val="clear" w:color="auto" w:fill="ffffff"/>
-          <w:rtl w:val="0"/>
-          <w:lang w:val="en-US"/>
-          <w14:textFill>
-            <w14:solidFill>
-              <w14:srgbClr w14:val="000000"/>
-            </w14:solidFill>
-          </w14:textFill>
-        </w:rPr>
-        <w:t>[166] Tuesday, May 29, 1934, London</w:t>
-      </w:r>
-    </w:p>
-    <w:p>
-      <w:pPr>
-        <w:pStyle w:val="Body"/>
-        <w:spacing w:after="0" w:line="240" w:lineRule="auto"/>
-        <w:rPr>
-          <w:rFonts w:ascii="Garamond" w:cs="Garamond" w:hAnsi="Garamond" w:eastAsia="Garamond"/>
-          <w:sz w:val="24"/>
-          <w:szCs w:val="24"/>
-        </w:rPr>
-      </w:pPr>
-      <w:r>
-        <w:rPr>
-          <w:rFonts w:ascii="Garamond" w:hAnsi="Garamond"/>
-          <w:outline w:val="0"/>
-          <w:color w:val="000000"/>
-          <w:sz w:val="21"/>
-          <w:szCs w:val="21"/>
-          <w:u w:color="000000"/>
-          <w:shd w:val="clear" w:color="auto" w:fill="ffffff"/>
-          <w:rtl w:val="0"/>
-          <w:lang w:val="en-US"/>
-          <w14:textFill>
-            <w14:solidFill>
-              <w14:srgbClr w14:val="000000"/>
-            </w14:solidFill>
-          </w14:textFill>
-        </w:rPr>
-        <w:t>Fine</w:t>
-      </w:r>
-    </w:p>
-    <w:p>
-      <w:pPr>
-        <w:pStyle w:val="Body"/>
-        <w:spacing w:after="0" w:line="240" w:lineRule="auto"/>
-        <w:rPr>
-          <w:rFonts w:ascii="Garamond" w:cs="Garamond" w:hAnsi="Garamond" w:eastAsia="Garamond"/>
-          <w:sz w:val="24"/>
-          <w:szCs w:val="24"/>
-        </w:rPr>
-      </w:pPr>
-      <w:r>
-        <w:rPr>
-          <w:rFonts w:ascii="Garamond" w:hAnsi="Garamond"/>
-          <w:outline w:val="0"/>
-          <w:color w:val="000000"/>
-          <w:sz w:val="21"/>
-          <w:szCs w:val="21"/>
-          <w:u w:color="000000"/>
-          <w:shd w:val="clear" w:color="auto" w:fill="ffffff"/>
-          <w:rtl w:val="0"/>
-          <w:lang w:val="en-US"/>
-          <w14:textFill>
-            <w14:solidFill>
-              <w14:srgbClr w14:val="000000"/>
-            </w14:solidFill>
-          </w14:textFill>
-        </w:rPr>
-        <w:t>Went to Karin</w:t>
-      </w:r>
-      <w:r>
-        <w:rPr>
-          <w:rFonts w:ascii="Garamond" w:hAnsi="Garamond" w:hint="default"/>
-          <w:outline w:val="0"/>
-          <w:color w:val="000000"/>
-          <w:sz w:val="21"/>
-          <w:szCs w:val="21"/>
-          <w:u w:color="000000"/>
-          <w:shd w:val="clear" w:color="auto" w:fill="ffffff"/>
-          <w:rtl w:val="0"/>
-          <w:lang w:val="en-US"/>
-          <w14:textFill>
-            <w14:solidFill>
-              <w14:srgbClr w14:val="000000"/>
-            </w14:solidFill>
-          </w14:textFill>
-        </w:rPr>
-        <w:t>’</w:t>
-      </w:r>
-      <w:r>
-        <w:rPr>
-          <w:rFonts w:ascii="Garamond" w:hAnsi="Garamond"/>
-          <w:outline w:val="0"/>
-          <w:color w:val="000000"/>
-          <w:sz w:val="21"/>
-          <w:szCs w:val="21"/>
-          <w:u w:color="000000"/>
-          <w:shd w:val="clear" w:color="auto" w:fill="ffffff"/>
-          <w:rtl w:val="0"/>
-          <w:lang w:val="en-US"/>
-          <w14:textFill>
-            <w14:solidFill>
-              <w14:srgbClr w14:val="000000"/>
-            </w14:solidFill>
-          </w14:textFill>
-        </w:rPr>
-        <w:t>s for her lecture, after lunching here with Ruth Draper and Trevy. Then to De Loray</w:t>
-      </w:r>
-      <w:r>
-        <w:rPr>
-          <w:rFonts w:ascii="Garamond" w:hAnsi="Garamond" w:hint="default"/>
-          <w:outline w:val="0"/>
-          <w:color w:val="000000"/>
-          <w:sz w:val="21"/>
-          <w:szCs w:val="21"/>
-          <w:u w:color="000000"/>
-          <w:shd w:val="clear" w:color="auto" w:fill="ffffff"/>
-          <w:rtl w:val="0"/>
-          <w:lang w:val="en-US"/>
-          <w14:textFill>
-            <w14:solidFill>
-              <w14:srgbClr w14:val="000000"/>
-            </w14:solidFill>
-          </w14:textFill>
-        </w:rPr>
-        <w:t>’</w:t>
-      </w:r>
-      <w:r>
-        <w:rPr>
-          <w:rFonts w:ascii="Garamond" w:hAnsi="Garamond"/>
-          <w:outline w:val="0"/>
-          <w:color w:val="000000"/>
-          <w:sz w:val="21"/>
-          <w:szCs w:val="21"/>
-          <w:u w:color="000000"/>
-          <w:shd w:val="clear" w:color="auto" w:fill="ffffff"/>
-          <w:rtl w:val="0"/>
-          <w:lang w:val="en-US"/>
-          <w14:textFill>
-            <w14:solidFill>
-              <w14:srgbClr w14:val="000000"/>
-            </w14:solidFill>
-          </w14:textFill>
-        </w:rPr>
-        <w:t>s lecture where I met Woolley. Back to an early dinner and then Ruth Draper sent her car</w:t>
-      </w:r>
-      <w:r>
-        <w:rPr>
-          <w:rFonts w:ascii="Garamond" w:hAnsi="Garamond"/>
-          <w:outline w:val="0"/>
-          <w:color w:val="ff0000"/>
-          <w:sz w:val="21"/>
-          <w:szCs w:val="21"/>
-          <w:u w:color="ff0000"/>
-          <w:shd w:val="clear" w:color="auto" w:fill="ffffff"/>
-          <w:rtl w:val="0"/>
-          <w:lang w:val="en-US"/>
-          <w14:textFill>
-            <w14:solidFill>
-              <w14:srgbClr w14:val="FF0000"/>
-            </w14:solidFill>
-          </w14:textFill>
-        </w:rPr>
-        <w:t xml:space="preserve"> </w:t>
-      </w:r>
-      <w:r>
-        <w:rPr>
-          <w:rFonts w:ascii="Garamond" w:hAnsi="Garamond"/>
-          <w:outline w:val="0"/>
-          <w:color w:val="000000"/>
-          <w:sz w:val="21"/>
-          <w:szCs w:val="21"/>
-          <w:u w:color="000000"/>
-          <w:shd w:val="clear" w:color="auto" w:fill="ffffff"/>
-          <w:rtl w:val="0"/>
-          <w:lang w:val="en-US"/>
-          <w14:textFill>
-            <w14:solidFill>
-              <w14:srgbClr w14:val="000000"/>
-            </w14:solidFill>
-          </w14:textFill>
-        </w:rPr>
-        <w:t>for Trevy and me and we picked her up and went to the King</w:t>
-      </w:r>
-      <w:r>
-        <w:rPr>
-          <w:rFonts w:ascii="Garamond" w:hAnsi="Garamond" w:hint="default"/>
-          <w:outline w:val="0"/>
-          <w:color w:val="000000"/>
-          <w:sz w:val="21"/>
-          <w:szCs w:val="21"/>
-          <w:u w:color="000000"/>
-          <w:shd w:val="clear" w:color="auto" w:fill="ffffff"/>
-          <w:rtl w:val="0"/>
-          <w:lang w:val="en-US"/>
-          <w14:textFill>
-            <w14:solidFill>
-              <w14:srgbClr w14:val="000000"/>
-            </w14:solidFill>
-          </w14:textFill>
-        </w:rPr>
-        <w:t>’</w:t>
-      </w:r>
-      <w:r>
-        <w:rPr>
-          <w:rFonts w:ascii="Garamond" w:hAnsi="Garamond"/>
-          <w:outline w:val="0"/>
-          <w:color w:val="000000"/>
-          <w:sz w:val="21"/>
-          <w:szCs w:val="21"/>
-          <w:u w:color="000000"/>
-          <w:shd w:val="clear" w:color="auto" w:fill="ffffff"/>
-          <w:rtl w:val="0"/>
-          <w:lang w:val="en-US"/>
-          <w14:textFill>
-            <w14:solidFill>
-              <w14:srgbClr w14:val="000000"/>
-            </w14:solidFill>
-          </w14:textFill>
-        </w:rPr>
-        <w:t xml:space="preserve">s Theatre in Hammersmith and heard her </w:t>
-      </w:r>
-      <w:r>
-        <w:rPr>
-          <w:rFonts w:ascii="Garamond" w:hAnsi="Garamond"/>
-          <w:outline w:val="0"/>
-          <w:color w:val="ff0000"/>
-          <w:sz w:val="21"/>
-          <w:szCs w:val="21"/>
-          <w:u w:color="ff0000"/>
-          <w:shd w:val="clear" w:color="auto" w:fill="ffffff"/>
-          <w:rtl w:val="0"/>
-          <w:lang w:val="en-US"/>
-          <w14:textFill>
-            <w14:solidFill>
-              <w14:srgbClr w14:val="FF0000"/>
-            </w14:solidFill>
-          </w14:textFill>
-        </w:rPr>
-        <w:t>Improvisations</w:t>
-      </w:r>
-      <w:r>
-        <w:rPr>
-          <w:rFonts w:ascii="Garamond" w:hAnsi="Garamond"/>
-          <w:outline w:val="0"/>
-          <w:color w:val="000000"/>
-          <w:sz w:val="21"/>
-          <w:szCs w:val="21"/>
-          <w:u w:color="000000"/>
-          <w:shd w:val="clear" w:color="auto" w:fill="ffffff"/>
-          <w:rtl w:val="0"/>
-          <w:lang w:val="en-US"/>
-          <w14:textFill>
-            <w14:solidFill>
-              <w14:srgbClr w14:val="000000"/>
-            </w14:solidFill>
-          </w14:textFill>
-        </w:rPr>
-        <w:t xml:space="preserve">. What a fear to hold an audience with laughter and tears for 2 </w:t>
-      </w:r>
-      <w:r>
-        <w:rPr>
-          <w:rFonts w:ascii="Garamond" w:hAnsi="Garamond" w:hint="default"/>
-          <w:outline w:val="0"/>
-          <w:color w:val="000000"/>
-          <w:sz w:val="21"/>
-          <w:szCs w:val="21"/>
-          <w:u w:color="000000"/>
-          <w:shd w:val="clear" w:color="auto" w:fill="ffffff"/>
-          <w:rtl w:val="0"/>
-          <w:lang w:val="en-US"/>
-          <w14:textFill>
-            <w14:solidFill>
-              <w14:srgbClr w14:val="000000"/>
-            </w14:solidFill>
-          </w14:textFill>
-        </w:rPr>
-        <w:t xml:space="preserve">½ </w:t>
-      </w:r>
-      <w:r>
-        <w:rPr>
-          <w:rFonts w:ascii="Garamond" w:hAnsi="Garamond"/>
-          <w:outline w:val="0"/>
-          <w:color w:val="000000"/>
-          <w:sz w:val="21"/>
-          <w:szCs w:val="21"/>
-          <w:u w:color="000000"/>
-          <w:shd w:val="clear" w:color="auto" w:fill="ffffff"/>
-          <w:rtl w:val="0"/>
-          <w:lang w:val="en-US"/>
-          <w14:textFill>
-            <w14:solidFill>
-              <w14:srgbClr w14:val="000000"/>
-            </w14:solidFill>
-          </w14:textFill>
-        </w:rPr>
-        <w:t>hours!</w:t>
-      </w:r>
-    </w:p>
-    <w:p>
-      <w:pPr>
-        <w:pStyle w:val="Body"/>
-        <w:spacing w:after="0" w:line="240" w:lineRule="auto"/>
-        <w:rPr>
-          <w:rFonts w:ascii="Garamond" w:cs="Garamond" w:hAnsi="Garamond" w:eastAsia="Garamond"/>
-          <w:sz w:val="24"/>
-          <w:szCs w:val="24"/>
-          <w:lang w:val="en-US"/>
-        </w:rPr>
-      </w:pPr>
-    </w:p>
-    <w:p>
-      <w:pPr>
-        <w:pStyle w:val="Body"/>
-        <w:spacing w:after="0" w:line="240" w:lineRule="auto"/>
-        <w:jc w:val="center"/>
-        <w:rPr>
-          <w:rFonts w:ascii="Garamond" w:cs="Garamond" w:hAnsi="Garamond" w:eastAsia="Garamond"/>
-          <w:outline w:val="0"/>
-          <w:color w:val="000000"/>
-          <w:sz w:val="21"/>
-          <w:szCs w:val="21"/>
-          <w:u w:color="000000"/>
-          <w:shd w:val="clear" w:color="auto" w:fill="ffffff"/>
-          <w14:textFill>
-            <w14:solidFill>
-              <w14:srgbClr w14:val="000000"/>
-            </w14:solidFill>
-          </w14:textFill>
-        </w:rPr>
-      </w:pPr>
-      <w:r>
-        <w:rPr>
-          <w:rFonts w:ascii="Garamond" w:hAnsi="Garamond"/>
-          <w:outline w:val="0"/>
-          <w:color w:val="000000"/>
-          <w:sz w:val="21"/>
-          <w:szCs w:val="21"/>
-          <w:u w:color="000000"/>
-          <w:shd w:val="clear" w:color="auto" w:fill="ffffff"/>
-          <w:rtl w:val="0"/>
-          <w:lang w:val="en-US"/>
-          <w14:textFill>
-            <w14:solidFill>
-              <w14:srgbClr w14:val="000000"/>
-            </w14:solidFill>
-          </w14:textFill>
-        </w:rPr>
-        <w:t>[167] Wednesday, May 30, 1934</w:t>
-      </w:r>
-    </w:p>
-    <w:p>
-      <w:pPr>
-        <w:pStyle w:val="Body"/>
-        <w:spacing w:after="0" w:line="240" w:lineRule="auto"/>
-        <w:rPr>
-          <w:rFonts w:ascii="Garamond" w:cs="Garamond" w:hAnsi="Garamond" w:eastAsia="Garamond"/>
-          <w:sz w:val="24"/>
-          <w:szCs w:val="24"/>
-        </w:rPr>
-      </w:pPr>
-      <w:r>
-        <w:rPr>
-          <w:rFonts w:ascii="Garamond" w:hAnsi="Garamond"/>
-          <w:outline w:val="0"/>
-          <w:color w:val="000000"/>
-          <w:sz w:val="21"/>
-          <w:szCs w:val="21"/>
-          <w:u w:color="000000"/>
-          <w:shd w:val="clear" w:color="auto" w:fill="ffffff"/>
-          <w:rtl w:val="0"/>
-          <w:lang w:val="en-US"/>
-          <w14:textFill>
-            <w14:solidFill>
-              <w14:srgbClr w14:val="000000"/>
-            </w14:solidFill>
-          </w14:textFill>
-        </w:rPr>
-        <w:t>Fine</w:t>
-      </w:r>
-    </w:p>
-    <w:p>
-      <w:pPr>
-        <w:pStyle w:val="Body"/>
-        <w:spacing w:after="0" w:line="240" w:lineRule="auto"/>
-        <w:rPr>
-          <w:rFonts w:ascii="Garamond" w:cs="Garamond" w:hAnsi="Garamond" w:eastAsia="Garamond"/>
-          <w:sz w:val="24"/>
-          <w:szCs w:val="24"/>
-        </w:rPr>
-      </w:pPr>
-      <w:r>
-        <w:rPr>
-          <w:rFonts w:ascii="Garamond" w:hAnsi="Garamond"/>
-          <w:outline w:val="0"/>
-          <w:color w:val="000000"/>
-          <w:sz w:val="21"/>
-          <w:szCs w:val="21"/>
-          <w:u w:color="000000"/>
-          <w:shd w:val="clear" w:color="auto" w:fill="ffffff"/>
-          <w:rtl w:val="0"/>
-          <w:lang w:val="en-US"/>
-          <w14:textFill>
-            <w14:solidFill>
-              <w14:srgbClr w14:val="000000"/>
-            </w14:solidFill>
-          </w14:textFill>
-        </w:rPr>
-        <w:t>Went to Karin</w:t>
-      </w:r>
-      <w:r>
-        <w:rPr>
-          <w:rFonts w:ascii="Garamond" w:hAnsi="Garamond" w:hint="default"/>
-          <w:outline w:val="0"/>
-          <w:color w:val="000000"/>
-          <w:sz w:val="21"/>
-          <w:szCs w:val="21"/>
-          <w:u w:color="000000"/>
-          <w:shd w:val="clear" w:color="auto" w:fill="ffffff"/>
-          <w:rtl w:val="0"/>
-          <w:lang w:val="en-US"/>
-          <w14:textFill>
-            <w14:solidFill>
-              <w14:srgbClr w14:val="000000"/>
-            </w14:solidFill>
-          </w14:textFill>
-        </w:rPr>
-        <w:t>’</w:t>
-      </w:r>
-      <w:r>
-        <w:rPr>
-          <w:rFonts w:ascii="Garamond" w:hAnsi="Garamond"/>
-          <w:outline w:val="0"/>
-          <w:color w:val="000000"/>
-          <w:sz w:val="21"/>
-          <w:szCs w:val="21"/>
-          <w:u w:color="000000"/>
-          <w:shd w:val="clear" w:color="auto" w:fill="ffffff"/>
-          <w:rtl w:val="0"/>
-          <w:lang w:val="en-US"/>
-          <w14:textFill>
-            <w14:solidFill>
-              <w14:srgbClr w14:val="000000"/>
-            </w14:solidFill>
-          </w14:textFill>
-        </w:rPr>
-        <w:t>s and struggled with her lecture. The poor thing is too busy!</w:t>
-      </w:r>
-    </w:p>
-    <w:p>
-      <w:pPr>
-        <w:pStyle w:val="Body"/>
-        <w:spacing w:after="0" w:line="240" w:lineRule="auto"/>
-        <w:rPr>
-          <w:rFonts w:ascii="Garamond" w:cs="Garamond" w:hAnsi="Garamond" w:eastAsia="Garamond"/>
-          <w:sz w:val="24"/>
-          <w:szCs w:val="24"/>
-        </w:rPr>
-      </w:pPr>
-      <w:r>
-        <w:rPr>
-          <w:rFonts w:ascii="Garamond" w:hAnsi="Garamond"/>
-          <w:outline w:val="0"/>
-          <w:color w:val="000000"/>
-          <w:sz w:val="21"/>
-          <w:szCs w:val="21"/>
-          <w:u w:color="000000"/>
-          <w:shd w:val="clear" w:color="auto" w:fill="ffffff"/>
-          <w:rtl w:val="0"/>
-          <w:lang w:val="en-US"/>
-          <w14:textFill>
-            <w14:solidFill>
-              <w14:srgbClr w14:val="000000"/>
-            </w14:solidFill>
-          </w14:textFill>
-        </w:rPr>
-        <w:t>Dined at the Maclagan</w:t>
-      </w:r>
-      <w:r>
-        <w:rPr>
-          <w:rFonts w:ascii="Garamond" w:hAnsi="Garamond" w:hint="default"/>
-          <w:outline w:val="0"/>
-          <w:color w:val="000000"/>
-          <w:sz w:val="21"/>
-          <w:szCs w:val="21"/>
-          <w:u w:color="000000"/>
-          <w:shd w:val="clear" w:color="auto" w:fill="ffffff"/>
-          <w:rtl w:val="0"/>
-          <w:lang w:val="en-US"/>
-          <w14:textFill>
-            <w14:solidFill>
-              <w14:srgbClr w14:val="000000"/>
-            </w14:solidFill>
-          </w14:textFill>
-        </w:rPr>
-        <w:t>’</w:t>
-      </w:r>
-      <w:r>
-        <w:rPr>
-          <w:rFonts w:ascii="Garamond" w:hAnsi="Garamond"/>
-          <w:outline w:val="0"/>
-          <w:color w:val="000000"/>
-          <w:sz w:val="21"/>
-          <w:szCs w:val="21"/>
-          <w:u w:color="000000"/>
-          <w:shd w:val="clear" w:color="auto" w:fill="ffffff"/>
-          <w:rtl w:val="0"/>
-          <w:lang w:val="en-US"/>
-          <w14:textFill>
-            <w14:solidFill>
-              <w14:srgbClr w14:val="000000"/>
-            </w14:solidFill>
-          </w14:textFill>
-        </w:rPr>
-        <w:t>s with Winlock, a pleasant homely sort of evening. I do like them!</w:t>
-      </w:r>
-    </w:p>
-    <w:p>
-      <w:pPr>
-        <w:pStyle w:val="Body"/>
-        <w:spacing w:after="0" w:line="240" w:lineRule="auto"/>
-        <w:rPr>
-          <w:rFonts w:ascii="Garamond" w:cs="Garamond" w:hAnsi="Garamond" w:eastAsia="Garamond"/>
-          <w:sz w:val="24"/>
-          <w:szCs w:val="24"/>
-          <w:lang w:val="en-US"/>
-        </w:rPr>
-      </w:pPr>
-    </w:p>
-    <w:p>
-      <w:pPr>
-        <w:pStyle w:val="Body"/>
-        <w:spacing w:after="0" w:line="240" w:lineRule="auto"/>
-        <w:jc w:val="center"/>
-        <w:rPr>
-          <w:rFonts w:ascii="Garamond" w:cs="Garamond" w:hAnsi="Garamond" w:eastAsia="Garamond"/>
-          <w:outline w:val="0"/>
-          <w:color w:val="000000"/>
-          <w:sz w:val="21"/>
-          <w:szCs w:val="21"/>
-          <w:u w:color="000000"/>
-          <w:shd w:val="clear" w:color="auto" w:fill="ffffff"/>
-          <w14:textFill>
-            <w14:solidFill>
-              <w14:srgbClr w14:val="000000"/>
-            </w14:solidFill>
-          </w14:textFill>
-        </w:rPr>
-      </w:pPr>
-      <w:r>
-        <w:rPr>
-          <w:rFonts w:ascii="Garamond" w:hAnsi="Garamond"/>
-          <w:outline w:val="0"/>
-          <w:color w:val="000000"/>
-          <w:sz w:val="21"/>
-          <w:szCs w:val="21"/>
-          <w:u w:color="000000"/>
-          <w:shd w:val="clear" w:color="auto" w:fill="ffffff"/>
-          <w:rtl w:val="0"/>
-          <w:lang w:val="en-US"/>
-          <w14:textFill>
-            <w14:solidFill>
-              <w14:srgbClr w14:val="000000"/>
-            </w14:solidFill>
-          </w14:textFill>
-        </w:rPr>
-        <w:t>[168] Thursday, May 31, 1934</w:t>
-      </w:r>
-    </w:p>
-    <w:p>
-      <w:pPr>
-        <w:pStyle w:val="Body"/>
-        <w:spacing w:after="0" w:line="240" w:lineRule="auto"/>
-        <w:rPr>
-          <w:rFonts w:ascii="Garamond" w:cs="Garamond" w:hAnsi="Garamond" w:eastAsia="Garamond"/>
-          <w:sz w:val="24"/>
-          <w:szCs w:val="24"/>
-        </w:rPr>
-      </w:pPr>
-      <w:r>
-        <w:rPr>
-          <w:rFonts w:ascii="Garamond" w:hAnsi="Garamond"/>
-          <w:outline w:val="0"/>
-          <w:color w:val="000000"/>
-          <w:sz w:val="21"/>
-          <w:szCs w:val="21"/>
-          <w:u w:color="000000"/>
-          <w:shd w:val="clear" w:color="auto" w:fill="ffffff"/>
-          <w:rtl w:val="0"/>
-          <w:lang w:val="en-US"/>
-          <w14:textFill>
-            <w14:solidFill>
-              <w14:srgbClr w14:val="000000"/>
-            </w14:solidFill>
-          </w14:textFill>
-        </w:rPr>
-        <w:t>So-so</w:t>
-      </w:r>
-    </w:p>
-    <w:p>
-      <w:pPr>
-        <w:pStyle w:val="Body"/>
-        <w:spacing w:after="0" w:line="240" w:lineRule="auto"/>
-        <w:rPr>
-          <w:rFonts w:ascii="Garamond" w:cs="Garamond" w:hAnsi="Garamond" w:eastAsia="Garamond"/>
-          <w:sz w:val="24"/>
-          <w:szCs w:val="24"/>
-        </w:rPr>
-      </w:pPr>
-      <w:r>
-        <w:rPr>
-          <w:rFonts w:ascii="Garamond" w:hAnsi="Garamond"/>
-          <w:outline w:val="0"/>
-          <w:color w:val="000000"/>
-          <w:sz w:val="21"/>
-          <w:szCs w:val="21"/>
-          <w:u w:color="000000"/>
-          <w:shd w:val="clear" w:color="auto" w:fill="ffffff"/>
-          <w:rtl w:val="0"/>
-          <w:lang w:val="en-US"/>
-          <w14:textFill>
-            <w14:solidFill>
-              <w14:srgbClr w14:val="000000"/>
-            </w14:solidFill>
-          </w14:textFill>
-        </w:rPr>
-        <w:t>Had typist 10-3, working feverishly over</w:t>
-      </w:r>
-      <w:r>
-        <w:rPr>
-          <w:rFonts w:ascii="Garamond" w:hAnsi="Garamond"/>
-          <w:outline w:val="0"/>
-          <w:color w:val="ff0000"/>
-          <w:sz w:val="21"/>
-          <w:szCs w:val="21"/>
-          <w:u w:color="ff0000"/>
-          <w:shd w:val="clear" w:color="auto" w:fill="ffffff"/>
-          <w:rtl w:val="0"/>
-          <w:lang w:val="en-US"/>
-          <w14:textFill>
-            <w14:solidFill>
-              <w14:srgbClr w14:val="FF0000"/>
-            </w14:solidFill>
-          </w14:textFill>
-        </w:rPr>
-        <w:t xml:space="preserve"> </w:t>
-      </w:r>
-      <w:r>
-        <w:rPr>
-          <w:rFonts w:ascii="Garamond" w:hAnsi="Garamond"/>
-          <w:outline w:val="0"/>
-          <w:color w:val="000000"/>
-          <w:sz w:val="21"/>
-          <w:szCs w:val="21"/>
-          <w:u w:color="000000"/>
-          <w:shd w:val="clear" w:color="auto" w:fill="ffffff"/>
-          <w:rtl w:val="0"/>
-          <w:lang w:val="en-US"/>
-          <w14:textFill>
-            <w14:solidFill>
-              <w14:srgbClr w14:val="000000"/>
-            </w14:solidFill>
-          </w14:textFill>
-        </w:rPr>
-        <w:t>Karin</w:t>
-      </w:r>
-      <w:r>
-        <w:rPr>
-          <w:rFonts w:ascii="Garamond" w:hAnsi="Garamond" w:hint="default"/>
-          <w:outline w:val="0"/>
-          <w:color w:val="000000"/>
-          <w:sz w:val="21"/>
-          <w:szCs w:val="21"/>
-          <w:u w:color="000000"/>
-          <w:shd w:val="clear" w:color="auto" w:fill="ffffff"/>
-          <w:rtl w:val="0"/>
-          <w:lang w:val="en-US"/>
-          <w14:textFill>
-            <w14:solidFill>
-              <w14:srgbClr w14:val="000000"/>
-            </w14:solidFill>
-          </w14:textFill>
-        </w:rPr>
-        <w:t>’</w:t>
-      </w:r>
-      <w:r>
-        <w:rPr>
-          <w:rFonts w:ascii="Garamond" w:hAnsi="Garamond"/>
-          <w:outline w:val="0"/>
-          <w:color w:val="000000"/>
-          <w:sz w:val="21"/>
-          <w:szCs w:val="21"/>
-          <w:u w:color="000000"/>
-          <w:shd w:val="clear" w:color="auto" w:fill="ffffff"/>
-          <w:rtl w:val="0"/>
-          <w:lang w:val="en-US"/>
-          <w14:textFill>
-            <w14:solidFill>
-              <w14:srgbClr w14:val="000000"/>
-            </w14:solidFill>
-          </w14:textFill>
-        </w:rPr>
-        <w:t xml:space="preserve">s lecture. Heard Ray on the radio- </w:t>
-      </w:r>
-      <w:r>
-        <w:rPr>
-          <w:rFonts w:ascii="Garamond" w:hAnsi="Garamond" w:hint="default"/>
-          <w:outline w:val="0"/>
-          <w:color w:val="000000"/>
-          <w:sz w:val="21"/>
-          <w:szCs w:val="21"/>
-          <w:u w:color="000000"/>
-          <w:shd w:val="clear" w:color="auto" w:fill="ffffff"/>
-          <w:rtl w:val="0"/>
-          <w:lang w:val="en-US"/>
-          <w14:textFill>
-            <w14:solidFill>
-              <w14:srgbClr w14:val="000000"/>
-            </w14:solidFill>
-          </w14:textFill>
-        </w:rPr>
-        <w:t>“</w:t>
-      </w:r>
-      <w:r>
-        <w:rPr>
-          <w:rFonts w:ascii="Garamond" w:hAnsi="Garamond"/>
-          <w:outline w:val="0"/>
-          <w:color w:val="ff0000"/>
-          <w:sz w:val="21"/>
-          <w:szCs w:val="21"/>
-          <w:u w:color="ff0000"/>
-          <w:shd w:val="clear" w:color="auto" w:fill="ffffff"/>
-          <w:rtl w:val="0"/>
-          <w:lang w:val="en-US"/>
-          <w14:textFill>
-            <w14:solidFill>
-              <w14:srgbClr w14:val="FF0000"/>
-            </w14:solidFill>
-          </w14:textFill>
-        </w:rPr>
-        <w:t>Facty</w:t>
-      </w:r>
-      <w:r>
-        <w:rPr>
-          <w:rFonts w:ascii="Garamond" w:hAnsi="Garamond"/>
-          <w:outline w:val="0"/>
-          <w:color w:val="000000"/>
-          <w:sz w:val="21"/>
-          <w:szCs w:val="21"/>
-          <w:u w:color="000000"/>
-          <w:shd w:val="clear" w:color="auto" w:fill="ffffff"/>
-          <w:rtl w:val="0"/>
-          <w:lang w:val="en-US"/>
-          <w14:textFill>
-            <w14:solidFill>
-              <w14:srgbClr w14:val="000000"/>
-            </w14:solidFill>
-          </w14:textFill>
-        </w:rPr>
-        <w:t xml:space="preserve"> Inspection</w:t>
-      </w:r>
-      <w:r>
-        <w:rPr>
-          <w:rFonts w:ascii="Garamond" w:hAnsi="Garamond" w:hint="default"/>
-          <w:outline w:val="0"/>
-          <w:color w:val="000000"/>
-          <w:sz w:val="21"/>
-          <w:szCs w:val="21"/>
-          <w:u w:color="000000"/>
-          <w:shd w:val="clear" w:color="auto" w:fill="ffffff"/>
-          <w:rtl w:val="0"/>
-          <w:lang w:val="en-US"/>
-          <w14:textFill>
-            <w14:solidFill>
-              <w14:srgbClr w14:val="000000"/>
-            </w14:solidFill>
-          </w14:textFill>
-        </w:rPr>
-        <w:t>”</w:t>
-      </w:r>
-      <w:r>
-        <w:rPr>
-          <w:rFonts w:ascii="Garamond" w:hAnsi="Garamond"/>
-          <w:outline w:val="0"/>
-          <w:color w:val="000000"/>
-          <w:sz w:val="21"/>
-          <w:szCs w:val="21"/>
-          <w:u w:color="000000"/>
-          <w:shd w:val="clear" w:color="auto" w:fill="ffffff"/>
-          <w:rtl w:val="0"/>
-          <w:lang w:val="en-US"/>
-          <w14:textFill>
-            <w14:solidFill>
-              <w14:srgbClr w14:val="000000"/>
-            </w14:solidFill>
-          </w14:textFill>
-        </w:rPr>
-        <w:t>, a most awfully good talk.</w:t>
-      </w:r>
-    </w:p>
-    <w:p>
-      <w:pPr>
-        <w:pStyle w:val="Body"/>
-        <w:spacing w:after="0" w:line="240" w:lineRule="auto"/>
-        <w:rPr>
-          <w:rFonts w:ascii="Garamond" w:cs="Garamond" w:hAnsi="Garamond" w:eastAsia="Garamond"/>
-          <w:sz w:val="24"/>
-          <w:szCs w:val="24"/>
-          <w:lang w:val="en-US"/>
-        </w:rPr>
-      </w:pPr>
-    </w:p>
-    <w:p>
-      <w:pPr>
-        <w:pStyle w:val="Body"/>
-        <w:spacing w:after="0" w:line="240" w:lineRule="auto"/>
-        <w:jc w:val="center"/>
-        <w:rPr>
-          <w:rFonts w:ascii="Garamond" w:cs="Garamond" w:hAnsi="Garamond" w:eastAsia="Garamond"/>
-          <w:sz w:val="24"/>
-          <w:szCs w:val="24"/>
-        </w:rPr>
-      </w:pPr>
-      <w:r>
-        <w:rPr>
-          <w:rFonts w:ascii="Garamond" w:hAnsi="Garamond"/>
-          <w:outline w:val="0"/>
-          <w:color w:val="000000"/>
-          <w:sz w:val="21"/>
-          <w:szCs w:val="21"/>
-          <w:u w:color="000000"/>
-          <w:shd w:val="clear" w:color="auto" w:fill="ffffff"/>
-          <w:rtl w:val="0"/>
-          <w:lang w:val="en-US"/>
-          <w14:textFill>
-            <w14:solidFill>
-              <w14:srgbClr w14:val="000000"/>
-            </w14:solidFill>
-          </w14:textFill>
-        </w:rPr>
-        <w:t>[169] Friday, June 1, 1934</w:t>
-      </w:r>
-    </w:p>
-    <w:p>
-      <w:pPr>
-        <w:pStyle w:val="Body"/>
-        <w:spacing w:after="0" w:line="240" w:lineRule="auto"/>
-        <w:rPr>
-          <w:rFonts w:ascii="Garamond" w:cs="Garamond" w:hAnsi="Garamond" w:eastAsia="Garamond"/>
-          <w:sz w:val="24"/>
-          <w:szCs w:val="24"/>
-        </w:rPr>
-      </w:pPr>
-      <w:r>
-        <w:rPr>
-          <w:rFonts w:ascii="Garamond" w:hAnsi="Garamond"/>
-          <w:outline w:val="0"/>
-          <w:color w:val="000000"/>
-          <w:sz w:val="21"/>
-          <w:szCs w:val="21"/>
-          <w:u w:color="000000"/>
-          <w:shd w:val="clear" w:color="auto" w:fill="ffffff"/>
-          <w:rtl w:val="0"/>
-          <w:lang w:val="en-US"/>
-          <w14:textFill>
-            <w14:solidFill>
-              <w14:srgbClr w14:val="000000"/>
-            </w14:solidFill>
-          </w14:textFill>
-        </w:rPr>
-        <w:t>Perfectly lazy day.</w:t>
-      </w:r>
-    </w:p>
-    <w:p>
-      <w:pPr>
-        <w:pStyle w:val="Body"/>
-        <w:spacing w:after="0" w:line="240" w:lineRule="auto"/>
-        <w:rPr>
-          <w:rFonts w:ascii="Garamond" w:cs="Garamond" w:hAnsi="Garamond" w:eastAsia="Garamond"/>
-          <w:sz w:val="24"/>
-          <w:szCs w:val="24"/>
-          <w:lang w:val="en-US"/>
-        </w:rPr>
-      </w:pPr>
-    </w:p>
-    <w:p>
-      <w:pPr>
-        <w:pStyle w:val="Body"/>
-        <w:spacing w:after="0" w:line="240" w:lineRule="auto"/>
-        <w:jc w:val="center"/>
-        <w:rPr>
-          <w:rFonts w:ascii="Garamond" w:cs="Garamond" w:hAnsi="Garamond" w:eastAsia="Garamond"/>
-          <w:sz w:val="24"/>
-          <w:szCs w:val="24"/>
-        </w:rPr>
-      </w:pPr>
-      <w:r>
-        <w:rPr>
-          <w:rFonts w:ascii="Garamond" w:hAnsi="Garamond"/>
-          <w:outline w:val="0"/>
-          <w:color w:val="000000"/>
-          <w:sz w:val="21"/>
-          <w:szCs w:val="21"/>
-          <w:u w:color="000000"/>
-          <w:shd w:val="clear" w:color="auto" w:fill="ffffff"/>
-          <w:rtl w:val="0"/>
-          <w:lang w:val="en-US"/>
-          <w14:textFill>
-            <w14:solidFill>
-              <w14:srgbClr w14:val="000000"/>
-            </w14:solidFill>
-          </w14:textFill>
-        </w:rPr>
-        <w:t>[170] Saturday, June 2, 1934 Kings Head</w:t>
-      </w:r>
-    </w:p>
-    <w:p>
-      <w:pPr>
-        <w:pStyle w:val="Body"/>
-        <w:spacing w:after="0" w:line="240" w:lineRule="auto"/>
-        <w:rPr>
-          <w:rFonts w:ascii="Garamond" w:cs="Garamond" w:hAnsi="Garamond" w:eastAsia="Garamond"/>
-          <w:sz w:val="24"/>
-          <w:szCs w:val="24"/>
-        </w:rPr>
-      </w:pPr>
-      <w:r>
-        <w:rPr>
-          <w:rFonts w:ascii="Garamond" w:hAnsi="Garamond"/>
-          <w:outline w:val="0"/>
-          <w:color w:val="000000"/>
-          <w:sz w:val="21"/>
-          <w:szCs w:val="21"/>
-          <w:u w:color="000000"/>
-          <w:shd w:val="clear" w:color="auto" w:fill="ffffff"/>
-          <w:rtl w:val="0"/>
-          <w:lang w:val="en-US"/>
-          <w14:textFill>
-            <w14:solidFill>
-              <w14:srgbClr w14:val="000000"/>
-            </w14:solidFill>
-          </w14:textFill>
-        </w:rPr>
-        <w:t>Went to Thorpe-le-Soken where K and A met me. What air, decocting, sustaining, fragrant. All most lovely, save for the perfectly savage looks of Ann and Judith, both beautiful but dirty and slovenly beyond words.</w:t>
-      </w:r>
-    </w:p>
-    <w:p>
-      <w:pPr>
-        <w:pStyle w:val="Body"/>
-        <w:spacing w:after="0" w:line="240" w:lineRule="auto"/>
-        <w:rPr>
-          <w:rFonts w:ascii="Garamond" w:cs="Garamond" w:hAnsi="Garamond" w:eastAsia="Garamond"/>
-          <w:sz w:val="24"/>
-          <w:szCs w:val="24"/>
-          <w:lang w:val="en-US"/>
-        </w:rPr>
-      </w:pPr>
-    </w:p>
-    <w:p>
-      <w:pPr>
-        <w:pStyle w:val="Body"/>
-        <w:spacing w:after="0" w:line="240" w:lineRule="auto"/>
-        <w:jc w:val="center"/>
-        <w:rPr>
-          <w:rFonts w:ascii="Garamond" w:cs="Garamond" w:hAnsi="Garamond" w:eastAsia="Garamond"/>
-          <w:sz w:val="24"/>
-          <w:szCs w:val="24"/>
-        </w:rPr>
-      </w:pPr>
-      <w:r>
-        <w:rPr>
-          <w:rFonts w:ascii="Garamond" w:hAnsi="Garamond"/>
-          <w:outline w:val="0"/>
-          <w:color w:val="000000"/>
-          <w:sz w:val="21"/>
-          <w:szCs w:val="21"/>
-          <w:u w:color="000000"/>
-          <w:shd w:val="clear" w:color="auto" w:fill="ffffff"/>
-          <w:rtl w:val="0"/>
-          <w:lang w:val="en-US"/>
-          <w14:textFill>
-            <w14:solidFill>
-              <w14:srgbClr w14:val="000000"/>
-            </w14:solidFill>
-          </w14:textFill>
-        </w:rPr>
-        <w:t>[171] Sunday, June 3, 1934</w:t>
-      </w:r>
-    </w:p>
-    <w:p>
-      <w:pPr>
-        <w:pStyle w:val="Body"/>
-        <w:spacing w:after="0" w:line="240" w:lineRule="auto"/>
-        <w:rPr>
-          <w:rFonts w:ascii="Garamond" w:cs="Garamond" w:hAnsi="Garamond" w:eastAsia="Garamond"/>
-          <w:sz w:val="24"/>
-          <w:szCs w:val="24"/>
-        </w:rPr>
-      </w:pPr>
-      <w:r>
-        <w:rPr>
-          <w:rFonts w:ascii="Garamond" w:hAnsi="Garamond"/>
-          <w:outline w:val="0"/>
-          <w:color w:val="000000"/>
-          <w:sz w:val="21"/>
-          <w:szCs w:val="21"/>
-          <w:u w:color="000000"/>
-          <w:shd w:val="clear" w:color="auto" w:fill="ffffff"/>
-          <w:rtl w:val="0"/>
-          <w:lang w:val="en-US"/>
-          <w14:textFill>
-            <w14:solidFill>
-              <w14:srgbClr w14:val="000000"/>
-            </w14:solidFill>
-          </w14:textFill>
-        </w:rPr>
-        <w:t>Lovely day. Copied Karin</w:t>
-      </w:r>
-      <w:r>
-        <w:rPr>
-          <w:rFonts w:ascii="Garamond" w:hAnsi="Garamond" w:hint="default"/>
-          <w:outline w:val="0"/>
-          <w:color w:val="000000"/>
-          <w:sz w:val="21"/>
-          <w:szCs w:val="21"/>
-          <w:u w:color="000000"/>
-          <w:shd w:val="clear" w:color="auto" w:fill="ffffff"/>
-          <w:rtl w:val="0"/>
-          <w:lang w:val="en-US"/>
-          <w14:textFill>
-            <w14:solidFill>
-              <w14:srgbClr w14:val="000000"/>
-            </w14:solidFill>
-          </w14:textFill>
-        </w:rPr>
-        <w:t>’</w:t>
-      </w:r>
-      <w:r>
-        <w:rPr>
-          <w:rFonts w:ascii="Garamond" w:hAnsi="Garamond"/>
-          <w:outline w:val="0"/>
-          <w:color w:val="000000"/>
-          <w:sz w:val="21"/>
-          <w:szCs w:val="21"/>
-          <w:u w:color="000000"/>
-          <w:shd w:val="clear" w:color="auto" w:fill="ffffff"/>
-          <w:rtl w:val="0"/>
-          <w:lang w:val="en-US"/>
-          <w14:textFill>
-            <w14:solidFill>
-              <w14:srgbClr w14:val="000000"/>
-            </w14:solidFill>
-          </w14:textFill>
-        </w:rPr>
-        <w:t>s new lecture for her.</w:t>
-      </w:r>
-    </w:p>
-    <w:p>
-      <w:pPr>
-        <w:pStyle w:val="Body"/>
-        <w:spacing w:after="0" w:line="240" w:lineRule="auto"/>
-        <w:rPr>
-          <w:rFonts w:ascii="Garamond" w:cs="Garamond" w:hAnsi="Garamond" w:eastAsia="Garamond"/>
-          <w:sz w:val="24"/>
-          <w:szCs w:val="24"/>
-          <w:lang w:val="en-US"/>
-        </w:rPr>
-      </w:pPr>
-    </w:p>
-    <w:p>
-      <w:pPr>
-        <w:pStyle w:val="Body"/>
-        <w:spacing w:after="0" w:line="240" w:lineRule="auto"/>
-        <w:jc w:val="center"/>
-        <w:rPr>
-          <w:rFonts w:ascii="Garamond" w:cs="Garamond" w:hAnsi="Garamond" w:eastAsia="Garamond"/>
-          <w:sz w:val="24"/>
-          <w:szCs w:val="24"/>
-        </w:rPr>
-      </w:pPr>
-      <w:r>
-        <w:rPr>
-          <w:rFonts w:ascii="Garamond" w:hAnsi="Garamond"/>
-          <w:outline w:val="0"/>
-          <w:color w:val="000000"/>
-          <w:sz w:val="21"/>
-          <w:szCs w:val="21"/>
-          <w:u w:color="000000"/>
-          <w:shd w:val="clear" w:color="auto" w:fill="ffffff"/>
-          <w:rtl w:val="0"/>
-          <w:lang w:val="en-US"/>
-          <w14:textFill>
-            <w14:solidFill>
-              <w14:srgbClr w14:val="000000"/>
-            </w14:solidFill>
-          </w14:textFill>
-        </w:rPr>
-        <w:t>[[172] Monday, June 4, 1934 St. Leonard</w:t>
+        <w:t>[172] Monday, June 4, 1934 St. Leonard</w:t>
       </w:r>
       <w:r>
         <w:rPr>

--- a/assets/input/1934/1934.docx
+++ b/assets/input/1934/1934.docx
@@ -19652,7 +19652,7 @@
             </w14:solidFill>
           </w14:textFill>
         </w:rPr>
-        <w:t>[095] Monday,March 19, 1934</w:t>
+        <w:t>[095] Monday, March 19, 1934</w:t>
       </w:r>
     </w:p>
     <w:p>
@@ -29447,7 +29447,7 @@
             </w14:solidFill>
           </w14:textFill>
         </w:rPr>
-        <w:t>Placci came for lunch-walk-tea, bringing Sig.ra Stucchi to lunch.She did not take my fancy. Why burden one</w:t>
+        <w:t>Placci came for lunch-walk-tea, bringing Sig. ra Stucchi to lunch. She did not take my fancy. Why burden one</w:t>
       </w:r>
       <w:r>
         <w:rPr>
@@ -41206,7 +41206,7 @@
             </w14:solidFill>
           </w14:textFill>
         </w:rPr>
-        <w:t>Cooler.Rain</w:t>
+        <w:t>Cooler. Rain</w:t>
       </w:r>
     </w:p>
     <w:p>
